--- a/contracts_templates/supply_contract_template.docx
+++ b/contracts_templates/supply_contract_template.docx
@@ -22,12 +22,26 @@
         </w:rPr>
       </w:pPr>
       <w:r>
+        <w:rPr>
+          <w:rFonts w:eastAsia="Aptos" w:cs="Times New Roman"/>
+        </w:rPr>
         <w:fldChar w:fldCharType="begin"/>
       </w:r>
       <w:r>
+        <w:rPr>
+          <w:rFonts w:eastAsia="Aptos" w:cs="Times New Roman"/>
+        </w:rPr>
         <w:instrText>HYPERLINK "garantF1://1868166.0"</w:instrText>
       </w:r>
       <w:r>
+        <w:rPr>
+          <w:rFonts w:eastAsia="Aptos" w:cs="Times New Roman"/>
+        </w:rPr>
+      </w:r>
+      <w:r>
+        <w:rPr>
+          <w:rFonts w:eastAsia="Aptos" w:cs="Times New Roman"/>
+        </w:rPr>
         <w:fldChar w:fldCharType="separate"/>
       </w:r>
       <w:r>
@@ -42,11 +56,7 @@
       </w:r>
       <w:r>
         <w:rPr>
-          <w:rFonts w:ascii="Arial" w:eastAsia="Times New Roman" w:hAnsi="Arial" w:cs="Times New Roman"/>
-          <w:kern w:val="0"/>
-          <w:sz w:val="24"/>
-          <w:lang w:eastAsia="ru-RU"/>
-          <w14:ligatures w14:val="none"/>
+          <w:rFonts w:eastAsia="Aptos" w:cs="Times New Roman"/>
         </w:rPr>
         <w:fldChar w:fldCharType="end"/>
       </w:r>
@@ -72,22 +82,17 @@
       <w:tblPr>
         <w:tblW w:w="0" w:type="auto"/>
         <w:tblInd w:w="108" w:type="dxa"/>
-        <w:tblLook w:val="0000" w:firstRow="0" w:lastRow="0" w:firstColumn="0" w:lastColumn="0" w:noHBand="0" w:noVBand="0"/>
+        <w:tblLook w:val="04A0" w:firstRow="1" w:lastRow="0" w:firstColumn="1" w:lastColumn="0" w:noHBand="0" w:noVBand="1"/>
       </w:tblPr>
       <w:tblGrid>
-        <w:gridCol w:w="4878"/>
-        <w:gridCol w:w="4369"/>
+        <w:gridCol w:w="4882"/>
+        <w:gridCol w:w="4365"/>
       </w:tblGrid>
       <w:tr>
         <w:tc>
           <w:tcPr>
             <w:tcW w:w="5264" w:type="dxa"/>
-            <w:tcBorders>
-              <w:top w:val="nil"/>
-              <w:left w:val="nil"/>
-              <w:bottom w:val="nil"/>
-              <w:right w:val="nil"/>
-            </w:tcBorders>
+            <w:hideMark/>
           </w:tcPr>
           <w:p>
             <w:pPr>
@@ -113,7 +118,7 @@
                 <w:lang w:eastAsia="ru-RU"/>
                 <w14:ligatures w14:val="none"/>
               </w:rPr>
-              <w:t xml:space="preserve">г. </w:t>
+              <w:t>г. </w:t>
             </w:r>
             <w:r>
               <w:rPr>
@@ -123,61 +128,16 @@
                 <w:lang w:eastAsia="ru-RU"/>
                 <w14:ligatures w14:val="none"/>
               </w:rPr>
-              <w:t>{</w:t>
-            </w:r>
-            <w:r>
-              <w:rPr>
-                <w:rFonts w:ascii="Arial" w:eastAsia="Times New Roman" w:hAnsi="Arial" w:cs="Arial"/>
-                <w:kern w:val="0"/>
-                <w:sz w:val="24"/>
-                <w:lang w:val="en-US" w:eastAsia="ru-RU"/>
-                <w14:ligatures w14:val="none"/>
-              </w:rPr>
-              <w:t>{</w:t>
+              <w:t xml:space="preserve">{{place_of_contract}}</w:t>
             </w:r>
             <w:proofErr w:type="spellStart"/>
-            <w:r>
-              <w:rPr>
-                <w:rFonts w:ascii="Arial" w:eastAsia="Times New Roman" w:hAnsi="Arial" w:cs="Arial"/>
-                <w:kern w:val="0"/>
-                <w:sz w:val="24"/>
-                <w:lang w:eastAsia="ru-RU"/>
-                <w14:ligatures w14:val="none"/>
-              </w:rPr>
-              <w:t>placeOfContract</w:t>
-            </w:r>
             <w:proofErr w:type="spellEnd"/>
-            <w:r>
-              <w:rPr>
-                <w:rFonts w:ascii="Arial" w:eastAsia="Times New Roman" w:hAnsi="Arial" w:cs="Arial"/>
-                <w:kern w:val="0"/>
-                <w:sz w:val="24"/>
-                <w:lang w:val="en-US" w:eastAsia="ru-RU"/>
-                <w14:ligatures w14:val="none"/>
-              </w:rPr>
-              <w:t>}</w:t>
-            </w:r>
-            <w:r>
-              <w:rPr>
-                <w:rFonts w:ascii="Arial" w:eastAsia="Times New Roman" w:hAnsi="Arial" w:cs="Arial"/>
-                <w:kern w:val="0"/>
-                <w:sz w:val="24"/>
-                <w:lang w:eastAsia="ru-RU"/>
-                <w14:ligatures w14:val="none"/>
-              </w:rPr>
-              <w:t>}</w:t>
-            </w:r>
           </w:p>
         </w:tc>
         <w:tc>
           <w:tcPr>
             <w:tcW w:w="4735" w:type="dxa"/>
-            <w:tcBorders>
-              <w:top w:val="nil"/>
-              <w:left w:val="nil"/>
-              <w:bottom w:val="nil"/>
-              <w:right w:val="nil"/>
-            </w:tcBorders>
+            <w:hideMark/>
           </w:tcPr>
           <w:p>
             <w:pPr>
@@ -203,51 +163,10 @@
                 <w:lang w:eastAsia="ru-RU"/>
                 <w14:ligatures w14:val="none"/>
               </w:rPr>
-              <w:t>{</w:t>
-            </w:r>
-            <w:r>
-              <w:rPr>
-                <w:rFonts w:ascii="Arial" w:eastAsia="Times New Roman" w:hAnsi="Arial" w:cs="Arial"/>
-                <w:kern w:val="0"/>
-                <w:sz w:val="24"/>
-                <w:lang w:val="en-US" w:eastAsia="ru-RU"/>
-                <w14:ligatures w14:val="none"/>
-              </w:rPr>
-              <w:t>{</w:t>
+              <w:t xml:space="preserve">{{contract_date}}</w:t>
             </w:r>
             <w:proofErr w:type="spellStart"/>
-            <w:r>
-              <w:rPr>
-                <w:rFonts w:ascii="Arial" w:eastAsia="Times New Roman" w:hAnsi="Arial" w:cs="Arial"/>
-                <w:kern w:val="0"/>
-                <w:sz w:val="24"/>
-                <w:lang w:eastAsia="ru-RU"/>
-                <w14:ligatures w14:val="none"/>
-              </w:rPr>
-              <w:t>contractDate</w:t>
-            </w:r>
             <w:proofErr w:type="spellEnd"/>
-            <w:r>
-              <w:rPr>
-                <w:rFonts w:ascii="Arial" w:eastAsia="Times New Roman" w:hAnsi="Arial" w:cs="Arial"/>
-                <w:kern w:val="0"/>
-                <w:sz w:val="26"/>
-                <w:szCs w:val="26"/>
-                <w:lang w:val="en-US" w:eastAsia="ru-RU"/>
-                <w14:ligatures w14:val="none"/>
-              </w:rPr>
-              <w:t>}</w:t>
-            </w:r>
-            <w:r>
-              <w:rPr>
-                <w:rFonts w:ascii="Arial" w:eastAsia="Times New Roman" w:hAnsi="Arial" w:cs="Arial"/>
-                <w:kern w:val="0"/>
-                <w:sz w:val="24"/>
-                <w:lang w:eastAsia="ru-RU"/>
-                <w14:ligatures w14:val="none"/>
-              </w:rPr>
-              <w:t>}</w:t>
-            </w:r>
           </w:p>
         </w:tc>
       </w:tr>
@@ -293,50 +212,125 @@
           <w:lang w:eastAsia="ru-RU"/>
           <w14:ligatures w14:val="none"/>
         </w:rPr>
-        <w:t>{</w:t>
-      </w:r>
-      <w:r>
-        <w:rPr>
-          <w:rFonts w:ascii="Arial" w:eastAsia="Times New Roman" w:hAnsi="Arial" w:cs="Arial"/>
-          <w:kern w:val="0"/>
-          <w:sz w:val="24"/>
-          <w:lang w:eastAsia="ru-RU"/>
-          <w14:ligatures w14:val="none"/>
-        </w:rPr>
-        <w:t>{</w:t>
+        <w:t xml:space="preserve">{{supplier_full_name}}</w:t>
+      </w:r>
+      <w:r>
+        <w:rPr>
+          <w:rFonts w:ascii="Arial" w:eastAsia="Times New Roman" w:hAnsi="Arial" w:cs="Arial"/>
+          <w:kern w:val="0"/>
+          <w:sz w:val="24"/>
+          <w:lang w:eastAsia="ru-RU"/>
+          <w14:ligatures w14:val="none"/>
+        </w:rPr>
+        <w:t> в лице </w:t>
+      </w:r>
+      <w:r>
+        <w:rPr>
+          <w:rFonts w:ascii="Arial" w:eastAsia="Times New Roman" w:hAnsi="Arial" w:cs="Arial"/>
+          <w:kern w:val="0"/>
+          <w:sz w:val="24"/>
+          <w:lang w:eastAsia="ru-RU"/>
+          <w14:ligatures w14:val="none"/>
+        </w:rPr>
+        <w:t xml:space="preserve">{{supplier_director_position}}</w:t>
+      </w:r>
+      <w:r>
+        <w:rPr>
+          <w:rFonts w:ascii="Arial" w:eastAsia="Times New Roman" w:hAnsi="Arial" w:cs="Arial"/>
+          <w:kern w:val="0"/>
+          <w:sz w:val="24"/>
+          <w:lang w:eastAsia="ru-RU"/>
+          <w14:ligatures w14:val="none"/>
+        </w:rPr>
+        <w:t> </w:t>
+      </w:r>
+      <w:r>
+        <w:rPr>
+          <w:rFonts w:ascii="Arial" w:eastAsia="Times New Roman" w:hAnsi="Arial" w:cs="Arial"/>
+          <w:kern w:val="0"/>
+          <w:sz w:val="24"/>
+          <w:lang w:eastAsia="ru-RU"/>
+          <w14:ligatures w14:val="none"/>
+        </w:rPr>
+        <w:t xml:space="preserve">{{supplier_director}}</w:t>
+      </w:r>
+      <w:r>
+        <w:rPr>
+          <w:rFonts w:ascii="Arial" w:eastAsia="Times New Roman" w:hAnsi="Arial" w:cs="Arial"/>
+          <w:kern w:val="0"/>
+          <w:sz w:val="24"/>
+          <w:lang w:eastAsia="ru-RU"/>
+          <w14:ligatures w14:val="none"/>
+        </w:rPr>
+        <w:t>, действующего на основании </w:t>
+      </w:r>
+      <w:r>
+        <w:rPr>
+          <w:rFonts w:ascii="Arial" w:eastAsia="Times New Roman" w:hAnsi="Arial" w:cs="Arial"/>
+          <w:kern w:val="0"/>
+          <w:sz w:val="24"/>
+          <w:lang w:eastAsia="ru-RU"/>
+          <w14:ligatures w14:val="none"/>
+        </w:rPr>
+        <w:t xml:space="preserve">{{supplier_basis}}</w:t>
+      </w:r>
+      <w:r>
+        <w:rPr>
+          <w:rFonts w:ascii="Arial" w:eastAsia="Times New Roman" w:hAnsi="Arial" w:cs="Arial"/>
+          <w:kern w:val="0"/>
+          <w:sz w:val="24"/>
+          <w:lang w:eastAsia="ru-RU"/>
+          <w14:ligatures w14:val="none"/>
+        </w:rPr>
+        <w:t>, именуемое в дальнейшем "Поставщик", с одной стороны и </w:t>
+      </w:r>
+      <w:r>
+        <w:rPr>
+          <w:rFonts w:ascii="Arial" w:eastAsia="Times New Roman" w:hAnsi="Arial" w:cs="Arial"/>
+          <w:kern w:val="0"/>
+          <w:sz w:val="24"/>
+          <w:lang w:eastAsia="ru-RU"/>
+          <w14:ligatures w14:val="none"/>
+        </w:rPr>
+        <w:t xml:space="preserve">{{buyer_full_name}}</w:t>
       </w:r>
       <w:proofErr w:type="spellStart"/>
-      <w:r>
-        <w:rPr>
-          <w:rFonts w:ascii="Arial" w:eastAsia="Times New Roman" w:hAnsi="Arial" w:cs="Arial"/>
-          <w:kern w:val="0"/>
-          <w:sz w:val="24"/>
-          <w:lang w:val="en-US" w:eastAsia="ru-RU"/>
-          <w14:ligatures w14:val="none"/>
-        </w:rPr>
-        <w:t>supplierFullName</w:t>
-      </w:r>
       <w:proofErr w:type="spellEnd"/>
-      <w:r>
-        <w:rPr>
-          <w:rFonts w:ascii="Arial" w:eastAsia="Times New Roman" w:hAnsi="Arial" w:cs="Arial"/>
-          <w:kern w:val="0"/>
-          <w:sz w:val="24"/>
-          <w:lang w:eastAsia="ru-RU"/>
-          <w14:ligatures w14:val="none"/>
-        </w:rPr>
-        <w:t>}</w:t>
-      </w:r>
-      <w:r>
-        <w:rPr>
-          <w:rFonts w:ascii="Arial" w:eastAsia="Times New Roman" w:hAnsi="Arial" w:cs="Arial"/>
-          <w:kern w:val="0"/>
-          <w:sz w:val="24"/>
-          <w:lang w:eastAsia="ru-RU"/>
-          <w14:ligatures w14:val="none"/>
-        </w:rPr>
-        <w:t>}</w:t>
-      </w:r>
+      <w:proofErr w:type="spellStart"/>
+      <w:proofErr w:type="spellEnd"/>
+      <w:proofErr w:type="spellStart"/>
+      <w:proofErr w:type="spellEnd"/>
+      <w:proofErr w:type="spellStart"/>
+      <w:proofErr w:type="spellEnd"/>
+      <w:proofErr w:type="spellStart"/>
+      <w:proofErr w:type="spellEnd"/>
+      <w:proofErr w:type="spellStart"/>
+      <w:proofErr w:type="spellEnd"/>
+      <w:proofErr w:type="spellStart"/>
+      <w:proofErr w:type="spellEnd"/>
+      <w:proofErr w:type="spellStart"/>
+      <w:proofErr w:type="spellEnd"/>
+      <w:proofErr w:type="spellStart"/>
+      <w:proofErr w:type="spellEnd"/>
+      <w:proofErr w:type="spellStart"/>
+      <w:proofErr w:type="spellEnd"/>
+    </w:p>
+    <w:p>
+      <w:pPr>
+        <w:widowControl w:val="0"/>
+        <w:autoSpaceDE w:val="0"/>
+        <w:autoSpaceDN w:val="0"/>
+        <w:adjustRightInd w:val="0"/>
+        <w:spacing w:line="240" w:lineRule="auto"/>
+        <w:ind w:firstLine="720"/>
+        <w:rPr>
+          <w:rFonts w:ascii="Arial" w:eastAsia="Times New Roman" w:hAnsi="Arial" w:cs="Arial"/>
+          <w:kern w:val="0"/>
+          <w:sz w:val="24"/>
+          <w:lang w:eastAsia="ru-RU"/>
+          <w14:ligatures w14:val="none"/>
+        </w:rPr>
+      </w:pPr>
       <w:r>
         <w:rPr>
           <w:rFonts w:ascii="Arial" w:eastAsia="Times New Roman" w:hAnsi="Arial" w:cs="Arial"/>
@@ -355,521 +349,96 @@
           <w:lang w:eastAsia="ru-RU"/>
           <w14:ligatures w14:val="none"/>
         </w:rPr>
-        <w:t>в</w:t>
-      </w:r>
-      <w:r>
-        <w:rPr>
-          <w:rFonts w:ascii="Arial" w:eastAsia="Times New Roman" w:hAnsi="Arial" w:cs="Arial"/>
-          <w:kern w:val="0"/>
-          <w:sz w:val="24"/>
-          <w:lang w:eastAsia="ru-RU"/>
-          <w14:ligatures w14:val="none"/>
-        </w:rPr>
-        <w:t xml:space="preserve"> </w:t>
-      </w:r>
-      <w:r>
-        <w:rPr>
-          <w:rFonts w:ascii="Arial" w:eastAsia="Times New Roman" w:hAnsi="Arial" w:cs="Arial"/>
-          <w:kern w:val="0"/>
-          <w:sz w:val="24"/>
-          <w:lang w:eastAsia="ru-RU"/>
-          <w14:ligatures w14:val="none"/>
-        </w:rPr>
-        <w:t>лице</w:t>
-      </w:r>
-      <w:r>
-        <w:rPr>
-          <w:rFonts w:ascii="Arial" w:eastAsia="Times New Roman" w:hAnsi="Arial" w:cs="Arial"/>
-          <w:kern w:val="0"/>
-          <w:sz w:val="24"/>
-          <w:lang w:eastAsia="ru-RU"/>
-          <w14:ligatures w14:val="none"/>
-        </w:rPr>
-        <w:t xml:space="preserve"> {</w:t>
-      </w:r>
-      <w:r>
-        <w:rPr>
-          <w:rFonts w:ascii="Arial" w:eastAsia="Times New Roman" w:hAnsi="Arial" w:cs="Arial"/>
-          <w:kern w:val="0"/>
-          <w:sz w:val="24"/>
-          <w:lang w:eastAsia="ru-RU"/>
-          <w14:ligatures w14:val="none"/>
-        </w:rPr>
-        <w:t>{</w:t>
+        <w:t xml:space="preserve">{{buyer_full_name}}</w:t>
+      </w:r>
+      <w:r>
+        <w:rPr>
+          <w:rFonts w:ascii="Arial" w:eastAsia="Times New Roman" w:hAnsi="Arial" w:cs="Arial"/>
+          <w:kern w:val="0"/>
+          <w:sz w:val="24"/>
+          <w:lang w:eastAsia="ru-RU"/>
+          <w14:ligatures w14:val="none"/>
+        </w:rPr>
+        <w:t> в лице </w:t>
+      </w:r>
+      <w:r>
+        <w:rPr>
+          <w:rFonts w:ascii="Arial" w:eastAsia="Times New Roman" w:hAnsi="Arial" w:cs="Arial"/>
+          <w:kern w:val="0"/>
+          <w:sz w:val="24"/>
+          <w:lang w:eastAsia="ru-RU"/>
+          <w14:ligatures w14:val="none"/>
+        </w:rPr>
+        <w:t xml:space="preserve">{{buyer_director_position}}</w:t>
+      </w:r>
+      <w:r>
+        <w:rPr>
+          <w:rFonts w:ascii="Arial" w:eastAsia="Times New Roman" w:hAnsi="Arial" w:cs="Arial"/>
+          <w:kern w:val="0"/>
+          <w:sz w:val="24"/>
+          <w:lang w:eastAsia="ru-RU"/>
+          <w14:ligatures w14:val="none"/>
+        </w:rPr>
+        <w:t> </w:t>
+      </w:r>
+      <w:r>
+        <w:rPr>
+          <w:rFonts w:ascii="Arial" w:eastAsia="Times New Roman" w:hAnsi="Arial" w:cs="Arial"/>
+          <w:kern w:val="0"/>
+          <w:sz w:val="24"/>
+          <w:lang w:eastAsia="ru-RU"/>
+          <w14:ligatures w14:val="none"/>
+        </w:rPr>
+        <w:t xml:space="preserve">{{buyer_director}}</w:t>
+      </w:r>
+      <w:r>
+        <w:rPr>
+          <w:rFonts w:ascii="Arial" w:eastAsia="Times New Roman" w:hAnsi="Arial" w:cs="Arial"/>
+          <w:kern w:val="0"/>
+          <w:sz w:val="24"/>
+          <w:lang w:eastAsia="ru-RU"/>
+          <w14:ligatures w14:val="none"/>
+        </w:rPr>
+        <w:t>, действующего на основании </w:t>
+      </w:r>
+      <w:r>
+        <w:rPr>
+          <w:rFonts w:ascii="Arial" w:eastAsia="Times New Roman" w:hAnsi="Arial" w:cs="Arial"/>
+          <w:kern w:val="0"/>
+          <w:sz w:val="24"/>
+          <w:lang w:eastAsia="ru-RU"/>
+          <w14:ligatures w14:val="none"/>
+        </w:rPr>
+        <w:t xml:space="preserve">{{buyer_basis}}</w:t>
+      </w:r>
+      <w:r>
+        <w:rPr>
+          <w:rFonts w:ascii="Arial" w:eastAsia="Times New Roman" w:hAnsi="Arial" w:cs="Arial"/>
+          <w:kern w:val="0"/>
+          <w:sz w:val="24"/>
+          <w:lang w:eastAsia="ru-RU"/>
+          <w14:ligatures w14:val="none"/>
+        </w:rPr>
+        <w:t>, именуемое в дальнейшем "Покупатель", с другой стороны, а вместе именуемые "Стороны", заключили настоящий договор о нижеследующем:</w:t>
       </w:r>
       <w:proofErr w:type="spellStart"/>
-      <w:r>
-        <w:rPr>
-          <w:rFonts w:ascii="Arial" w:eastAsia="Times New Roman" w:hAnsi="Arial" w:cs="Arial"/>
-          <w:kern w:val="0"/>
-          <w:sz w:val="24"/>
-          <w:lang w:val="en-US" w:eastAsia="ru-RU"/>
-          <w14:ligatures w14:val="none"/>
-        </w:rPr>
-        <w:t>supplierDirectorPosition</w:t>
-      </w:r>
       <w:proofErr w:type="spellEnd"/>
-      <w:r>
-        <w:rPr>
-          <w:rFonts w:ascii="Arial" w:eastAsia="Times New Roman" w:hAnsi="Arial" w:cs="Arial"/>
-          <w:kern w:val="0"/>
-          <w:sz w:val="24"/>
-          <w:lang w:eastAsia="ru-RU"/>
-          <w14:ligatures w14:val="none"/>
-        </w:rPr>
-        <w:t>}</w:t>
-      </w:r>
-      <w:r>
-        <w:rPr>
-          <w:rFonts w:ascii="Arial" w:eastAsia="Times New Roman" w:hAnsi="Arial" w:cs="Arial"/>
-          <w:kern w:val="0"/>
-          <w:sz w:val="24"/>
-          <w:lang w:eastAsia="ru-RU"/>
-          <w14:ligatures w14:val="none"/>
-        </w:rPr>
-        <w:t>} {</w:t>
-      </w:r>
-      <w:r>
-        <w:rPr>
-          <w:rFonts w:ascii="Arial" w:eastAsia="Times New Roman" w:hAnsi="Arial" w:cs="Arial"/>
-          <w:kern w:val="0"/>
-          <w:sz w:val="24"/>
-          <w:lang w:eastAsia="ru-RU"/>
-          <w14:ligatures w14:val="none"/>
-        </w:rPr>
-        <w:t>{</w:t>
-      </w:r>
       <w:proofErr w:type="spellStart"/>
-      <w:r>
-        <w:rPr>
-          <w:rFonts w:ascii="Arial" w:eastAsia="Times New Roman" w:hAnsi="Arial" w:cs="Arial"/>
-          <w:kern w:val="0"/>
-          <w:sz w:val="24"/>
-          <w:lang w:val="en-US" w:eastAsia="ru-RU"/>
-          <w14:ligatures w14:val="none"/>
-        </w:rPr>
-        <w:t>supplierDirector</w:t>
-      </w:r>
       <w:proofErr w:type="spellEnd"/>
-      <w:r>
-        <w:rPr>
-          <w:rFonts w:ascii="Arial" w:eastAsia="Times New Roman" w:hAnsi="Arial" w:cs="Arial"/>
-          <w:kern w:val="0"/>
-          <w:sz w:val="24"/>
-          <w:lang w:eastAsia="ru-RU"/>
-          <w14:ligatures w14:val="none"/>
-        </w:rPr>
-        <w:t>}</w:t>
-      </w:r>
-      <w:r>
-        <w:rPr>
-          <w:rFonts w:ascii="Arial" w:eastAsia="Times New Roman" w:hAnsi="Arial" w:cs="Arial"/>
-          <w:kern w:val="0"/>
-          <w:sz w:val="24"/>
-          <w:lang w:eastAsia="ru-RU"/>
-          <w14:ligatures w14:val="none"/>
-        </w:rPr>
-        <w:t>}</w:t>
-      </w:r>
-      <w:r>
-        <w:rPr>
-          <w:rFonts w:ascii="Arial" w:eastAsia="Times New Roman" w:hAnsi="Arial" w:cs="Arial"/>
-          <w:kern w:val="0"/>
-          <w:sz w:val="24"/>
-          <w:lang w:eastAsia="ru-RU"/>
-          <w14:ligatures w14:val="none"/>
-        </w:rPr>
-        <w:t>, действующего на основании</w:t>
-      </w:r>
-      <w:r>
-        <w:rPr>
-          <w:rFonts w:ascii="Arial" w:eastAsia="Times New Roman" w:hAnsi="Arial" w:cs="Arial"/>
-          <w:kern w:val="0"/>
-          <w:sz w:val="24"/>
-          <w:lang w:eastAsia="ru-RU"/>
-          <w14:ligatures w14:val="none"/>
-        </w:rPr>
-        <w:t xml:space="preserve"> {</w:t>
-      </w:r>
-      <w:r>
-        <w:rPr>
-          <w:rFonts w:ascii="Arial" w:eastAsia="Times New Roman" w:hAnsi="Arial" w:cs="Arial"/>
-          <w:kern w:val="0"/>
-          <w:sz w:val="24"/>
-          <w:lang w:eastAsia="ru-RU"/>
-          <w14:ligatures w14:val="none"/>
-        </w:rPr>
-        <w:t>{</w:t>
-      </w:r>
       <w:proofErr w:type="spellStart"/>
-      <w:r>
-        <w:rPr>
-          <w:rFonts w:ascii="Arial" w:eastAsia="Times New Roman" w:hAnsi="Arial" w:cs="Arial"/>
-          <w:kern w:val="0"/>
-          <w:sz w:val="24"/>
-          <w:lang w:eastAsia="ru-RU"/>
-          <w14:ligatures w14:val="none"/>
-        </w:rPr>
-        <w:t>supplierBasis</w:t>
-      </w:r>
       <w:proofErr w:type="spellEnd"/>
-      <w:r>
-        <w:rPr>
-          <w:rFonts w:ascii="Arial" w:eastAsia="Times New Roman" w:hAnsi="Arial" w:cs="Arial"/>
-          <w:kern w:val="0"/>
-          <w:sz w:val="24"/>
-          <w:lang w:eastAsia="ru-RU"/>
-          <w14:ligatures w14:val="none"/>
-        </w:rPr>
-        <w:t>}</w:t>
-      </w:r>
-      <w:r>
-        <w:rPr>
-          <w:rFonts w:ascii="Arial" w:eastAsia="Times New Roman" w:hAnsi="Arial" w:cs="Arial"/>
-          <w:kern w:val="0"/>
-          <w:sz w:val="24"/>
-          <w:lang w:eastAsia="ru-RU"/>
-          <w14:ligatures w14:val="none"/>
-        </w:rPr>
-        <w:t>}</w:t>
-      </w:r>
-      <w:r>
-        <w:rPr>
-          <w:rFonts w:ascii="Arial" w:eastAsia="Times New Roman" w:hAnsi="Arial" w:cs="Arial"/>
-          <w:kern w:val="0"/>
-          <w:sz w:val="24"/>
-          <w:lang w:eastAsia="ru-RU"/>
-          <w14:ligatures w14:val="none"/>
-        </w:rPr>
-        <w:t>, именуемое в дальнейшем "Поставщик", с одной стороны и</w:t>
-      </w:r>
-      <w:r>
-        <w:rPr>
-          <w:rFonts w:ascii="Arial" w:eastAsia="Times New Roman" w:hAnsi="Arial" w:cs="Arial"/>
-          <w:kern w:val="0"/>
-          <w:sz w:val="24"/>
-          <w:lang w:eastAsia="ru-RU"/>
-          <w14:ligatures w14:val="none"/>
-        </w:rPr>
-        <w:t xml:space="preserve"> {</w:t>
-      </w:r>
-      <w:r>
-        <w:rPr>
-          <w:rFonts w:ascii="Arial" w:eastAsia="Times New Roman" w:hAnsi="Arial" w:cs="Arial"/>
-          <w:kern w:val="0"/>
-          <w:sz w:val="24"/>
-          <w:lang w:eastAsia="ru-RU"/>
-          <w14:ligatures w14:val="none"/>
-        </w:rPr>
-        <w:t>{</w:t>
-      </w:r>
       <w:proofErr w:type="spellStart"/>
-      <w:r>
-        <w:rPr>
-          <w:rFonts w:ascii="Arial" w:eastAsia="Times New Roman" w:hAnsi="Arial" w:cs="Arial"/>
-          <w:kern w:val="0"/>
-          <w:sz w:val="24"/>
-          <w:lang w:eastAsia="ru-RU"/>
-          <w14:ligatures w14:val="none"/>
-        </w:rPr>
-        <w:t>buyerFullName</w:t>
-      </w:r>
       <w:proofErr w:type="spellEnd"/>
-      <w:r>
-        <w:rPr>
-          <w:rFonts w:ascii="Arial" w:eastAsia="Times New Roman" w:hAnsi="Arial" w:cs="Arial"/>
-          <w:kern w:val="0"/>
-          <w:sz w:val="24"/>
-          <w:lang w:eastAsia="ru-RU"/>
-          <w14:ligatures w14:val="none"/>
-        </w:rPr>
-        <w:t>}</w:t>
-      </w:r>
-      <w:r>
-        <w:rPr>
-          <w:rFonts w:ascii="Arial" w:eastAsia="Times New Roman" w:hAnsi="Arial" w:cs="Arial"/>
-          <w:kern w:val="0"/>
-          <w:sz w:val="24"/>
-          <w:lang w:eastAsia="ru-RU"/>
-          <w14:ligatures w14:val="none"/>
-        </w:rPr>
-        <w:t>}</w:t>
-      </w:r>
-    </w:p>
-    <w:p>
-      <w:pPr>
-        <w:widowControl w:val="0"/>
-        <w:autoSpaceDE w:val="0"/>
-        <w:autoSpaceDN w:val="0"/>
-        <w:adjustRightInd w:val="0"/>
-        <w:spacing w:line="240" w:lineRule="auto"/>
-        <w:ind w:firstLine="720"/>
-        <w:rPr>
-          <w:rFonts w:ascii="Arial" w:eastAsia="Times New Roman" w:hAnsi="Arial" w:cs="Arial"/>
-          <w:kern w:val="0"/>
-          <w:sz w:val="24"/>
-          <w:lang w:eastAsia="ru-RU"/>
-          <w14:ligatures w14:val="none"/>
-        </w:rPr>
-      </w:pPr>
-      <w:r>
-        <w:rPr>
-          <w:rFonts w:ascii="Arial" w:eastAsia="Times New Roman" w:hAnsi="Arial" w:cs="Arial"/>
-          <w:kern w:val="0"/>
-          <w:sz w:val="24"/>
-          <w:lang w:eastAsia="ru-RU"/>
-          <w14:ligatures w14:val="none"/>
-        </w:rPr>
-        <w:t xml:space="preserve"> </w:t>
-      </w:r>
-      <w:r>
-        <w:rPr>
-          <w:rFonts w:ascii="Arial" w:eastAsia="Times New Roman" w:hAnsi="Arial" w:cs="Arial"/>
-          <w:kern w:val="0"/>
-          <w:sz w:val="24"/>
-          <w:lang w:eastAsia="ru-RU"/>
-          <w14:ligatures w14:val="none"/>
-        </w:rPr>
-        <w:t>{</w:t>
-      </w:r>
-      <w:r>
-        <w:rPr>
-          <w:rFonts w:ascii="Arial" w:eastAsia="Times New Roman" w:hAnsi="Arial" w:cs="Arial"/>
-          <w:kern w:val="0"/>
-          <w:sz w:val="24"/>
-          <w:lang w:eastAsia="ru-RU"/>
-          <w14:ligatures w14:val="none"/>
-        </w:rPr>
-        <w:t>{</w:t>
-      </w:r>
       <w:proofErr w:type="spellStart"/>
-      <w:r>
-        <w:rPr>
-          <w:rFonts w:ascii="Arial" w:eastAsia="Times New Roman" w:hAnsi="Arial" w:cs="Arial"/>
-          <w:kern w:val="0"/>
-          <w:sz w:val="24"/>
-          <w:lang w:val="en-US" w:eastAsia="ru-RU"/>
-          <w14:ligatures w14:val="none"/>
-        </w:rPr>
-        <w:t>buyerFullName</w:t>
-      </w:r>
       <w:proofErr w:type="spellEnd"/>
-      <w:r>
-        <w:rPr>
-          <w:rFonts w:ascii="Arial" w:eastAsia="Times New Roman" w:hAnsi="Arial" w:cs="Arial"/>
-          <w:kern w:val="0"/>
-          <w:sz w:val="24"/>
-          <w:lang w:eastAsia="ru-RU"/>
-          <w14:ligatures w14:val="none"/>
-        </w:rPr>
-        <w:t>}</w:t>
-      </w:r>
-      <w:r>
-        <w:rPr>
-          <w:rFonts w:ascii="Arial" w:eastAsia="Times New Roman" w:hAnsi="Arial" w:cs="Arial"/>
-          <w:kern w:val="0"/>
-          <w:sz w:val="24"/>
-          <w:lang w:eastAsia="ru-RU"/>
-          <w14:ligatures w14:val="none"/>
-        </w:rPr>
-        <w:t xml:space="preserve">} </w:t>
-      </w:r>
-      <w:r>
-        <w:rPr>
-          <w:rFonts w:ascii="Arial" w:eastAsia="Times New Roman" w:hAnsi="Arial" w:cs="Arial"/>
-          <w:kern w:val="0"/>
-          <w:sz w:val="24"/>
-          <w:lang w:eastAsia="ru-RU"/>
-          <w14:ligatures w14:val="none"/>
-        </w:rPr>
-        <w:t>в</w:t>
-      </w:r>
-      <w:r>
-        <w:rPr>
-          <w:rFonts w:ascii="Arial" w:eastAsia="Times New Roman" w:hAnsi="Arial" w:cs="Arial"/>
-          <w:kern w:val="0"/>
-          <w:sz w:val="24"/>
-          <w:lang w:eastAsia="ru-RU"/>
-          <w14:ligatures w14:val="none"/>
-        </w:rPr>
-        <w:t xml:space="preserve"> </w:t>
-      </w:r>
-      <w:r>
-        <w:rPr>
-          <w:rFonts w:ascii="Arial" w:eastAsia="Times New Roman" w:hAnsi="Arial" w:cs="Arial"/>
-          <w:kern w:val="0"/>
-          <w:sz w:val="24"/>
-          <w:lang w:eastAsia="ru-RU"/>
-          <w14:ligatures w14:val="none"/>
-        </w:rPr>
-        <w:t>лице</w:t>
-      </w:r>
-      <w:r>
-        <w:rPr>
-          <w:rFonts w:ascii="Arial" w:eastAsia="Times New Roman" w:hAnsi="Arial" w:cs="Arial"/>
-          <w:kern w:val="0"/>
-          <w:sz w:val="24"/>
-          <w:lang w:eastAsia="ru-RU"/>
-          <w14:ligatures w14:val="none"/>
-        </w:rPr>
-        <w:t xml:space="preserve"> {</w:t>
-      </w:r>
-      <w:r>
-        <w:rPr>
-          <w:rFonts w:ascii="Arial" w:eastAsia="Times New Roman" w:hAnsi="Arial" w:cs="Arial"/>
-          <w:kern w:val="0"/>
-          <w:sz w:val="24"/>
-          <w:lang w:eastAsia="ru-RU"/>
-          <w14:ligatures w14:val="none"/>
-        </w:rPr>
-        <w:t>{</w:t>
-      </w:r>
       <w:proofErr w:type="spellStart"/>
-      <w:r>
-        <w:rPr>
-          <w:rFonts w:ascii="Arial" w:eastAsia="Times New Roman" w:hAnsi="Arial" w:cs="Arial"/>
-          <w:kern w:val="0"/>
-          <w:sz w:val="24"/>
-          <w:lang w:val="en-US" w:eastAsia="ru-RU"/>
-          <w14:ligatures w14:val="none"/>
-        </w:rPr>
-        <w:t>buyerDirectorPosition</w:t>
-      </w:r>
       <w:proofErr w:type="spellEnd"/>
-      <w:r>
-        <w:rPr>
-          <w:rFonts w:ascii="Arial" w:eastAsia="Times New Roman" w:hAnsi="Arial" w:cs="Arial"/>
-          <w:kern w:val="0"/>
-          <w:sz w:val="24"/>
-          <w:lang w:eastAsia="ru-RU"/>
-          <w14:ligatures w14:val="none"/>
-        </w:rPr>
-        <w:t>}</w:t>
-      </w:r>
-      <w:r>
-        <w:rPr>
-          <w:rFonts w:ascii="Arial" w:eastAsia="Times New Roman" w:hAnsi="Arial" w:cs="Arial"/>
-          <w:kern w:val="0"/>
-          <w:sz w:val="24"/>
-          <w:lang w:eastAsia="ru-RU"/>
-          <w14:ligatures w14:val="none"/>
-        </w:rPr>
-        <w:t>} {</w:t>
-      </w:r>
-      <w:r>
-        <w:rPr>
-          <w:rFonts w:ascii="Arial" w:eastAsia="Times New Roman" w:hAnsi="Arial" w:cs="Arial"/>
-          <w:kern w:val="0"/>
-          <w:sz w:val="24"/>
-          <w:lang w:eastAsia="ru-RU"/>
-          <w14:ligatures w14:val="none"/>
-        </w:rPr>
-        <w:t>{</w:t>
-      </w:r>
       <w:proofErr w:type="spellStart"/>
-      <w:r>
-        <w:rPr>
-          <w:rFonts w:ascii="Arial" w:eastAsia="Times New Roman" w:hAnsi="Arial" w:cs="Arial"/>
-          <w:kern w:val="0"/>
-          <w:sz w:val="24"/>
-          <w:lang w:val="en-US" w:eastAsia="ru-RU"/>
-          <w14:ligatures w14:val="none"/>
-        </w:rPr>
-        <w:t>buyerDirector</w:t>
-      </w:r>
       <w:proofErr w:type="spellEnd"/>
-      <w:r>
-        <w:rPr>
-          <w:rFonts w:ascii="Arial" w:eastAsia="Times New Roman" w:hAnsi="Arial" w:cs="Arial"/>
-          <w:kern w:val="0"/>
-          <w:sz w:val="24"/>
-          <w:lang w:eastAsia="ru-RU"/>
-          <w14:ligatures w14:val="none"/>
-        </w:rPr>
-        <w:t>}</w:t>
-      </w:r>
-      <w:r>
-        <w:rPr>
-          <w:rFonts w:ascii="Arial" w:eastAsia="Times New Roman" w:hAnsi="Arial" w:cs="Arial"/>
-          <w:kern w:val="0"/>
-          <w:sz w:val="24"/>
-          <w:lang w:eastAsia="ru-RU"/>
-          <w14:ligatures w14:val="none"/>
-        </w:rPr>
-        <w:t xml:space="preserve">}, </w:t>
-      </w:r>
-      <w:r>
-        <w:rPr>
-          <w:rFonts w:ascii="Arial" w:eastAsia="Times New Roman" w:hAnsi="Arial" w:cs="Arial"/>
-          <w:kern w:val="0"/>
-          <w:sz w:val="24"/>
-          <w:lang w:eastAsia="ru-RU"/>
-          <w14:ligatures w14:val="none"/>
-        </w:rPr>
-        <w:t xml:space="preserve">действующего на основании </w:t>
-      </w:r>
-      <w:r>
-        <w:rPr>
-          <w:rFonts w:ascii="Arial" w:eastAsia="Times New Roman" w:hAnsi="Arial" w:cs="Arial"/>
-          <w:kern w:val="0"/>
-          <w:sz w:val="24"/>
-          <w:lang w:eastAsia="ru-RU"/>
-          <w14:ligatures w14:val="none"/>
-        </w:rPr>
-        <w:t>{</w:t>
-      </w:r>
-      <w:r>
-        <w:rPr>
-          <w:rFonts w:ascii="Arial" w:eastAsia="Times New Roman" w:hAnsi="Arial" w:cs="Arial"/>
-          <w:kern w:val="0"/>
-          <w:sz w:val="24"/>
-          <w:lang w:eastAsia="ru-RU"/>
-          <w14:ligatures w14:val="none"/>
-        </w:rPr>
-        <w:t>{</w:t>
-      </w:r>
       <w:proofErr w:type="spellStart"/>
-      <w:r>
-        <w:rPr>
-          <w:rFonts w:ascii="Arial" w:eastAsia="Times New Roman" w:hAnsi="Arial" w:cs="Arial"/>
-          <w:kern w:val="0"/>
-          <w:sz w:val="24"/>
-          <w:lang w:eastAsia="ru-RU"/>
-          <w14:ligatures w14:val="none"/>
-        </w:rPr>
-        <w:t>buyerBasis</w:t>
-      </w:r>
       <w:proofErr w:type="spellEnd"/>
-      <w:r>
-        <w:rPr>
-          <w:rFonts w:ascii="Arial" w:eastAsia="Times New Roman" w:hAnsi="Arial" w:cs="Arial"/>
-          <w:kern w:val="0"/>
-          <w:sz w:val="24"/>
-          <w:lang w:eastAsia="ru-RU"/>
-          <w14:ligatures w14:val="none"/>
-        </w:rPr>
-        <w:t>}</w:t>
-      </w:r>
-      <w:r>
-        <w:rPr>
-          <w:rFonts w:ascii="Arial" w:eastAsia="Times New Roman" w:hAnsi="Arial" w:cs="Arial"/>
-          <w:kern w:val="0"/>
-          <w:sz w:val="24"/>
-          <w:lang w:eastAsia="ru-RU"/>
-          <w14:ligatures w14:val="none"/>
-        </w:rPr>
-        <w:t>}</w:t>
-      </w:r>
-      <w:r>
-        <w:rPr>
-          <w:rFonts w:ascii="Arial" w:eastAsia="Times New Roman" w:hAnsi="Arial" w:cs="Arial"/>
-          <w:kern w:val="0"/>
-          <w:sz w:val="24"/>
-          <w:lang w:eastAsia="ru-RU"/>
-          <w14:ligatures w14:val="none"/>
-        </w:rPr>
-        <w:t>, именуемое в дальнейшем "Покупатель", с другой стороны, а вместе именуемые "Стороны", заключили настоящий договор о нижеследующем:</w:t>
-      </w:r>
+      <w:proofErr w:type="spellStart"/>
+      <w:proofErr w:type="spellEnd"/>
     </w:p>
     <w:p>
       <w:pPr>
@@ -1019,70 +588,30 @@
           <w:lang w:eastAsia="ru-RU"/>
           <w14:ligatures w14:val="none"/>
         </w:rPr>
-        <w:t xml:space="preserve">1.3. Получателем товаров является </w:t>
-      </w:r>
-      <w:r>
-        <w:rPr>
-          <w:rFonts w:ascii="Arial" w:eastAsia="Times New Roman" w:hAnsi="Arial" w:cs="Arial"/>
-          <w:kern w:val="0"/>
-          <w:sz w:val="24"/>
-          <w:lang w:eastAsia="ru-RU"/>
-          <w14:ligatures w14:val="none"/>
-        </w:rPr>
-        <w:t>{</w:t>
-      </w:r>
-      <w:r>
-        <w:rPr>
-          <w:rFonts w:ascii="Arial" w:eastAsia="Times New Roman" w:hAnsi="Arial" w:cs="Arial"/>
-          <w:kern w:val="0"/>
-          <w:sz w:val="24"/>
-          <w:lang w:val="en-US" w:eastAsia="ru-RU"/>
-          <w14:ligatures w14:val="none"/>
-        </w:rPr>
-        <w:t>{</w:t>
+        <w:t>1.3. Получателем товаров является </w:t>
+      </w:r>
+      <w:r>
+        <w:rPr>
+          <w:rFonts w:ascii="Arial" w:eastAsia="Times New Roman" w:hAnsi="Arial" w:cs="Arial"/>
+          <w:kern w:val="0"/>
+          <w:sz w:val="24"/>
+          <w:lang w:eastAsia="ru-RU"/>
+          <w14:ligatures w14:val="none"/>
+        </w:rPr>
+        <w:t xml:space="preserve">{{consignee}}</w:t>
+      </w:r>
+      <w:r>
+        <w:rPr>
+          <w:rFonts w:ascii="Arial" w:eastAsia="Times New Roman" w:hAnsi="Arial" w:cs="Arial"/>
+          <w:kern w:val="0"/>
+          <w:sz w:val="24"/>
+          <w:lang w:eastAsia="ru-RU"/>
+          <w14:ligatures w14:val="none"/>
+        </w:rPr>
+        <w:t>.</w:t>
       </w:r>
       <w:proofErr w:type="spellStart"/>
-      <w:r>
-        <w:rPr>
-          <w:rFonts w:ascii="Arial" w:eastAsia="Times New Roman" w:hAnsi="Arial" w:cs="Arial"/>
-          <w:kern w:val="0"/>
-          <w:sz w:val="24"/>
-          <w:lang w:eastAsia="ru-RU"/>
-          <w14:ligatures w14:val="none"/>
-        </w:rPr>
-        <w:t>consignee</w:t>
-      </w:r>
       <w:proofErr w:type="spellEnd"/>
-      <w:r>
-        <w:rPr>
-          <w:rFonts w:ascii="Arial" w:eastAsia="Times New Roman" w:hAnsi="Arial" w:cs="Arial"/>
-          <w:kern w:val="0"/>
-          <w:sz w:val="24"/>
-          <w:lang w:val="en-US" w:eastAsia="ru-RU"/>
-          <w14:ligatures w14:val="none"/>
-        </w:rPr>
-        <w:t>}</w:t>
-      </w:r>
-      <w:r>
-        <w:rPr>
-          <w:rFonts w:ascii="Arial" w:eastAsia="Times New Roman" w:hAnsi="Arial" w:cs="Arial"/>
-          <w:kern w:val="0"/>
-          <w:sz w:val="24"/>
-          <w:lang w:eastAsia="ru-RU"/>
-          <w14:ligatures w14:val="none"/>
-        </w:rPr>
-        <w:t>}</w:t>
-      </w:r>
-      <w:r>
-        <w:rPr>
-          <w:rFonts w:ascii="Arial" w:eastAsia="Times New Roman" w:hAnsi="Arial" w:cs="Arial"/>
-          <w:kern w:val="0"/>
-          <w:sz w:val="24"/>
-          <w:lang w:eastAsia="ru-RU"/>
-          <w14:ligatures w14:val="none"/>
-        </w:rPr>
-        <w:t>.</w:t>
-      </w:r>
     </w:p>
     <w:p>
       <w:pPr>
@@ -1205,59 +734,140 @@
           <w:lang w:eastAsia="ru-RU"/>
           <w14:ligatures w14:val="none"/>
         </w:rPr>
-        <w:t>2.2. Периодичность поставки -</w:t>
-      </w:r>
-      <w:r>
-        <w:rPr>
-          <w:rFonts w:ascii="Arial" w:eastAsia="Times New Roman" w:hAnsi="Arial" w:cs="Arial"/>
-          <w:kern w:val="0"/>
-          <w:sz w:val="24"/>
-          <w:lang w:eastAsia="ru-RU"/>
-          <w14:ligatures w14:val="none"/>
-        </w:rPr>
-        <w:t xml:space="preserve"> {</w:t>
-      </w:r>
-      <w:r>
-        <w:rPr>
-          <w:rFonts w:ascii="Arial" w:eastAsia="Times New Roman" w:hAnsi="Arial" w:cs="Arial"/>
-          <w:kern w:val="0"/>
-          <w:sz w:val="24"/>
-          <w:lang w:eastAsia="ru-RU"/>
-          <w14:ligatures w14:val="none"/>
-        </w:rPr>
-        <w:t>{</w:t>
+        <w:t>2.2. Периодичность поставки - </w:t>
+      </w:r>
+      <w:r>
+        <w:rPr>
+          <w:rFonts w:ascii="Arial" w:eastAsia="Times New Roman" w:hAnsi="Arial" w:cs="Arial"/>
+          <w:kern w:val="0"/>
+          <w:sz w:val="24"/>
+          <w:lang w:eastAsia="ru-RU"/>
+          <w14:ligatures w14:val="none"/>
+        </w:rPr>
+        <w:t xml:space="preserve">{{delivery_frequency}}</w:t>
+      </w:r>
+      <w:r>
+        <w:rPr>
+          <w:rFonts w:ascii="Arial" w:eastAsia="Times New Roman" w:hAnsi="Arial" w:cs="Arial"/>
+          <w:kern w:val="0"/>
+          <w:sz w:val="24"/>
+          <w:lang w:eastAsia="ru-RU"/>
+          <w14:ligatures w14:val="none"/>
+        </w:rPr>
+        <w:t>.</w:t>
+      </w:r>
+    </w:p>
+    <w:p>
+      <w:pPr>
+        <w:widowControl w:val="0"/>
+        <w:autoSpaceDE w:val="0"/>
+        <w:autoSpaceDN w:val="0"/>
+        <w:adjustRightInd w:val="0"/>
+        <w:spacing w:after="0" w:line="240" w:lineRule="auto"/>
+        <w:ind w:firstLine="720"/>
+        <w:rPr>
+          <w:rFonts w:ascii="Arial" w:eastAsia="Times New Roman" w:hAnsi="Arial" w:cs="Arial"/>
+          <w:kern w:val="0"/>
+          <w:sz w:val="24"/>
+          <w:lang w:eastAsia="ru-RU"/>
+          <w14:ligatures w14:val="none"/>
+        </w:rPr>
+      </w:pPr>
+      <w:r>
+        <w:rPr>
+          <w:rFonts w:ascii="Arial" w:eastAsia="Times New Roman" w:hAnsi="Arial" w:cs="Arial"/>
+          <w:kern w:val="0"/>
+          <w:sz w:val="24"/>
+          <w:lang w:eastAsia="ru-RU"/>
+          <w14:ligatures w14:val="none"/>
+        </w:rPr>
+        <w:t>2.3. График поставки товаров: </w:t>
+      </w:r>
+      <w:r>
+        <w:rPr>
+          <w:rFonts w:ascii="Arial" w:eastAsia="Times New Roman" w:hAnsi="Arial" w:cs="Arial"/>
+          <w:kern w:val="0"/>
+          <w:sz w:val="24"/>
+          <w:lang w:eastAsia="ru-RU"/>
+          <w14:ligatures w14:val="none"/>
+        </w:rPr>
+        <w:t xml:space="preserve">{{delivery_schedule}}</w:t>
+      </w:r>
+      <w:r>
+        <w:rPr>
+          <w:rFonts w:ascii="Arial" w:eastAsia="Times New Roman" w:hAnsi="Arial" w:cs="Arial"/>
+          <w:kern w:val="0"/>
+          <w:sz w:val="24"/>
+          <w:lang w:eastAsia="ru-RU"/>
+          <w14:ligatures w14:val="none"/>
+        </w:rPr>
+        <w:t>.</w:t>
       </w:r>
       <w:proofErr w:type="spellStart"/>
-      <w:r>
-        <w:rPr>
-          <w:rFonts w:ascii="Arial" w:eastAsia="Times New Roman" w:hAnsi="Arial" w:cs="Arial"/>
-          <w:kern w:val="0"/>
-          <w:sz w:val="24"/>
-          <w:lang w:val="en-US" w:eastAsia="ru-RU"/>
-          <w14:ligatures w14:val="none"/>
-        </w:rPr>
-        <w:t>deliveryFrequency</w:t>
-      </w:r>
       <w:proofErr w:type="spellEnd"/>
-      <w:r>
-        <w:rPr>
-          <w:rFonts w:ascii="Arial" w:eastAsia="Times New Roman" w:hAnsi="Arial" w:cs="Arial"/>
-          <w:kern w:val="0"/>
-          <w:sz w:val="24"/>
-          <w:lang w:eastAsia="ru-RU"/>
-          <w14:ligatures w14:val="none"/>
-        </w:rPr>
-        <w:t>}</w:t>
-      </w:r>
-      <w:r>
-        <w:rPr>
-          <w:rFonts w:ascii="Arial" w:eastAsia="Times New Roman" w:hAnsi="Arial" w:cs="Arial"/>
-          <w:kern w:val="0"/>
-          <w:sz w:val="24"/>
-          <w:lang w:eastAsia="ru-RU"/>
-          <w14:ligatures w14:val="none"/>
-        </w:rPr>
-        <w:t>}</w:t>
+    </w:p>
+    <w:p>
+      <w:pPr>
+        <w:widowControl w:val="0"/>
+        <w:autoSpaceDE w:val="0"/>
+        <w:autoSpaceDN w:val="0"/>
+        <w:adjustRightInd w:val="0"/>
+        <w:spacing w:after="0" w:line="240" w:lineRule="auto"/>
+        <w:ind w:firstLine="720"/>
+        <w:rPr>
+          <w:rFonts w:ascii="Arial" w:eastAsia="Times New Roman" w:hAnsi="Arial" w:cs="Arial"/>
+          <w:kern w:val="0"/>
+          <w:sz w:val="24"/>
+          <w:lang w:eastAsia="ru-RU"/>
+          <w14:ligatures w14:val="none"/>
+        </w:rPr>
+      </w:pPr>
+      <w:r>
+        <w:rPr>
+          <w:rFonts w:ascii="Arial" w:eastAsia="Times New Roman" w:hAnsi="Arial" w:cs="Arial"/>
+          <w:kern w:val="0"/>
+          <w:sz w:val="24"/>
+          <w:lang w:eastAsia="ru-RU"/>
+          <w14:ligatures w14:val="none"/>
+        </w:rPr>
+        <w:t>2.4. Поставка товаров осуществляется путем отгрузки (передачи) товаров Получателю.</w:t>
+      </w:r>
+    </w:p>
+    <w:p>
+      <w:pPr>
+        <w:widowControl w:val="0"/>
+        <w:autoSpaceDE w:val="0"/>
+        <w:autoSpaceDN w:val="0"/>
+        <w:adjustRightInd w:val="0"/>
+        <w:spacing w:line="240" w:lineRule="auto"/>
+        <w:ind w:firstLine="720"/>
+        <w:rPr>
+          <w:rFonts w:ascii="Arial" w:eastAsia="Times New Roman" w:hAnsi="Arial" w:cs="Arial"/>
+          <w:kern w:val="0"/>
+          <w:sz w:val="24"/>
+          <w:lang w:eastAsia="ru-RU"/>
+          <w14:ligatures w14:val="none"/>
+        </w:rPr>
+      </w:pPr>
+      <w:r>
+        <w:rPr>
+          <w:rFonts w:ascii="Arial" w:eastAsia="Times New Roman" w:hAnsi="Arial" w:cs="Arial"/>
+          <w:kern w:val="0"/>
+          <w:sz w:val="24"/>
+          <w:lang w:eastAsia="ru-RU"/>
+          <w14:ligatures w14:val="none"/>
+        </w:rPr>
+        <w:t>2.5. Доставка товаров осуществляется Поставщиком путем отгрузки их </w:t>
+      </w:r>
+      <w:r>
+        <w:rPr>
+          <w:rFonts w:ascii="Arial" w:eastAsia="Times New Roman" w:hAnsi="Arial" w:cs="Arial"/>
+          <w:kern w:val="0"/>
+          <w:sz w:val="24"/>
+          <w:lang w:eastAsia="ru-RU"/>
+          <w14:ligatures w14:val="none"/>
+        </w:rPr>
+        <w:t xml:space="preserve">{{transport_type}}</w:t>
       </w:r>
       <w:r>
         <w:rPr>
@@ -1269,211 +879,8 @@
         </w:rPr>
         <w:t>.</w:t>
       </w:r>
-    </w:p>
-    <w:p>
-      <w:pPr>
-        <w:widowControl w:val="0"/>
-        <w:autoSpaceDE w:val="0"/>
-        <w:autoSpaceDN w:val="0"/>
-        <w:adjustRightInd w:val="0"/>
-        <w:spacing w:after="0" w:line="240" w:lineRule="auto"/>
-        <w:ind w:firstLine="720"/>
-        <w:rPr>
-          <w:rFonts w:ascii="Arial" w:eastAsia="Times New Roman" w:hAnsi="Arial" w:cs="Arial"/>
-          <w:kern w:val="0"/>
-          <w:sz w:val="24"/>
-          <w:lang w:eastAsia="ru-RU"/>
-          <w14:ligatures w14:val="none"/>
-        </w:rPr>
-      </w:pPr>
-      <w:r>
-        <w:rPr>
-          <w:rFonts w:ascii="Arial" w:eastAsia="Times New Roman" w:hAnsi="Arial" w:cs="Arial"/>
-          <w:kern w:val="0"/>
-          <w:sz w:val="24"/>
-          <w:lang w:eastAsia="ru-RU"/>
-          <w14:ligatures w14:val="none"/>
-        </w:rPr>
-        <w:t xml:space="preserve">2.3. График поставки товаров: </w:t>
-      </w:r>
-      <w:r>
-        <w:rPr>
-          <w:rFonts w:ascii="Arial" w:eastAsia="Times New Roman" w:hAnsi="Arial" w:cs="Arial"/>
-          <w:kern w:val="0"/>
-          <w:sz w:val="24"/>
-          <w:lang w:eastAsia="ru-RU"/>
-          <w14:ligatures w14:val="none"/>
-        </w:rPr>
-        <w:t>{</w:t>
-      </w:r>
-      <w:r>
-        <w:rPr>
-          <w:rFonts w:ascii="Arial" w:eastAsia="Times New Roman" w:hAnsi="Arial" w:cs="Arial"/>
-          <w:kern w:val="0"/>
-          <w:sz w:val="24"/>
-          <w:lang w:eastAsia="ru-RU"/>
-          <w14:ligatures w14:val="none"/>
-        </w:rPr>
-        <w:t>{</w:t>
-      </w:r>
       <w:proofErr w:type="spellStart"/>
-      <w:r>
-        <w:rPr>
-          <w:rFonts w:ascii="Arial" w:eastAsia="Times New Roman" w:hAnsi="Arial" w:cs="Arial"/>
-          <w:kern w:val="0"/>
-          <w:sz w:val="24"/>
-          <w:lang w:eastAsia="ru-RU"/>
-          <w14:ligatures w14:val="none"/>
-        </w:rPr>
-        <w:t>deliverySchedule</w:t>
-      </w:r>
       <w:proofErr w:type="spellEnd"/>
-      <w:r>
-        <w:rPr>
-          <w:rFonts w:ascii="Arial" w:eastAsia="Times New Roman" w:hAnsi="Arial" w:cs="Arial"/>
-          <w:kern w:val="0"/>
-          <w:sz w:val="24"/>
-          <w:lang w:eastAsia="ru-RU"/>
-          <w14:ligatures w14:val="none"/>
-        </w:rPr>
-        <w:t>}</w:t>
-      </w:r>
-      <w:r>
-        <w:rPr>
-          <w:rFonts w:ascii="Arial" w:eastAsia="Times New Roman" w:hAnsi="Arial" w:cs="Arial"/>
-          <w:kern w:val="0"/>
-          <w:sz w:val="24"/>
-          <w:lang w:eastAsia="ru-RU"/>
-          <w14:ligatures w14:val="none"/>
-        </w:rPr>
-        <w:t>}</w:t>
-      </w:r>
-      <w:r>
-        <w:rPr>
-          <w:rFonts w:ascii="Arial" w:eastAsia="Times New Roman" w:hAnsi="Arial" w:cs="Arial"/>
-          <w:kern w:val="0"/>
-          <w:sz w:val="24"/>
-          <w:lang w:eastAsia="ru-RU"/>
-          <w14:ligatures w14:val="none"/>
-        </w:rPr>
-        <w:t>.</w:t>
-      </w:r>
-    </w:p>
-    <w:p>
-      <w:pPr>
-        <w:widowControl w:val="0"/>
-        <w:autoSpaceDE w:val="0"/>
-        <w:autoSpaceDN w:val="0"/>
-        <w:adjustRightInd w:val="0"/>
-        <w:spacing w:after="0" w:line="240" w:lineRule="auto"/>
-        <w:ind w:firstLine="720"/>
-        <w:rPr>
-          <w:rFonts w:ascii="Arial" w:eastAsia="Times New Roman" w:hAnsi="Arial" w:cs="Arial"/>
-          <w:kern w:val="0"/>
-          <w:sz w:val="24"/>
-          <w:lang w:eastAsia="ru-RU"/>
-          <w14:ligatures w14:val="none"/>
-        </w:rPr>
-      </w:pPr>
-      <w:r>
-        <w:rPr>
-          <w:rFonts w:ascii="Arial" w:eastAsia="Times New Roman" w:hAnsi="Arial" w:cs="Arial"/>
-          <w:kern w:val="0"/>
-          <w:sz w:val="24"/>
-          <w:lang w:eastAsia="ru-RU"/>
-          <w14:ligatures w14:val="none"/>
-        </w:rPr>
-        <w:t>2.4. Поставка товаров осуществляется путем отгрузки (передачи) товаров Получателю.</w:t>
-      </w:r>
-    </w:p>
-    <w:p>
-      <w:pPr>
-        <w:widowControl w:val="0"/>
-        <w:autoSpaceDE w:val="0"/>
-        <w:autoSpaceDN w:val="0"/>
-        <w:adjustRightInd w:val="0"/>
-        <w:spacing w:line="240" w:lineRule="auto"/>
-        <w:ind w:firstLine="720"/>
-        <w:rPr>
-          <w:rFonts w:ascii="Arial" w:eastAsia="Times New Roman" w:hAnsi="Arial" w:cs="Arial"/>
-          <w:kern w:val="0"/>
-          <w:sz w:val="24"/>
-          <w:lang w:eastAsia="ru-RU"/>
-          <w14:ligatures w14:val="none"/>
-        </w:rPr>
-      </w:pPr>
-      <w:r>
-        <w:rPr>
-          <w:rFonts w:ascii="Arial" w:eastAsia="Times New Roman" w:hAnsi="Arial" w:cs="Arial"/>
-          <w:kern w:val="0"/>
-          <w:sz w:val="24"/>
-          <w:lang w:eastAsia="ru-RU"/>
-          <w14:ligatures w14:val="none"/>
-        </w:rPr>
-        <w:t xml:space="preserve">2.5. Доставка товаров осуществляется Поставщиком путем отгрузки их </w:t>
-      </w:r>
-      <w:r>
-        <w:rPr>
-          <w:rFonts w:ascii="Arial" w:eastAsia="Times New Roman" w:hAnsi="Arial" w:cs="Arial"/>
-          <w:kern w:val="0"/>
-          <w:sz w:val="24"/>
-          <w:lang w:eastAsia="ru-RU"/>
-          <w14:ligatures w14:val="none"/>
-        </w:rPr>
-        <w:t>{</w:t>
-      </w:r>
-      <w:r>
-        <w:rPr>
-          <w:rFonts w:ascii="Arial" w:eastAsia="Times New Roman" w:hAnsi="Arial" w:cs="Arial"/>
-          <w:kern w:val="0"/>
-          <w:sz w:val="24"/>
-          <w:lang w:eastAsia="ru-RU"/>
-          <w14:ligatures w14:val="none"/>
-        </w:rPr>
-        <w:t>{</w:t>
-      </w:r>
-      <w:proofErr w:type="spellStart"/>
-      <w:r>
-        <w:rPr>
-          <w:rFonts w:ascii="Arial" w:eastAsia="Times New Roman" w:hAnsi="Arial" w:cs="Arial"/>
-          <w:kern w:val="0"/>
-          <w:sz w:val="24"/>
-          <w:lang w:eastAsia="ru-RU"/>
-          <w14:ligatures w14:val="none"/>
-        </w:rPr>
-        <w:t>transportType</w:t>
-      </w:r>
-      <w:proofErr w:type="spellEnd"/>
-      <w:r>
-        <w:rPr>
-          <w:rFonts w:ascii="Arial" w:eastAsia="Times New Roman" w:hAnsi="Arial" w:cs="Arial"/>
-          <w:kern w:val="0"/>
-          <w:sz w:val="24"/>
-          <w:lang w:eastAsia="ru-RU"/>
-          <w14:ligatures w14:val="none"/>
-        </w:rPr>
-        <w:t>}</w:t>
-      </w:r>
-      <w:r>
-        <w:rPr>
-          <w:rFonts w:ascii="Arial" w:eastAsia="Times New Roman" w:hAnsi="Arial" w:cs="Arial"/>
-          <w:kern w:val="0"/>
-          <w:sz w:val="24"/>
-          <w:lang w:eastAsia="ru-RU"/>
-          <w14:ligatures w14:val="none"/>
-        </w:rPr>
-        <w:t>}</w:t>
-      </w:r>
-      <w:r>
-        <w:rPr>
-          <w:rFonts w:ascii="Arial" w:eastAsia="Times New Roman" w:hAnsi="Arial" w:cs="Arial"/>
-          <w:kern w:val="0"/>
-          <w:sz w:val="24"/>
-          <w:lang w:eastAsia="ru-RU"/>
-          <w14:ligatures w14:val="none"/>
-        </w:rPr>
-        <w:t>.</w:t>
-      </w:r>
     </w:p>
     <w:p>
       <w:pPr>
@@ -2115,70 +1522,30 @@
           <w:lang w:eastAsia="ru-RU"/>
           <w14:ligatures w14:val="none"/>
         </w:rPr>
-        <w:t>5.2. Оплата производится в безналичном порядке за каждую партию товара отдельно в течение</w:t>
-      </w:r>
-      <w:r>
-        <w:rPr>
-          <w:rFonts w:ascii="Arial" w:eastAsia="Times New Roman" w:hAnsi="Arial" w:cs="Arial"/>
-          <w:kern w:val="0"/>
-          <w:sz w:val="24"/>
-          <w:lang w:eastAsia="ru-RU"/>
-          <w14:ligatures w14:val="none"/>
-        </w:rPr>
-        <w:t xml:space="preserve"> {</w:t>
-      </w:r>
-      <w:r>
-        <w:rPr>
-          <w:rFonts w:ascii="Arial" w:eastAsia="Times New Roman" w:hAnsi="Arial" w:cs="Arial"/>
-          <w:kern w:val="0"/>
-          <w:sz w:val="24"/>
-          <w:lang w:eastAsia="ru-RU"/>
-          <w14:ligatures w14:val="none"/>
-        </w:rPr>
-        <w:t>{</w:t>
+        <w:t>5.2. Оплата производится в безналичном порядке за каждую партию товара отдельно в течение </w:t>
+      </w:r>
+      <w:r>
+        <w:rPr>
+          <w:rFonts w:ascii="Arial" w:eastAsia="Times New Roman" w:hAnsi="Arial" w:cs="Arial"/>
+          <w:kern w:val="0"/>
+          <w:sz w:val="24"/>
+          <w:lang w:eastAsia="ru-RU"/>
+          <w14:ligatures w14:val="none"/>
+        </w:rPr>
+        <w:t xml:space="preserve">{{payment_term}}</w:t>
+      </w:r>
+      <w:r>
+        <w:rPr>
+          <w:rFonts w:ascii="Arial" w:eastAsia="Times New Roman" w:hAnsi="Arial" w:cs="Arial"/>
+          <w:kern w:val="0"/>
+          <w:sz w:val="24"/>
+          <w:lang w:eastAsia="ru-RU"/>
+          <w14:ligatures w14:val="none"/>
+        </w:rPr>
+        <w:t> дней с момента получения счета-фактуры.</w:t>
       </w:r>
       <w:proofErr w:type="spellStart"/>
-      <w:r>
-        <w:rPr>
-          <w:rFonts w:ascii="Arial" w:eastAsia="Times New Roman" w:hAnsi="Arial" w:cs="Arial"/>
-          <w:kern w:val="0"/>
-          <w:sz w:val="24"/>
-          <w:lang w:eastAsia="ru-RU"/>
-          <w14:ligatures w14:val="none"/>
-        </w:rPr>
-        <w:t>paymentTerm</w:t>
-      </w:r>
       <w:proofErr w:type="spellEnd"/>
-      <w:r>
-        <w:rPr>
-          <w:rFonts w:ascii="Arial" w:eastAsia="Times New Roman" w:hAnsi="Arial" w:cs="Arial"/>
-          <w:kern w:val="0"/>
-          <w:sz w:val="24"/>
-          <w:lang w:eastAsia="ru-RU"/>
-          <w14:ligatures w14:val="none"/>
-        </w:rPr>
-        <w:t>}</w:t>
-      </w:r>
-      <w:r>
-        <w:rPr>
-          <w:rFonts w:ascii="Arial" w:eastAsia="Times New Roman" w:hAnsi="Arial" w:cs="Arial"/>
-          <w:kern w:val="0"/>
-          <w:sz w:val="24"/>
-          <w:lang w:eastAsia="ru-RU"/>
-          <w14:ligatures w14:val="none"/>
-        </w:rPr>
-        <w:t>}</w:t>
-      </w:r>
-      <w:r>
-        <w:rPr>
-          <w:rFonts w:ascii="Arial" w:eastAsia="Times New Roman" w:hAnsi="Arial" w:cs="Arial"/>
-          <w:kern w:val="0"/>
-          <w:sz w:val="24"/>
-          <w:lang w:eastAsia="ru-RU"/>
-          <w14:ligatures w14:val="none"/>
-        </w:rPr>
-        <w:t xml:space="preserve"> дней с момента получения счета-фактуры.</w:t>
-      </w:r>
     </w:p>
     <w:p>
       <w:pPr>
@@ -2328,60 +1695,78 @@
           <w:lang w:eastAsia="ru-RU"/>
           <w14:ligatures w14:val="none"/>
         </w:rPr>
-        <w:t xml:space="preserve">6.2. За недопоставку или просрочку поставки товаров Поставщик уплачивает Покупателю неустойку в размере </w:t>
-      </w:r>
-      <w:r>
-        <w:rPr>
-          <w:rFonts w:ascii="Arial" w:eastAsia="Times New Roman" w:hAnsi="Arial" w:cs="Arial"/>
-          <w:kern w:val="0"/>
-          <w:sz w:val="24"/>
-          <w:lang w:eastAsia="ru-RU"/>
-          <w14:ligatures w14:val="none"/>
-        </w:rPr>
-        <w:t>{</w:t>
-      </w:r>
-      <w:r>
-        <w:rPr>
-          <w:rFonts w:ascii="Arial" w:eastAsia="Times New Roman" w:hAnsi="Arial" w:cs="Arial"/>
-          <w:kern w:val="0"/>
-          <w:sz w:val="24"/>
-          <w:lang w:eastAsia="ru-RU"/>
-          <w14:ligatures w14:val="none"/>
-        </w:rPr>
-        <w:t>{</w:t>
+        <w:t>6.2. За недопоставку или просрочку поставки товаров Поставщик уплачивает Покупателю неустойку в размере </w:t>
+      </w:r>
+      <w:r>
+        <w:rPr>
+          <w:rFonts w:ascii="Arial" w:eastAsia="Times New Roman" w:hAnsi="Arial" w:cs="Arial"/>
+          <w:kern w:val="0"/>
+          <w:sz w:val="24"/>
+          <w:lang w:eastAsia="ru-RU"/>
+          <w14:ligatures w14:val="none"/>
+        </w:rPr>
+        <w:t xml:space="preserve">{{penalty_shortage}}</w:t>
+      </w:r>
+      <w:r>
+        <w:rPr>
+          <w:rFonts w:ascii="Arial" w:eastAsia="Times New Roman" w:hAnsi="Arial" w:cs="Arial"/>
+          <w:kern w:val="0"/>
+          <w:sz w:val="24"/>
+          <w:lang w:eastAsia="ru-RU"/>
+          <w14:ligatures w14:val="none"/>
+        </w:rPr>
+        <w:t>%</w:t>
       </w:r>
       <w:proofErr w:type="spellStart"/>
-      <w:r>
-        <w:rPr>
-          <w:rFonts w:ascii="Arial" w:eastAsia="Times New Roman" w:hAnsi="Arial" w:cs="Arial"/>
-          <w:kern w:val="0"/>
-          <w:sz w:val="24"/>
-          <w:lang w:eastAsia="ru-RU"/>
-          <w14:ligatures w14:val="none"/>
-        </w:rPr>
-        <w:t>penaltyShortage</w:t>
-      </w:r>
       <w:proofErr w:type="spellEnd"/>
       <w:proofErr w:type="gramStart"/>
-      <w:r>
-        <w:rPr>
-          <w:rFonts w:ascii="Arial" w:eastAsia="Times New Roman" w:hAnsi="Arial" w:cs="Arial"/>
-          <w:kern w:val="0"/>
-          <w:sz w:val="24"/>
-          <w:lang w:eastAsia="ru-RU"/>
-          <w14:ligatures w14:val="none"/>
-        </w:rPr>
-        <w:t>}</w:t>
-      </w:r>
-      <w:r>
-        <w:rPr>
-          <w:rFonts w:ascii="Arial" w:eastAsia="Times New Roman" w:hAnsi="Arial" w:cs="Arial"/>
-          <w:kern w:val="0"/>
-          <w:sz w:val="24"/>
-          <w:lang w:eastAsia="ru-RU"/>
-          <w14:ligatures w14:val="none"/>
-        </w:rPr>
-        <w:t>}</w:t>
+      <w:proofErr w:type="gramEnd"/>
+      <w:r>
+        <w:rPr>
+          <w:rFonts w:ascii="Arial" w:eastAsia="Times New Roman" w:hAnsi="Arial" w:cs="Arial"/>
+          <w:kern w:val="0"/>
+          <w:sz w:val="24"/>
+          <w:lang w:eastAsia="ru-RU"/>
+          <w14:ligatures w14:val="none"/>
+        </w:rPr>
+        <w:t xml:space="preserve"> от стоимости всей партии товаров за каждый день просрочки до фактического исполнения обязательства.</w:t>
+      </w:r>
+    </w:p>
+    <w:p>
+      <w:pPr>
+        <w:widowControl w:val="0"/>
+        <w:autoSpaceDE w:val="0"/>
+        <w:autoSpaceDN w:val="0"/>
+        <w:adjustRightInd w:val="0"/>
+        <w:spacing w:after="0" w:line="240" w:lineRule="auto"/>
+        <w:ind w:firstLine="720"/>
+        <w:rPr>
+          <w:rFonts w:ascii="Arial" w:eastAsia="Times New Roman" w:hAnsi="Arial" w:cs="Arial"/>
+          <w:kern w:val="0"/>
+          <w:sz w:val="24"/>
+          <w:lang w:eastAsia="ru-RU"/>
+          <w14:ligatures w14:val="none"/>
+        </w:rPr>
+      </w:pPr>
+      <w:r>
+        <w:rPr>
+          <w:rFonts w:ascii="Arial" w:eastAsia="Times New Roman" w:hAnsi="Arial" w:cs="Arial"/>
+          <w:kern w:val="0"/>
+          <w:sz w:val="24"/>
+          <w:lang w:eastAsia="ru-RU"/>
+          <w14:ligatures w14:val="none"/>
+        </w:rPr>
+        <w:t>6.3. За несвоевременную оплату переданного в соответствии с настоящим договором товара Покупатель уплачивает Поставщику неустойку в размере </w:t>
+      </w:r>
+      <w:r>
+        <w:rPr>
+          <w:rFonts w:ascii="Arial" w:eastAsia="Times New Roman" w:hAnsi="Arial" w:cs="Arial"/>
+          <w:kern w:val="0"/>
+          <w:sz w:val="24"/>
+          <w:lang w:eastAsia="ru-RU"/>
+          <w14:ligatures w14:val="none"/>
+        </w:rPr>
+        <w:t xml:space="preserve">{{penalty_late_payment}}</w:t>
       </w:r>
       <w:r>
         <w:rPr>
@@ -2393,107 +1778,9 @@
         </w:rPr>
         <w:t>%</w:t>
       </w:r>
-      <w:proofErr w:type="gramEnd"/>
-      <w:r>
-        <w:rPr>
-          <w:rFonts w:ascii="Arial" w:eastAsia="Times New Roman" w:hAnsi="Arial" w:cs="Arial"/>
-          <w:kern w:val="0"/>
-          <w:sz w:val="24"/>
-          <w:lang w:eastAsia="ru-RU"/>
-          <w14:ligatures w14:val="none"/>
-        </w:rPr>
-        <w:t xml:space="preserve"> от стоимости всей партии товаров за каждый день просрочки до фактического исполнения обязательства.</w:t>
-      </w:r>
-    </w:p>
-    <w:p>
-      <w:pPr>
-        <w:widowControl w:val="0"/>
-        <w:autoSpaceDE w:val="0"/>
-        <w:autoSpaceDN w:val="0"/>
-        <w:adjustRightInd w:val="0"/>
-        <w:spacing w:after="0" w:line="240" w:lineRule="auto"/>
-        <w:ind w:firstLine="720"/>
-        <w:rPr>
-          <w:rFonts w:ascii="Arial" w:eastAsia="Times New Roman" w:hAnsi="Arial" w:cs="Arial"/>
-          <w:kern w:val="0"/>
-          <w:sz w:val="24"/>
-          <w:lang w:eastAsia="ru-RU"/>
-          <w14:ligatures w14:val="none"/>
-        </w:rPr>
-      </w:pPr>
-      <w:r>
-        <w:rPr>
-          <w:rFonts w:ascii="Arial" w:eastAsia="Times New Roman" w:hAnsi="Arial" w:cs="Arial"/>
-          <w:kern w:val="0"/>
-          <w:sz w:val="24"/>
-          <w:lang w:eastAsia="ru-RU"/>
-          <w14:ligatures w14:val="none"/>
-        </w:rPr>
-        <w:t xml:space="preserve">6.3. За несвоевременную оплату переданного в соответствии с настоящим договором товара Покупатель уплачивает Поставщику неустойку в размере </w:t>
-      </w:r>
-      <w:r>
-        <w:rPr>
-          <w:rFonts w:ascii="Arial" w:eastAsia="Times New Roman" w:hAnsi="Arial" w:cs="Arial"/>
-          <w:kern w:val="0"/>
-          <w:sz w:val="24"/>
-          <w:lang w:eastAsia="ru-RU"/>
-          <w14:ligatures w14:val="none"/>
-        </w:rPr>
-        <w:t>{</w:t>
-      </w:r>
-      <w:r>
-        <w:rPr>
-          <w:rFonts w:ascii="Arial" w:eastAsia="Times New Roman" w:hAnsi="Arial" w:cs="Arial"/>
-          <w:kern w:val="0"/>
-          <w:sz w:val="24"/>
-          <w:lang w:eastAsia="ru-RU"/>
-          <w14:ligatures w14:val="none"/>
-        </w:rPr>
-        <w:t>{</w:t>
-      </w:r>
       <w:proofErr w:type="spellStart"/>
-      <w:r>
-        <w:rPr>
-          <w:rFonts w:ascii="Arial" w:eastAsia="Times New Roman" w:hAnsi="Arial" w:cs="Arial"/>
-          <w:kern w:val="0"/>
-          <w:sz w:val="24"/>
-          <w:lang w:eastAsia="ru-RU"/>
-          <w14:ligatures w14:val="none"/>
-        </w:rPr>
-        <w:t>penaltyLatePayment</w:t>
-      </w:r>
       <w:proofErr w:type="spellEnd"/>
       <w:proofErr w:type="gramStart"/>
-      <w:r>
-        <w:rPr>
-          <w:rFonts w:ascii="Arial" w:eastAsia="Times New Roman" w:hAnsi="Arial" w:cs="Arial"/>
-          <w:kern w:val="0"/>
-          <w:sz w:val="24"/>
-          <w:lang w:eastAsia="ru-RU"/>
-          <w14:ligatures w14:val="none"/>
-        </w:rPr>
-        <w:t>}</w:t>
-      </w:r>
-      <w:r>
-        <w:rPr>
-          <w:rFonts w:ascii="Arial" w:eastAsia="Times New Roman" w:hAnsi="Arial" w:cs="Arial"/>
-          <w:kern w:val="0"/>
-          <w:sz w:val="24"/>
-          <w:lang w:eastAsia="ru-RU"/>
-          <w14:ligatures w14:val="none"/>
-        </w:rPr>
-        <w:t>}</w:t>
-      </w:r>
-      <w:r>
-        <w:rPr>
-          <w:rFonts w:ascii="Arial" w:eastAsia="Times New Roman" w:hAnsi="Arial" w:cs="Arial"/>
-          <w:kern w:val="0"/>
-          <w:sz w:val="24"/>
-          <w:lang w:eastAsia="ru-RU"/>
-          <w14:ligatures w14:val="none"/>
-        </w:rPr>
-        <w:t>%</w:t>
-      </w:r>
       <w:proofErr w:type="gramEnd"/>
       <w:r>
         <w:rPr>
@@ -2628,139 +1915,69 @@
           <w14:ligatures w14:val="none"/>
         </w:rPr>
         <w:lastRenderedPageBreak/>
-        <w:t xml:space="preserve">7.2. Настоящий договор вступает в силу с момента его подписания и действует до </w:t>
-      </w:r>
-      <w:r>
-        <w:rPr>
-          <w:rFonts w:ascii="Arial" w:eastAsia="Times New Roman" w:hAnsi="Arial" w:cs="Arial"/>
-          <w:kern w:val="0"/>
-          <w:sz w:val="24"/>
-          <w:lang w:eastAsia="ru-RU"/>
-          <w14:ligatures w14:val="none"/>
-        </w:rPr>
-        <w:t>{</w:t>
-      </w:r>
-      <w:r>
-        <w:rPr>
-          <w:rFonts w:ascii="Arial" w:eastAsia="Times New Roman" w:hAnsi="Arial" w:cs="Arial"/>
-          <w:kern w:val="0"/>
-          <w:sz w:val="24"/>
-          <w:lang w:eastAsia="ru-RU"/>
-          <w14:ligatures w14:val="none"/>
-        </w:rPr>
-        <w:t>{</w:t>
+        <w:t>7.2. Настоящий договор вступает в силу с момента его подписания и действует до </w:t>
+      </w:r>
+      <w:r>
+        <w:rPr>
+          <w:rFonts w:ascii="Arial" w:eastAsia="Times New Roman" w:hAnsi="Arial" w:cs="Arial"/>
+          <w:kern w:val="0"/>
+          <w:sz w:val="24"/>
+          <w:lang w:eastAsia="ru-RU"/>
+          <w14:ligatures w14:val="none"/>
+        </w:rPr>
+        <w:t xml:space="preserve">{{contract_end_date}}</w:t>
+      </w:r>
+      <w:r>
+        <w:rPr>
+          <w:rFonts w:ascii="Arial" w:eastAsia="Times New Roman" w:hAnsi="Arial" w:cs="Arial"/>
+          <w:kern w:val="0"/>
+          <w:sz w:val="24"/>
+          <w:lang w:eastAsia="ru-RU"/>
+          <w14:ligatures w14:val="none"/>
+        </w:rPr>
+        <w:t>.</w:t>
       </w:r>
       <w:proofErr w:type="spellStart"/>
-      <w:r>
-        <w:rPr>
-          <w:rFonts w:ascii="Arial" w:eastAsia="Times New Roman" w:hAnsi="Arial" w:cs="Arial"/>
-          <w:kern w:val="0"/>
-          <w:sz w:val="24"/>
-          <w:lang w:eastAsia="ru-RU"/>
-          <w14:ligatures w14:val="none"/>
-        </w:rPr>
-        <w:t>contractEndDate</w:t>
-      </w:r>
       <w:proofErr w:type="spellEnd"/>
-      <w:r>
-        <w:rPr>
-          <w:rFonts w:ascii="Arial" w:eastAsia="Times New Roman" w:hAnsi="Arial" w:cs="Arial"/>
-          <w:kern w:val="0"/>
-          <w:sz w:val="24"/>
-          <w:lang w:eastAsia="ru-RU"/>
-          <w14:ligatures w14:val="none"/>
-        </w:rPr>
-        <w:t>}</w:t>
-      </w:r>
-      <w:r>
-        <w:rPr>
-          <w:rFonts w:ascii="Arial" w:eastAsia="Times New Roman" w:hAnsi="Arial" w:cs="Arial"/>
-          <w:kern w:val="0"/>
-          <w:sz w:val="24"/>
-          <w:lang w:eastAsia="ru-RU"/>
-          <w14:ligatures w14:val="none"/>
-        </w:rPr>
-        <w:t>}.</w:t>
-      </w:r>
-    </w:p>
-    <w:p>
-      <w:pPr>
-        <w:widowControl w:val="0"/>
-        <w:autoSpaceDE w:val="0"/>
-        <w:autoSpaceDN w:val="0"/>
-        <w:adjustRightInd w:val="0"/>
-        <w:spacing w:after="0" w:line="240" w:lineRule="auto"/>
-        <w:ind w:firstLine="720"/>
-        <w:rPr>
-          <w:rFonts w:ascii="Arial" w:eastAsia="Times New Roman" w:hAnsi="Arial" w:cs="Arial"/>
-          <w:kern w:val="0"/>
-          <w:sz w:val="24"/>
-          <w:lang w:eastAsia="ru-RU"/>
-          <w14:ligatures w14:val="none"/>
-        </w:rPr>
-      </w:pPr>
-      <w:r>
-        <w:rPr>
-          <w:rFonts w:ascii="Arial" w:eastAsia="Times New Roman" w:hAnsi="Arial" w:cs="Arial"/>
-          <w:kern w:val="0"/>
-          <w:sz w:val="24"/>
-          <w:lang w:eastAsia="ru-RU"/>
-          <w14:ligatures w14:val="none"/>
-        </w:rPr>
-        <w:t xml:space="preserve">7.3. В случае, если ни одна из Сторон после истечения срока действия Договора не заявит о его расторжении, то договор пролонгируется на тех же условиях на </w:t>
-      </w:r>
-      <w:r>
-        <w:rPr>
-          <w:rFonts w:ascii="Arial" w:eastAsia="Times New Roman" w:hAnsi="Arial" w:cs="Arial"/>
-          <w:kern w:val="0"/>
-          <w:sz w:val="24"/>
-          <w:lang w:eastAsia="ru-RU"/>
-          <w14:ligatures w14:val="none"/>
-        </w:rPr>
-        <w:t>{</w:t>
-      </w:r>
-      <w:r>
-        <w:rPr>
-          <w:rFonts w:ascii="Arial" w:eastAsia="Times New Roman" w:hAnsi="Arial" w:cs="Arial"/>
-          <w:kern w:val="0"/>
-          <w:sz w:val="24"/>
-          <w:lang w:eastAsia="ru-RU"/>
-          <w14:ligatures w14:val="none"/>
-        </w:rPr>
-        <w:t>{</w:t>
+    </w:p>
+    <w:p>
+      <w:pPr>
+        <w:widowControl w:val="0"/>
+        <w:autoSpaceDE w:val="0"/>
+        <w:autoSpaceDN w:val="0"/>
+        <w:adjustRightInd w:val="0"/>
+        <w:spacing w:after="0" w:line="240" w:lineRule="auto"/>
+        <w:ind w:firstLine="720"/>
+        <w:rPr>
+          <w:rFonts w:ascii="Arial" w:eastAsia="Times New Roman" w:hAnsi="Arial" w:cs="Arial"/>
+          <w:kern w:val="0"/>
+          <w:sz w:val="24"/>
+          <w:lang w:eastAsia="ru-RU"/>
+          <w14:ligatures w14:val="none"/>
+        </w:rPr>
+      </w:pPr>
+      <w:r>
+        <w:rPr>
+          <w:rFonts w:ascii="Arial" w:eastAsia="Times New Roman" w:hAnsi="Arial" w:cs="Arial"/>
+          <w:kern w:val="0"/>
+          <w:sz w:val="24"/>
+          <w:lang w:eastAsia="ru-RU"/>
+          <w14:ligatures w14:val="none"/>
+        </w:rPr>
+        <w:t>7.3. В случае, если ни одна из Сторон после истечения срока действия Договора не заявит о его расторжении, то договор пролонгируется на тех же условиях на </w:t>
+      </w:r>
+      <w:r>
+        <w:rPr>
+          <w:rFonts w:ascii="Arial" w:eastAsia="Times New Roman" w:hAnsi="Arial" w:cs="Arial"/>
+          <w:kern w:val="0"/>
+          <w:sz w:val="24"/>
+          <w:lang w:eastAsia="ru-RU"/>
+          <w14:ligatures w14:val="none"/>
+        </w:rPr>
+        <w:t xml:space="preserve">{{renewal_term}}</w:t>
       </w:r>
       <w:proofErr w:type="spellStart"/>
-      <w:r>
-        <w:rPr>
-          <w:rFonts w:ascii="Arial" w:eastAsia="Times New Roman" w:hAnsi="Arial" w:cs="Arial"/>
-          <w:kern w:val="0"/>
-          <w:sz w:val="24"/>
-          <w:lang w:eastAsia="ru-RU"/>
-          <w14:ligatures w14:val="none"/>
-        </w:rPr>
-        <w:t>renewalTerm</w:t>
-      </w:r>
       <w:proofErr w:type="spellEnd"/>
-      <w:r>
-        <w:rPr>
-          <w:rFonts w:ascii="Arial" w:eastAsia="Times New Roman" w:hAnsi="Arial" w:cs="Arial"/>
-          <w:kern w:val="0"/>
-          <w:sz w:val="24"/>
-          <w:lang w:eastAsia="ru-RU"/>
-          <w14:ligatures w14:val="none"/>
-        </w:rPr>
-        <w:t>}</w:t>
-      </w:r>
-      <w:r>
-        <w:rPr>
-          <w:rFonts w:ascii="Arial" w:eastAsia="Times New Roman" w:hAnsi="Arial" w:cs="Arial"/>
-          <w:kern w:val="0"/>
-          <w:sz w:val="24"/>
-          <w:lang w:eastAsia="ru-RU"/>
-          <w14:ligatures w14:val="none"/>
-        </w:rPr>
-        <w:t>}</w:t>
-      </w:r>
     </w:p>
     <w:p>
       <w:pPr>
@@ -3102,7 +2319,7 @@
           <w:right w:val="single" w:sz="4" w:space="0" w:color="auto"/>
         </w:tblBorders>
         <w:tblLayout w:type="fixed"/>
-        <w:tblLook w:val="0000" w:firstRow="0" w:lastRow="0" w:firstColumn="0" w:lastColumn="0" w:noHBand="0" w:noVBand="0"/>
+        <w:tblLook w:val="04A0" w:firstRow="1" w:lastRow="0" w:firstColumn="1" w:lastColumn="0" w:noHBand="0" w:noVBand="1"/>
       </w:tblPr>
       <w:tblGrid>
         <w:gridCol w:w="5040"/>
@@ -3118,6 +2335,7 @@
               <w:bottom w:val="nil"/>
               <w:right w:val="nil"/>
             </w:tcBorders>
+            <w:hideMark/>
           </w:tcPr>
           <w:p>
             <w:pPr>
@@ -3131,7 +2349,7 @@
                 <w:rFonts w:ascii="Arial" w:eastAsia="Times New Roman" w:hAnsi="Arial" w:cs="Arial"/>
                 <w:kern w:val="0"/>
                 <w:sz w:val="24"/>
-                <w:lang w:eastAsia="ru-RU"/>
+                <w:lang w:val="en-US" w:eastAsia="ru-RU"/>
                 <w14:ligatures w14:val="none"/>
               </w:rPr>
             </w:pPr>
@@ -3170,50 +2388,10 @@
                 <w:lang w:val="en-US" w:eastAsia="ru-RU"/>
                 <w14:ligatures w14:val="none"/>
               </w:rPr>
-              <w:t>{</w:t>
-            </w:r>
-            <w:r>
-              <w:rPr>
-                <w:rFonts w:ascii="Arial" w:eastAsia="Times New Roman" w:hAnsi="Arial" w:cs="Arial"/>
-                <w:kern w:val="0"/>
-                <w:sz w:val="24"/>
-                <w:lang w:val="en-US" w:eastAsia="ru-RU"/>
-                <w14:ligatures w14:val="none"/>
-              </w:rPr>
-              <w:t>{</w:t>
+              <w:t xml:space="preserve">{{supplier_full_name}}</w:t>
             </w:r>
             <w:proofErr w:type="spellStart"/>
-            <w:r>
-              <w:rPr>
-                <w:rFonts w:ascii="Arial" w:eastAsia="Times New Roman" w:hAnsi="Arial" w:cs="Arial"/>
-                <w:kern w:val="0"/>
-                <w:sz w:val="24"/>
-                <w:lang w:val="en-US" w:eastAsia="ru-RU"/>
-                <w14:ligatures w14:val="none"/>
-              </w:rPr>
-              <w:t>supplierFullName</w:t>
-            </w:r>
             <w:proofErr w:type="spellEnd"/>
-            <w:r>
-              <w:rPr>
-                <w:rFonts w:ascii="Arial" w:eastAsia="Times New Roman" w:hAnsi="Arial" w:cs="Arial"/>
-                <w:kern w:val="0"/>
-                <w:sz w:val="24"/>
-                <w:lang w:val="en-US" w:eastAsia="ru-RU"/>
-                <w14:ligatures w14:val="none"/>
-              </w:rPr>
-              <w:t>}</w:t>
-            </w:r>
-            <w:r>
-              <w:rPr>
-                <w:rFonts w:ascii="Arial" w:eastAsia="Times New Roman" w:hAnsi="Arial" w:cs="Arial"/>
-                <w:kern w:val="0"/>
-                <w:sz w:val="24"/>
-                <w:lang w:val="en-US" w:eastAsia="ru-RU"/>
-                <w14:ligatures w14:val="none"/>
-              </w:rPr>
-              <w:t>}</w:t>
-            </w:r>
           </w:p>
           <w:p>
             <w:pPr>
@@ -3249,7 +2427,7 @@
                 <w:lang w:val="en-US" w:eastAsia="ru-RU"/>
                 <w14:ligatures w14:val="none"/>
               </w:rPr>
-              <w:t>: {</w:t>
+              <w:t>: </w:t>
             </w:r>
             <w:r>
               <w:rPr>
@@ -3259,40 +2437,10 @@
                 <w:lang w:val="en-US" w:eastAsia="ru-RU"/>
                 <w14:ligatures w14:val="none"/>
               </w:rPr>
-              <w:t>{</w:t>
+              <w:t xml:space="preserve">{{supplier_inn}}</w:t>
             </w:r>
             <w:proofErr w:type="spellStart"/>
-            <w:r>
-              <w:rPr>
-                <w:rFonts w:ascii="Arial" w:eastAsia="Times New Roman" w:hAnsi="Arial" w:cs="Arial"/>
-                <w:kern w:val="0"/>
-                <w:sz w:val="24"/>
-                <w:lang w:val="en-US" w:eastAsia="ru-RU"/>
-                <w14:ligatures w14:val="none"/>
-              </w:rPr>
-              <w:t>supplierInn</w:t>
-            </w:r>
             <w:proofErr w:type="spellEnd"/>
-            <w:r>
-              <w:rPr>
-                <w:rFonts w:ascii="Arial" w:eastAsia="Times New Roman" w:hAnsi="Arial" w:cs="Arial"/>
-                <w:kern w:val="0"/>
-                <w:sz w:val="24"/>
-                <w:lang w:val="en-US" w:eastAsia="ru-RU"/>
-                <w14:ligatures w14:val="none"/>
-              </w:rPr>
-              <w:t>}</w:t>
-            </w:r>
-            <w:r>
-              <w:rPr>
-                <w:rFonts w:ascii="Arial" w:eastAsia="Times New Roman" w:hAnsi="Arial" w:cs="Arial"/>
-                <w:kern w:val="0"/>
-                <w:sz w:val="24"/>
-                <w:lang w:val="en-US" w:eastAsia="ru-RU"/>
-                <w14:ligatures w14:val="none"/>
-              </w:rPr>
-              <w:t>}</w:t>
-            </w:r>
           </w:p>
           <w:p>
             <w:pPr>
@@ -3328,7 +2476,7 @@
                 <w:lang w:val="en-US" w:eastAsia="ru-RU"/>
                 <w14:ligatures w14:val="none"/>
               </w:rPr>
-              <w:t>: {</w:t>
+              <w:t>: </w:t>
             </w:r>
             <w:r>
               <w:rPr>
@@ -3338,40 +2486,10 @@
                 <w:lang w:val="en-US" w:eastAsia="ru-RU"/>
                 <w14:ligatures w14:val="none"/>
               </w:rPr>
-              <w:t>{</w:t>
+              <w:t xml:space="preserve">{{supplier_address}}</w:t>
             </w:r>
             <w:proofErr w:type="spellStart"/>
-            <w:r>
-              <w:rPr>
-                <w:rFonts w:ascii="Arial" w:eastAsia="Times New Roman" w:hAnsi="Arial" w:cs="Arial"/>
-                <w:kern w:val="0"/>
-                <w:sz w:val="24"/>
-                <w:lang w:val="en-US" w:eastAsia="ru-RU"/>
-                <w14:ligatures w14:val="none"/>
-              </w:rPr>
-              <w:t>supplierAddress</w:t>
-            </w:r>
             <w:proofErr w:type="spellEnd"/>
-            <w:r>
-              <w:rPr>
-                <w:rFonts w:ascii="Arial" w:eastAsia="Times New Roman" w:hAnsi="Arial" w:cs="Arial"/>
-                <w:kern w:val="0"/>
-                <w:sz w:val="24"/>
-                <w:lang w:val="en-US" w:eastAsia="ru-RU"/>
-                <w14:ligatures w14:val="none"/>
-              </w:rPr>
-              <w:t>}</w:t>
-            </w:r>
-            <w:r>
-              <w:rPr>
-                <w:rFonts w:ascii="Arial" w:eastAsia="Times New Roman" w:hAnsi="Arial" w:cs="Arial"/>
-                <w:kern w:val="0"/>
-                <w:sz w:val="24"/>
-                <w:lang w:val="en-US" w:eastAsia="ru-RU"/>
-                <w14:ligatures w14:val="none"/>
-              </w:rPr>
-              <w:t>}</w:t>
-            </w:r>
           </w:p>
           <w:p>
             <w:pPr>
@@ -3394,10 +2512,10 @@
                 <w:rFonts w:ascii="Arial" w:eastAsia="Times New Roman" w:hAnsi="Arial" w:cs="Arial"/>
                 <w:kern w:val="0"/>
                 <w:sz w:val="24"/>
-                <w:lang w:eastAsia="ru-RU"/>
+                <w:lang w:val="en-US" w:eastAsia="ru-RU"/>
                 <w14:ligatures w14:val="none"/>
               </w:rPr>
-              <w:t>____________________ {</w:t>
+              <w:t>____________________ </w:t>
             </w:r>
             <w:r>
               <w:rPr>
@@ -3407,40 +2525,10 @@
                 <w:lang w:val="en-US" w:eastAsia="ru-RU"/>
                 <w14:ligatures w14:val="none"/>
               </w:rPr>
-              <w:t>{</w:t>
+              <w:t xml:space="preserve">{{supplier_director}}</w:t>
             </w:r>
             <w:proofErr w:type="spellStart"/>
-            <w:r>
-              <w:rPr>
-                <w:rFonts w:ascii="Arial" w:eastAsia="Times New Roman" w:hAnsi="Arial" w:cs="Arial"/>
-                <w:kern w:val="0"/>
-                <w:sz w:val="24"/>
-                <w:lang w:eastAsia="ru-RU"/>
-                <w14:ligatures w14:val="none"/>
-              </w:rPr>
-              <w:t>supplierDirector</w:t>
-            </w:r>
             <w:proofErr w:type="spellEnd"/>
-            <w:r>
-              <w:rPr>
-                <w:rFonts w:ascii="Arial" w:eastAsia="Times New Roman" w:hAnsi="Arial" w:cs="Arial"/>
-                <w:kern w:val="0"/>
-                <w:sz w:val="24"/>
-                <w:lang w:val="en-US" w:eastAsia="ru-RU"/>
-                <w14:ligatures w14:val="none"/>
-              </w:rPr>
-              <w:t>}</w:t>
-            </w:r>
-            <w:r>
-              <w:rPr>
-                <w:rFonts w:ascii="Arial" w:eastAsia="Times New Roman" w:hAnsi="Arial" w:cs="Arial"/>
-                <w:kern w:val="0"/>
-                <w:sz w:val="24"/>
-                <w:lang w:eastAsia="ru-RU"/>
-                <w14:ligatures w14:val="none"/>
-              </w:rPr>
-              <w:t>}</w:t>
-            </w:r>
           </w:p>
         </w:tc>
         <w:tc>
@@ -3452,6 +2540,7 @@
               <w:bottom w:val="nil"/>
               <w:right w:val="nil"/>
             </w:tcBorders>
+            <w:hideMark/>
           </w:tcPr>
           <w:p>
             <w:pPr>
@@ -3504,50 +2593,10 @@
                 <w:lang w:val="en-US" w:eastAsia="ru-RU"/>
                 <w14:ligatures w14:val="none"/>
               </w:rPr>
-              <w:t>{</w:t>
-            </w:r>
-            <w:r>
-              <w:rPr>
-                <w:rFonts w:ascii="Arial" w:eastAsia="Times New Roman" w:hAnsi="Arial" w:cs="Arial"/>
-                <w:kern w:val="0"/>
-                <w:sz w:val="24"/>
-                <w:lang w:val="en-US" w:eastAsia="ru-RU"/>
-                <w14:ligatures w14:val="none"/>
-              </w:rPr>
-              <w:t>{</w:t>
+              <w:t xml:space="preserve">{{buyer_full_name}}</w:t>
             </w:r>
             <w:proofErr w:type="spellStart"/>
-            <w:r>
-              <w:rPr>
-                <w:rFonts w:ascii="Arial" w:eastAsia="Times New Roman" w:hAnsi="Arial" w:cs="Arial"/>
-                <w:kern w:val="0"/>
-                <w:sz w:val="24"/>
-                <w:lang w:val="en-US" w:eastAsia="ru-RU"/>
-                <w14:ligatures w14:val="none"/>
-              </w:rPr>
-              <w:t>buyerFullName</w:t>
-            </w:r>
             <w:proofErr w:type="spellEnd"/>
-            <w:r>
-              <w:rPr>
-                <w:rFonts w:ascii="Arial" w:eastAsia="Times New Roman" w:hAnsi="Arial" w:cs="Arial"/>
-                <w:kern w:val="0"/>
-                <w:sz w:val="24"/>
-                <w:lang w:val="en-US" w:eastAsia="ru-RU"/>
-                <w14:ligatures w14:val="none"/>
-              </w:rPr>
-              <w:t>}</w:t>
-            </w:r>
-            <w:r>
-              <w:rPr>
-                <w:rFonts w:ascii="Arial" w:eastAsia="Times New Roman" w:hAnsi="Arial" w:cs="Arial"/>
-                <w:kern w:val="0"/>
-                <w:sz w:val="24"/>
-                <w:lang w:val="en-US" w:eastAsia="ru-RU"/>
-                <w14:ligatures w14:val="none"/>
-              </w:rPr>
-              <w:t>}</w:t>
-            </w:r>
           </w:p>
           <w:p>
             <w:pPr>
@@ -3583,7 +2632,7 @@
                 <w:lang w:val="en-US" w:eastAsia="ru-RU"/>
                 <w14:ligatures w14:val="none"/>
               </w:rPr>
-              <w:t>: {</w:t>
+              <w:t>: </w:t>
             </w:r>
             <w:r>
               <w:rPr>
@@ -3593,40 +2642,10 @@
                 <w:lang w:val="en-US" w:eastAsia="ru-RU"/>
                 <w14:ligatures w14:val="none"/>
               </w:rPr>
-              <w:t>{</w:t>
+              <w:t xml:space="preserve">{{buyer_inn}}</w:t>
             </w:r>
             <w:proofErr w:type="spellStart"/>
-            <w:r>
-              <w:rPr>
-                <w:rFonts w:ascii="Arial" w:eastAsia="Times New Roman" w:hAnsi="Arial" w:cs="Arial"/>
-                <w:kern w:val="0"/>
-                <w:sz w:val="24"/>
-                <w:lang w:val="en-US" w:eastAsia="ru-RU"/>
-                <w14:ligatures w14:val="none"/>
-              </w:rPr>
-              <w:t>buyerInn</w:t>
-            </w:r>
             <w:proofErr w:type="spellEnd"/>
-            <w:r>
-              <w:rPr>
-                <w:rFonts w:ascii="Arial" w:eastAsia="Times New Roman" w:hAnsi="Arial" w:cs="Arial"/>
-                <w:kern w:val="0"/>
-                <w:sz w:val="24"/>
-                <w:lang w:val="en-US" w:eastAsia="ru-RU"/>
-                <w14:ligatures w14:val="none"/>
-              </w:rPr>
-              <w:t>}</w:t>
-            </w:r>
-            <w:r>
-              <w:rPr>
-                <w:rFonts w:ascii="Arial" w:eastAsia="Times New Roman" w:hAnsi="Arial" w:cs="Arial"/>
-                <w:kern w:val="0"/>
-                <w:sz w:val="24"/>
-                <w:lang w:val="en-US" w:eastAsia="ru-RU"/>
-                <w14:ligatures w14:val="none"/>
-              </w:rPr>
-              <w:t>}</w:t>
-            </w:r>
           </w:p>
           <w:p>
             <w:pPr>
@@ -3662,7 +2681,7 @@
                 <w:lang w:val="en-US" w:eastAsia="ru-RU"/>
                 <w14:ligatures w14:val="none"/>
               </w:rPr>
-              <w:t>: {</w:t>
+              <w:t>: </w:t>
             </w:r>
             <w:r>
               <w:rPr>
@@ -3672,40 +2691,10 @@
                 <w:lang w:val="en-US" w:eastAsia="ru-RU"/>
                 <w14:ligatures w14:val="none"/>
               </w:rPr>
-              <w:t>{</w:t>
+              <w:t xml:space="preserve">{{buyer_address}}</w:t>
             </w:r>
             <w:proofErr w:type="spellStart"/>
-            <w:r>
-              <w:rPr>
-                <w:rFonts w:ascii="Arial" w:eastAsia="Times New Roman" w:hAnsi="Arial" w:cs="Arial"/>
-                <w:kern w:val="0"/>
-                <w:sz w:val="24"/>
-                <w:lang w:val="en-US" w:eastAsia="ru-RU"/>
-                <w14:ligatures w14:val="none"/>
-              </w:rPr>
-              <w:t>buyerAddress</w:t>
-            </w:r>
             <w:proofErr w:type="spellEnd"/>
-            <w:r>
-              <w:rPr>
-                <w:rFonts w:ascii="Arial" w:eastAsia="Times New Roman" w:hAnsi="Arial" w:cs="Arial"/>
-                <w:kern w:val="0"/>
-                <w:sz w:val="24"/>
-                <w:lang w:val="en-US" w:eastAsia="ru-RU"/>
-                <w14:ligatures w14:val="none"/>
-              </w:rPr>
-              <w:t>}</w:t>
-            </w:r>
-            <w:r>
-              <w:rPr>
-                <w:rFonts w:ascii="Arial" w:eastAsia="Times New Roman" w:hAnsi="Arial" w:cs="Arial"/>
-                <w:kern w:val="0"/>
-                <w:sz w:val="24"/>
-                <w:lang w:val="en-US" w:eastAsia="ru-RU"/>
-                <w14:ligatures w14:val="none"/>
-              </w:rPr>
-              <w:t>}</w:t>
-            </w:r>
           </w:p>
           <w:p>
             <w:pPr>
@@ -3728,10 +2717,10 @@
                 <w:rFonts w:ascii="Arial" w:eastAsia="Times New Roman" w:hAnsi="Arial" w:cs="Arial"/>
                 <w:kern w:val="0"/>
                 <w:sz w:val="24"/>
-                <w:lang w:eastAsia="ru-RU"/>
+                <w:lang w:val="en-US" w:eastAsia="ru-RU"/>
                 <w14:ligatures w14:val="none"/>
               </w:rPr>
-              <w:t>____________________ {</w:t>
+              <w:t>____________________ </w:t>
             </w:r>
             <w:r>
               <w:rPr>
@@ -3741,40 +2730,10 @@
                 <w:lang w:val="en-US" w:eastAsia="ru-RU"/>
                 <w14:ligatures w14:val="none"/>
               </w:rPr>
-              <w:t>{</w:t>
+              <w:t xml:space="preserve">{{buyer_director}}</w:t>
             </w:r>
             <w:proofErr w:type="spellStart"/>
-            <w:r>
-              <w:rPr>
-                <w:rFonts w:ascii="Arial" w:eastAsia="Times New Roman" w:hAnsi="Arial" w:cs="Arial"/>
-                <w:kern w:val="0"/>
-                <w:sz w:val="24"/>
-                <w:lang w:eastAsia="ru-RU"/>
-                <w14:ligatures w14:val="none"/>
-              </w:rPr>
-              <w:t>buyerDirector</w:t>
-            </w:r>
             <w:proofErr w:type="spellEnd"/>
-            <w:r>
-              <w:rPr>
-                <w:rFonts w:ascii="Arial" w:eastAsia="Times New Roman" w:hAnsi="Arial" w:cs="Arial"/>
-                <w:kern w:val="0"/>
-                <w:sz w:val="24"/>
-                <w:lang w:val="en-US" w:eastAsia="ru-RU"/>
-                <w14:ligatures w14:val="none"/>
-              </w:rPr>
-              <w:t>}</w:t>
-            </w:r>
-            <w:r>
-              <w:rPr>
-                <w:rFonts w:ascii="Arial" w:eastAsia="Times New Roman" w:hAnsi="Arial" w:cs="Arial"/>
-                <w:kern w:val="0"/>
-                <w:sz w:val="24"/>
-                <w:lang w:eastAsia="ru-RU"/>
-                <w14:ligatures w14:val="none"/>
-              </w:rPr>
-              <w:t>}</w:t>
-            </w:r>
           </w:p>
         </w:tc>
       </w:tr>
@@ -3791,12 +2750,27 @@
           <w:rFonts w:ascii="Arial" w:eastAsia="Times New Roman" w:hAnsi="Arial" w:cs="Arial"/>
           <w:kern w:val="0"/>
           <w:sz w:val="24"/>
-          <w:lang w:eastAsia="ru-RU"/>
-          <w14:ligatures w14:val="none"/>
-        </w:rPr>
-      </w:pPr>
-    </w:p>
-    <w:p/>
+          <w:lang w:val="en-US" w:eastAsia="ru-RU"/>
+          <w14:ligatures w14:val="none"/>
+        </w:rPr>
+      </w:pPr>
+    </w:p>
+    <w:p>
+      <w:pPr>
+        <w:spacing w:line="276" w:lineRule="auto"/>
+        <w:rPr>
+          <w:rFonts w:eastAsia="Aptos" w:cs="Times New Roman"/>
+          <w:lang w:val="en-US"/>
+        </w:rPr>
+      </w:pPr>
+    </w:p>
+    <w:p>
+      <w:pPr>
+        <w:rPr>
+          <w:lang w:val="en-US"/>
+        </w:rPr>
+      </w:pPr>
+    </w:p>
     <w:sectPr>
       <w:pgSz w:w="11906" w:h="16838"/>
       <w:pgMar w:top="1134" w:right="850" w:bottom="1134" w:left="1701" w:header="708" w:footer="708" w:gutter="0"/>
@@ -4417,7 +3391,6 @@
   <w:style w:type="character" w:default="1" w:styleId="a0">
     <w:name w:val="Default Paragraph Font"/>
     <w:uiPriority w:val="1"/>
-    <w:semiHidden/>
     <w:unhideWhenUsed/>
   </w:style>
   <w:style w:type="table" w:default="1" w:styleId="a1">

--- a/contracts_templates/supply_contract_template.docx
+++ b/contracts_templates/supply_contract_template.docx
@@ -17,7 +17,7 @@
           <w:bCs/>
           <w:kern w:val="0"/>
           <w:sz w:val="24"/>
-          <w:lang w:eastAsia="ru-RU"/>
+          <w:lang w:val="en-US" w:eastAsia="ru-RU"/>
           <w14:ligatures w14:val="none"/>
         </w:rPr>
       </w:pPr>
@@ -59,6 +59,44 @@
           <w:rFonts w:eastAsia="Aptos" w:cs="Times New Roman"/>
         </w:rPr>
         <w:fldChar w:fldCharType="end"/>
+      </w:r>
+      <w:r>
+        <w:rPr>
+          <w:rFonts w:eastAsia="Aptos" w:cs="Times New Roman"/>
+        </w:rPr>
+        <w:t xml:space="preserve"> №</w:t>
+      </w:r>
+      <w:r>
+        <w:rPr>
+          <w:rFonts w:ascii="Arial" w:eastAsia="Times New Roman" w:hAnsi="Arial" w:cs="Arial"/>
+          <w:kern w:val="0"/>
+          <w:sz w:val="24"/>
+          <w:lang w:eastAsia="ru-RU"/>
+          <w14:ligatures w14:val="none"/>
+        </w:rPr>
+        <w:t>{{</w:t>
+      </w:r>
+      <w:proofErr w:type="spellStart"/>
+      <w:r>
+        <w:rPr>
+          <w:rFonts w:ascii="Arial" w:eastAsia="Times New Roman" w:hAnsi="Arial" w:cs="Arial"/>
+          <w:kern w:val="0"/>
+          <w:sz w:val="24"/>
+          <w:lang w:val="en-US" w:eastAsia="ru-RU"/>
+          <w14:ligatures w14:val="none"/>
+        </w:rPr>
+        <w:t>contract_number</w:t>
+      </w:r>
+      <w:proofErr w:type="spellEnd"/>
+      <w:r>
+        <w:rPr>
+          <w:rFonts w:ascii="Arial" w:eastAsia="Times New Roman" w:hAnsi="Arial" w:cs="Arial"/>
+          <w:kern w:val="0"/>
+          <w:sz w:val="24"/>
+          <w:lang w:eastAsia="ru-RU"/>
+          <w14:ligatures w14:val="none"/>
+        </w:rPr>
+        <w:t>}}</w:t>
       </w:r>
     </w:p>
     <w:p>
@@ -85,8 +123,8 @@
         <w:tblLook w:val="04A0" w:firstRow="1" w:lastRow="0" w:firstColumn="1" w:lastColumn="0" w:noHBand="0" w:noVBand="1"/>
       </w:tblPr>
       <w:tblGrid>
-        <w:gridCol w:w="4882"/>
-        <w:gridCol w:w="4365"/>
+        <w:gridCol w:w="4893"/>
+        <w:gridCol w:w="4354"/>
       </w:tblGrid>
       <w:tr>
         <w:tc>
@@ -118,7 +156,7 @@
                 <w:lang w:eastAsia="ru-RU"/>
                 <w14:ligatures w14:val="none"/>
               </w:rPr>
-              <w:t>г. </w:t>
+              <w:t>г.</w:t>
             </w:r>
             <w:r>
               <w:rPr>
@@ -128,10 +166,8 @@
                 <w:lang w:eastAsia="ru-RU"/>
                 <w14:ligatures w14:val="none"/>
               </w:rPr>
-              <w:t xml:space="preserve">{{place_of_contract}}</w:t>
+              <w:t>{{place_of_contract}}</w:t>
             </w:r>
-            <w:proofErr w:type="spellStart"/>
-            <w:proofErr w:type="spellEnd"/>
           </w:p>
         </w:tc>
         <w:tc>
@@ -163,10 +199,8 @@
                 <w:lang w:eastAsia="ru-RU"/>
                 <w14:ligatures w14:val="none"/>
               </w:rPr>
-              <w:t xml:space="preserve">{{contract_date}}</w:t>
+              <w:t>{{contract_date}}</w:t>
             </w:r>
-            <w:proofErr w:type="spellStart"/>
-            <w:proofErr w:type="spellEnd"/>
           </w:p>
         </w:tc>
       </w:tr>
@@ -212,108 +246,68 @@
           <w:lang w:eastAsia="ru-RU"/>
           <w14:ligatures w14:val="none"/>
         </w:rPr>
-        <w:t xml:space="preserve">{{supplier_full_name}}</w:t>
-      </w:r>
-      <w:r>
-        <w:rPr>
-          <w:rFonts w:ascii="Arial" w:eastAsia="Times New Roman" w:hAnsi="Arial" w:cs="Arial"/>
-          <w:kern w:val="0"/>
-          <w:sz w:val="24"/>
-          <w:lang w:eastAsia="ru-RU"/>
-          <w14:ligatures w14:val="none"/>
-        </w:rPr>
-        <w:t> в лице </w:t>
-      </w:r>
-      <w:r>
-        <w:rPr>
-          <w:rFonts w:ascii="Arial" w:eastAsia="Times New Roman" w:hAnsi="Arial" w:cs="Arial"/>
-          <w:kern w:val="0"/>
-          <w:sz w:val="24"/>
-          <w:lang w:eastAsia="ru-RU"/>
-          <w14:ligatures w14:val="none"/>
-        </w:rPr>
-        <w:t xml:space="preserve">{{supplier_director_position}}</w:t>
-      </w:r>
-      <w:r>
-        <w:rPr>
-          <w:rFonts w:ascii="Arial" w:eastAsia="Times New Roman" w:hAnsi="Arial" w:cs="Arial"/>
-          <w:kern w:val="0"/>
-          <w:sz w:val="24"/>
-          <w:lang w:eastAsia="ru-RU"/>
-          <w14:ligatures w14:val="none"/>
-        </w:rPr>
-        <w:t> </w:t>
-      </w:r>
-      <w:r>
-        <w:rPr>
-          <w:rFonts w:ascii="Arial" w:eastAsia="Times New Roman" w:hAnsi="Arial" w:cs="Arial"/>
-          <w:kern w:val="0"/>
-          <w:sz w:val="24"/>
-          <w:lang w:eastAsia="ru-RU"/>
-          <w14:ligatures w14:val="none"/>
-        </w:rPr>
-        <w:t xml:space="preserve">{{supplier_director}}</w:t>
-      </w:r>
-      <w:r>
-        <w:rPr>
-          <w:rFonts w:ascii="Arial" w:eastAsia="Times New Roman" w:hAnsi="Arial" w:cs="Arial"/>
-          <w:kern w:val="0"/>
-          <w:sz w:val="24"/>
-          <w:lang w:eastAsia="ru-RU"/>
-          <w14:ligatures w14:val="none"/>
-        </w:rPr>
-        <w:t>, действующего на основании </w:t>
-      </w:r>
-      <w:r>
-        <w:rPr>
-          <w:rFonts w:ascii="Arial" w:eastAsia="Times New Roman" w:hAnsi="Arial" w:cs="Arial"/>
-          <w:kern w:val="0"/>
-          <w:sz w:val="24"/>
-          <w:lang w:eastAsia="ru-RU"/>
-          <w14:ligatures w14:val="none"/>
-        </w:rPr>
-        <w:t xml:space="preserve">{{supplier_basis}}</w:t>
-      </w:r>
-      <w:r>
-        <w:rPr>
-          <w:rFonts w:ascii="Arial" w:eastAsia="Times New Roman" w:hAnsi="Arial" w:cs="Arial"/>
-          <w:kern w:val="0"/>
-          <w:sz w:val="24"/>
-          <w:lang w:eastAsia="ru-RU"/>
-          <w14:ligatures w14:val="none"/>
-        </w:rPr>
-        <w:t>, именуемое в дальнейшем "Поставщик", с одной стороны и </w:t>
-      </w:r>
-      <w:r>
-        <w:rPr>
-          <w:rFonts w:ascii="Arial" w:eastAsia="Times New Roman" w:hAnsi="Arial" w:cs="Arial"/>
-          <w:kern w:val="0"/>
-          <w:sz w:val="24"/>
-          <w:lang w:eastAsia="ru-RU"/>
-          <w14:ligatures w14:val="none"/>
-        </w:rPr>
-        <w:t xml:space="preserve">{{buyer_full_name}}</w:t>
-      </w:r>
-      <w:proofErr w:type="spellStart"/>
-      <w:proofErr w:type="spellEnd"/>
-      <w:proofErr w:type="spellStart"/>
-      <w:proofErr w:type="spellEnd"/>
-      <w:proofErr w:type="spellStart"/>
-      <w:proofErr w:type="spellEnd"/>
-      <w:proofErr w:type="spellStart"/>
-      <w:proofErr w:type="spellEnd"/>
-      <w:proofErr w:type="spellStart"/>
-      <w:proofErr w:type="spellEnd"/>
-      <w:proofErr w:type="spellStart"/>
-      <w:proofErr w:type="spellEnd"/>
-      <w:proofErr w:type="spellStart"/>
-      <w:proofErr w:type="spellEnd"/>
-      <w:proofErr w:type="spellStart"/>
-      <w:proofErr w:type="spellEnd"/>
-      <w:proofErr w:type="spellStart"/>
-      <w:proofErr w:type="spellEnd"/>
-      <w:proofErr w:type="spellStart"/>
-      <w:proofErr w:type="spellEnd"/>
+        <w:t>{{supplier_full_name}}</w:t>
+      </w:r>
+      <w:r>
+        <w:rPr>
+          <w:rFonts w:ascii="Arial" w:eastAsia="Times New Roman" w:hAnsi="Arial" w:cs="Arial"/>
+          <w:kern w:val="0"/>
+          <w:sz w:val="24"/>
+          <w:lang w:eastAsia="ru-RU"/>
+          <w14:ligatures w14:val="none"/>
+        </w:rPr>
+        <w:t>в лице</w:t>
+      </w:r>
+      <w:r>
+        <w:rPr>
+          <w:rFonts w:ascii="Arial" w:eastAsia="Times New Roman" w:hAnsi="Arial" w:cs="Arial"/>
+          <w:kern w:val="0"/>
+          <w:sz w:val="24"/>
+          <w:lang w:eastAsia="ru-RU"/>
+          <w14:ligatures w14:val="none"/>
+        </w:rPr>
+        <w:t>{{supplier_director_position}}{{supplier_director}}</w:t>
+      </w:r>
+      <w:r>
+        <w:rPr>
+          <w:rFonts w:ascii="Arial" w:eastAsia="Times New Roman" w:hAnsi="Arial" w:cs="Arial"/>
+          <w:kern w:val="0"/>
+          <w:sz w:val="24"/>
+          <w:lang w:eastAsia="ru-RU"/>
+          <w14:ligatures w14:val="none"/>
+        </w:rPr>
+        <w:t>, действующего на основании</w:t>
+      </w:r>
+      <w:r>
+        <w:rPr>
+          <w:rFonts w:ascii="Arial" w:eastAsia="Times New Roman" w:hAnsi="Arial" w:cs="Arial"/>
+          <w:kern w:val="0"/>
+          <w:sz w:val="24"/>
+          <w:lang w:eastAsia="ru-RU"/>
+          <w14:ligatures w14:val="none"/>
+        </w:rPr>
+        <w:t>{{supplier_basis}}</w:t>
+      </w:r>
+      <w:r>
+        <w:rPr>
+          <w:rFonts w:ascii="Arial" w:eastAsia="Times New Roman" w:hAnsi="Arial" w:cs="Arial"/>
+          <w:kern w:val="0"/>
+          <w:sz w:val="24"/>
+          <w:lang w:eastAsia="ru-RU"/>
+          <w14:ligatures w14:val="none"/>
+        </w:rPr>
+        <w:t>, именуемое в дальнейшем "Поставщик", с одной стороны и</w:t>
+      </w:r>
+      <w:r>
+        <w:rPr>
+          <w:rFonts w:ascii="Arial" w:eastAsia="Times New Roman" w:hAnsi="Arial" w:cs="Arial"/>
+          <w:kern w:val="0"/>
+          <w:sz w:val="24"/>
+          <w:lang w:eastAsia="ru-RU"/>
+          <w14:ligatures w14:val="none"/>
+        </w:rPr>
+        <w:t>{{buyer_full_name}}</w:t>
+      </w:r>
     </w:p>
     <w:p>
       <w:pPr>
@@ -349,67 +343,47 @@
           <w:lang w:eastAsia="ru-RU"/>
           <w14:ligatures w14:val="none"/>
         </w:rPr>
-        <w:t xml:space="preserve">{{buyer_full_name}}</w:t>
-      </w:r>
-      <w:r>
-        <w:rPr>
-          <w:rFonts w:ascii="Arial" w:eastAsia="Times New Roman" w:hAnsi="Arial" w:cs="Arial"/>
-          <w:kern w:val="0"/>
-          <w:sz w:val="24"/>
-          <w:lang w:eastAsia="ru-RU"/>
-          <w14:ligatures w14:val="none"/>
-        </w:rPr>
-        <w:t> в лице </w:t>
-      </w:r>
-      <w:r>
-        <w:rPr>
-          <w:rFonts w:ascii="Arial" w:eastAsia="Times New Roman" w:hAnsi="Arial" w:cs="Arial"/>
-          <w:kern w:val="0"/>
-          <w:sz w:val="24"/>
-          <w:lang w:eastAsia="ru-RU"/>
-          <w14:ligatures w14:val="none"/>
-        </w:rPr>
-        <w:t xml:space="preserve">{{buyer_director_position}}</w:t>
-      </w:r>
-      <w:r>
-        <w:rPr>
-          <w:rFonts w:ascii="Arial" w:eastAsia="Times New Roman" w:hAnsi="Arial" w:cs="Arial"/>
-          <w:kern w:val="0"/>
-          <w:sz w:val="24"/>
-          <w:lang w:eastAsia="ru-RU"/>
-          <w14:ligatures w14:val="none"/>
-        </w:rPr>
-        <w:t> </w:t>
-      </w:r>
-      <w:r>
-        <w:rPr>
-          <w:rFonts w:ascii="Arial" w:eastAsia="Times New Roman" w:hAnsi="Arial" w:cs="Arial"/>
-          <w:kern w:val="0"/>
-          <w:sz w:val="24"/>
-          <w:lang w:eastAsia="ru-RU"/>
-          <w14:ligatures w14:val="none"/>
-        </w:rPr>
-        <w:t xml:space="preserve">{{buyer_director}}</w:t>
-      </w:r>
-      <w:r>
-        <w:rPr>
-          <w:rFonts w:ascii="Arial" w:eastAsia="Times New Roman" w:hAnsi="Arial" w:cs="Arial"/>
-          <w:kern w:val="0"/>
-          <w:sz w:val="24"/>
-          <w:lang w:eastAsia="ru-RU"/>
-          <w14:ligatures w14:val="none"/>
-        </w:rPr>
-        <w:t>, действующего на основании </w:t>
-      </w:r>
-      <w:r>
-        <w:rPr>
-          <w:rFonts w:ascii="Arial" w:eastAsia="Times New Roman" w:hAnsi="Arial" w:cs="Arial"/>
-          <w:kern w:val="0"/>
-          <w:sz w:val="24"/>
-          <w:lang w:eastAsia="ru-RU"/>
-          <w14:ligatures w14:val="none"/>
-        </w:rPr>
-        <w:t xml:space="preserve">{{buyer_basis}}</w:t>
+        <w:t>{{buyer_full_name}}</w:t>
+      </w:r>
+      <w:r>
+        <w:rPr>
+          <w:rFonts w:ascii="Arial" w:eastAsia="Times New Roman" w:hAnsi="Arial" w:cs="Arial"/>
+          <w:kern w:val="0"/>
+          <w:sz w:val="24"/>
+          <w:lang w:eastAsia="ru-RU"/>
+          <w14:ligatures w14:val="none"/>
+        </w:rPr>
+        <w:t>в лице</w:t>
+      </w:r>
+      <w:r>
+        <w:rPr>
+          <w:rFonts w:ascii="Arial" w:eastAsia="Times New Roman" w:hAnsi="Arial" w:cs="Arial"/>
+          <w:kern w:val="0"/>
+          <w:sz w:val="24"/>
+          <w:lang w:eastAsia="ru-RU"/>
+          <w14:ligatures w14:val="none"/>
+        </w:rPr>
+        <w:t>{{buyer_director_position}}{{buyer_director}}</w:t>
+      </w:r>
+      <w:r>
+        <w:rPr>
+          <w:rFonts w:ascii="Arial" w:eastAsia="Times New Roman" w:hAnsi="Arial" w:cs="Arial"/>
+          <w:kern w:val="0"/>
+          <w:sz w:val="24"/>
+          <w:lang w:eastAsia="ru-RU"/>
+          <w14:ligatures w14:val="none"/>
+        </w:rPr>
+        <w:t>, действующего на основании</w:t>
+      </w:r>
+      <w:r>
+        <w:rPr>
+          <w:rFonts w:ascii="Arial" w:eastAsia="Times New Roman" w:hAnsi="Arial" w:cs="Arial"/>
+          <w:kern w:val="0"/>
+          <w:sz w:val="24"/>
+          <w:lang w:eastAsia="ru-RU"/>
+          <w14:ligatures w14:val="none"/>
+        </w:rPr>
+        <w:t>{{buyer_basis}}</w:t>
       </w:r>
       <w:r>
         <w:rPr>
@@ -421,24 +395,6 @@
         </w:rPr>
         <w:t>, именуемое в дальнейшем "Покупатель", с другой стороны, а вместе именуемые "Стороны", заключили настоящий договор о нижеследующем:</w:t>
       </w:r>
-      <w:proofErr w:type="spellStart"/>
-      <w:proofErr w:type="spellEnd"/>
-      <w:proofErr w:type="spellStart"/>
-      <w:proofErr w:type="spellEnd"/>
-      <w:proofErr w:type="spellStart"/>
-      <w:proofErr w:type="spellEnd"/>
-      <w:proofErr w:type="spellStart"/>
-      <w:proofErr w:type="spellEnd"/>
-      <w:proofErr w:type="spellStart"/>
-      <w:proofErr w:type="spellEnd"/>
-      <w:proofErr w:type="spellStart"/>
-      <w:proofErr w:type="spellEnd"/>
-      <w:proofErr w:type="spellStart"/>
-      <w:proofErr w:type="spellEnd"/>
-      <w:proofErr w:type="spellStart"/>
-      <w:proofErr w:type="spellEnd"/>
-      <w:proofErr w:type="spellStart"/>
-      <w:proofErr w:type="spellEnd"/>
     </w:p>
     <w:p>
       <w:pPr>
@@ -588,17 +544,39 @@
           <w:lang w:eastAsia="ru-RU"/>
           <w14:ligatures w14:val="none"/>
         </w:rPr>
-        <w:t>1.3. Получателем товаров является </w:t>
-      </w:r>
-      <w:r>
-        <w:rPr>
-          <w:rFonts w:ascii="Arial" w:eastAsia="Times New Roman" w:hAnsi="Arial" w:cs="Arial"/>
-          <w:kern w:val="0"/>
-          <w:sz w:val="24"/>
-          <w:lang w:eastAsia="ru-RU"/>
-          <w14:ligatures w14:val="none"/>
-        </w:rPr>
-        <w:t xml:space="preserve">{{consignee}}</w:t>
+        <w:t>1.3. Получателем товаров является</w:t>
+      </w:r>
+      <w:r>
+        <w:rPr>
+          <w:rFonts w:ascii="Arial" w:eastAsia="Times New Roman" w:hAnsi="Arial" w:cs="Arial"/>
+          <w:kern w:val="0"/>
+          <w:sz w:val="24"/>
+          <w:lang w:eastAsia="ru-RU"/>
+          <w14:ligatures w14:val="none"/>
+        </w:rPr>
+        <w:t>{{</w:t>
+      </w:r>
+      <w:proofErr w:type="spellStart"/>
+      <w:r>
+        <w:rPr>
+          <w:rFonts w:ascii="Arial" w:eastAsia="Times New Roman" w:hAnsi="Arial" w:cs="Arial"/>
+          <w:kern w:val="0"/>
+          <w:sz w:val="24"/>
+          <w:lang w:eastAsia="ru-RU"/>
+          <w14:ligatures w14:val="none"/>
+        </w:rPr>
+        <w:t>consignee</w:t>
+      </w:r>
+      <w:proofErr w:type="spellEnd"/>
+      <w:r>
+        <w:rPr>
+          <w:rFonts w:ascii="Arial" w:eastAsia="Times New Roman" w:hAnsi="Arial" w:cs="Arial"/>
+          <w:kern w:val="0"/>
+          <w:sz w:val="24"/>
+          <w:lang w:eastAsia="ru-RU"/>
+          <w14:ligatures w14:val="none"/>
+        </w:rPr>
+        <w:t>}}</w:t>
       </w:r>
       <w:r>
         <w:rPr>
@@ -610,8 +588,6 @@
         </w:rPr>
         <w:t>.</w:t>
       </w:r>
-      <w:proofErr w:type="spellStart"/>
-      <w:proofErr w:type="spellEnd"/>
     </w:p>
     <w:p>
       <w:pPr>
@@ -734,17 +710,17 @@
           <w:lang w:eastAsia="ru-RU"/>
           <w14:ligatures w14:val="none"/>
         </w:rPr>
-        <w:t>2.2. Периодичность поставки - </w:t>
-      </w:r>
-      <w:r>
-        <w:rPr>
-          <w:rFonts w:ascii="Arial" w:eastAsia="Times New Roman" w:hAnsi="Arial" w:cs="Arial"/>
-          <w:kern w:val="0"/>
-          <w:sz w:val="24"/>
-          <w:lang w:eastAsia="ru-RU"/>
-          <w14:ligatures w14:val="none"/>
-        </w:rPr>
-        <w:t xml:space="preserve">{{delivery_frequency}}</w:t>
+        <w:t>2.2. Периодичность поставки -</w:t>
+      </w:r>
+      <w:r>
+        <w:rPr>
+          <w:rFonts w:ascii="Arial" w:eastAsia="Times New Roman" w:hAnsi="Arial" w:cs="Arial"/>
+          <w:kern w:val="0"/>
+          <w:sz w:val="24"/>
+          <w:lang w:eastAsia="ru-RU"/>
+          <w14:ligatures w14:val="none"/>
+        </w:rPr>
+        <w:t>{{delivery_frequency}}</w:t>
       </w:r>
       <w:r>
         <w:rPr>
@@ -781,17 +757,39 @@
           <w:lang w:eastAsia="ru-RU"/>
           <w14:ligatures w14:val="none"/>
         </w:rPr>
-        <w:t>2.3. График поставки товаров: </w:t>
-      </w:r>
-      <w:r>
-        <w:rPr>
-          <w:rFonts w:ascii="Arial" w:eastAsia="Times New Roman" w:hAnsi="Arial" w:cs="Arial"/>
-          <w:kern w:val="0"/>
-          <w:sz w:val="24"/>
-          <w:lang w:eastAsia="ru-RU"/>
-          <w14:ligatures w14:val="none"/>
-        </w:rPr>
-        <w:t xml:space="preserve">{{delivery_schedule}}</w:t>
+        <w:t>2.3. График поставки товаров:</w:t>
+      </w:r>
+      <w:r>
+        <w:rPr>
+          <w:rFonts w:ascii="Arial" w:eastAsia="Times New Roman" w:hAnsi="Arial" w:cs="Arial"/>
+          <w:kern w:val="0"/>
+          <w:sz w:val="24"/>
+          <w:lang w:eastAsia="ru-RU"/>
+          <w14:ligatures w14:val="none"/>
+        </w:rPr>
+        <w:t>{{</w:t>
+      </w:r>
+      <w:proofErr w:type="spellStart"/>
+      <w:r>
+        <w:rPr>
+          <w:rFonts w:ascii="Arial" w:eastAsia="Times New Roman" w:hAnsi="Arial" w:cs="Arial"/>
+          <w:kern w:val="0"/>
+          <w:sz w:val="24"/>
+          <w:lang w:eastAsia="ru-RU"/>
+          <w14:ligatures w14:val="none"/>
+        </w:rPr>
+        <w:t>delivery_schedule</w:t>
+      </w:r>
+      <w:proofErr w:type="spellEnd"/>
+      <w:r>
+        <w:rPr>
+          <w:rFonts w:ascii="Arial" w:eastAsia="Times New Roman" w:hAnsi="Arial" w:cs="Arial"/>
+          <w:kern w:val="0"/>
+          <w:sz w:val="24"/>
+          <w:lang w:eastAsia="ru-RU"/>
+          <w14:ligatures w14:val="none"/>
+        </w:rPr>
+        <w:t>}}</w:t>
       </w:r>
       <w:r>
         <w:rPr>
@@ -803,71 +801,91 @@
         </w:rPr>
         <w:t>.</w:t>
       </w:r>
+    </w:p>
+    <w:p>
+      <w:pPr>
+        <w:widowControl w:val="0"/>
+        <w:autoSpaceDE w:val="0"/>
+        <w:autoSpaceDN w:val="0"/>
+        <w:adjustRightInd w:val="0"/>
+        <w:spacing w:after="0" w:line="240" w:lineRule="auto"/>
+        <w:ind w:firstLine="720"/>
+        <w:rPr>
+          <w:rFonts w:ascii="Arial" w:eastAsia="Times New Roman" w:hAnsi="Arial" w:cs="Arial"/>
+          <w:kern w:val="0"/>
+          <w:sz w:val="24"/>
+          <w:lang w:eastAsia="ru-RU"/>
+          <w14:ligatures w14:val="none"/>
+        </w:rPr>
+      </w:pPr>
+      <w:r>
+        <w:rPr>
+          <w:rFonts w:ascii="Arial" w:eastAsia="Times New Roman" w:hAnsi="Arial" w:cs="Arial"/>
+          <w:kern w:val="0"/>
+          <w:sz w:val="24"/>
+          <w:lang w:eastAsia="ru-RU"/>
+          <w14:ligatures w14:val="none"/>
+        </w:rPr>
+        <w:t>2.4. Поставка товаров осуществляется путем отгрузки (передачи) товаров Получателю.</w:t>
+      </w:r>
+    </w:p>
+    <w:p>
+      <w:pPr>
+        <w:widowControl w:val="0"/>
+        <w:autoSpaceDE w:val="0"/>
+        <w:autoSpaceDN w:val="0"/>
+        <w:adjustRightInd w:val="0"/>
+        <w:spacing w:line="240" w:lineRule="auto"/>
+        <w:ind w:firstLine="720"/>
+        <w:rPr>
+          <w:rFonts w:ascii="Arial" w:eastAsia="Times New Roman" w:hAnsi="Arial" w:cs="Arial"/>
+          <w:kern w:val="0"/>
+          <w:sz w:val="24"/>
+          <w:lang w:eastAsia="ru-RU"/>
+          <w14:ligatures w14:val="none"/>
+        </w:rPr>
+      </w:pPr>
+      <w:r>
+        <w:rPr>
+          <w:rFonts w:ascii="Arial" w:eastAsia="Times New Roman" w:hAnsi="Arial" w:cs="Arial"/>
+          <w:kern w:val="0"/>
+          <w:sz w:val="24"/>
+          <w:lang w:eastAsia="ru-RU"/>
+          <w14:ligatures w14:val="none"/>
+        </w:rPr>
+        <w:t>2.5. Доставка товаров осуществляется Поставщиком путем отгрузки их</w:t>
+      </w:r>
+      <w:r>
+        <w:rPr>
+          <w:rFonts w:ascii="Arial" w:eastAsia="Times New Roman" w:hAnsi="Arial" w:cs="Arial"/>
+          <w:kern w:val="0"/>
+          <w:sz w:val="24"/>
+          <w:lang w:eastAsia="ru-RU"/>
+          <w14:ligatures w14:val="none"/>
+        </w:rPr>
+        <w:t>{{</w:t>
+      </w:r>
       <w:proofErr w:type="spellStart"/>
+      <w:r>
+        <w:rPr>
+          <w:rFonts w:ascii="Arial" w:eastAsia="Times New Roman" w:hAnsi="Arial" w:cs="Arial"/>
+          <w:kern w:val="0"/>
+          <w:sz w:val="24"/>
+          <w:lang w:eastAsia="ru-RU"/>
+          <w14:ligatures w14:val="none"/>
+        </w:rPr>
+        <w:t>transport_type</w:t>
+      </w:r>
       <w:proofErr w:type="spellEnd"/>
-    </w:p>
-    <w:p>
-      <w:pPr>
-        <w:widowControl w:val="0"/>
-        <w:autoSpaceDE w:val="0"/>
-        <w:autoSpaceDN w:val="0"/>
-        <w:adjustRightInd w:val="0"/>
-        <w:spacing w:after="0" w:line="240" w:lineRule="auto"/>
-        <w:ind w:firstLine="720"/>
-        <w:rPr>
-          <w:rFonts w:ascii="Arial" w:eastAsia="Times New Roman" w:hAnsi="Arial" w:cs="Arial"/>
-          <w:kern w:val="0"/>
-          <w:sz w:val="24"/>
-          <w:lang w:eastAsia="ru-RU"/>
-          <w14:ligatures w14:val="none"/>
-        </w:rPr>
-      </w:pPr>
-      <w:r>
-        <w:rPr>
-          <w:rFonts w:ascii="Arial" w:eastAsia="Times New Roman" w:hAnsi="Arial" w:cs="Arial"/>
-          <w:kern w:val="0"/>
-          <w:sz w:val="24"/>
-          <w:lang w:eastAsia="ru-RU"/>
-          <w14:ligatures w14:val="none"/>
-        </w:rPr>
-        <w:t>2.4. Поставка товаров осуществляется путем отгрузки (передачи) товаров Получателю.</w:t>
-      </w:r>
-    </w:p>
-    <w:p>
-      <w:pPr>
-        <w:widowControl w:val="0"/>
-        <w:autoSpaceDE w:val="0"/>
-        <w:autoSpaceDN w:val="0"/>
-        <w:adjustRightInd w:val="0"/>
-        <w:spacing w:line="240" w:lineRule="auto"/>
-        <w:ind w:firstLine="720"/>
-        <w:rPr>
-          <w:rFonts w:ascii="Arial" w:eastAsia="Times New Roman" w:hAnsi="Arial" w:cs="Arial"/>
-          <w:kern w:val="0"/>
-          <w:sz w:val="24"/>
-          <w:lang w:eastAsia="ru-RU"/>
-          <w14:ligatures w14:val="none"/>
-        </w:rPr>
-      </w:pPr>
-      <w:r>
-        <w:rPr>
-          <w:rFonts w:ascii="Arial" w:eastAsia="Times New Roman" w:hAnsi="Arial" w:cs="Arial"/>
-          <w:kern w:val="0"/>
-          <w:sz w:val="24"/>
-          <w:lang w:eastAsia="ru-RU"/>
-          <w14:ligatures w14:val="none"/>
-        </w:rPr>
-        <w:t>2.5. Доставка товаров осуществляется Поставщиком путем отгрузки их </w:t>
-      </w:r>
-      <w:r>
-        <w:rPr>
-          <w:rFonts w:ascii="Arial" w:eastAsia="Times New Roman" w:hAnsi="Arial" w:cs="Arial"/>
-          <w:kern w:val="0"/>
-          <w:sz w:val="24"/>
-          <w:lang w:eastAsia="ru-RU"/>
-          <w14:ligatures w14:val="none"/>
-        </w:rPr>
-        <w:t xml:space="preserve">{{transport_type}}</w:t>
+      <w:r>
+        <w:rPr>
+          <w:rFonts w:ascii="Arial" w:eastAsia="Times New Roman" w:hAnsi="Arial" w:cs="Arial"/>
+          <w:kern w:val="0"/>
+          <w:sz w:val="24"/>
+          <w:lang w:eastAsia="ru-RU"/>
+          <w14:ligatures w14:val="none"/>
+        </w:rPr>
+        <w:t>}}</w:t>
       </w:r>
       <w:r>
         <w:rPr>
@@ -879,8 +897,6 @@
         </w:rPr>
         <w:t>.</w:t>
       </w:r>
-      <w:proofErr w:type="spellStart"/>
-      <w:proofErr w:type="spellEnd"/>
     </w:p>
     <w:p>
       <w:pPr>
@@ -1522,30 +1538,28 @@
           <w:lang w:eastAsia="ru-RU"/>
           <w14:ligatures w14:val="none"/>
         </w:rPr>
-        <w:t>5.2. Оплата производится в безналичном порядке за каждую партию товара отдельно в течение </w:t>
-      </w:r>
-      <w:r>
-        <w:rPr>
-          <w:rFonts w:ascii="Arial" w:eastAsia="Times New Roman" w:hAnsi="Arial" w:cs="Arial"/>
-          <w:kern w:val="0"/>
-          <w:sz w:val="24"/>
-          <w:lang w:eastAsia="ru-RU"/>
-          <w14:ligatures w14:val="none"/>
-        </w:rPr>
-        <w:t xml:space="preserve">{{payment_term}}</w:t>
-      </w:r>
-      <w:r>
-        <w:rPr>
-          <w:rFonts w:ascii="Arial" w:eastAsia="Times New Roman" w:hAnsi="Arial" w:cs="Arial"/>
-          <w:kern w:val="0"/>
-          <w:sz w:val="24"/>
-          <w:lang w:eastAsia="ru-RU"/>
-          <w14:ligatures w14:val="none"/>
-        </w:rPr>
-        <w:t> дней с момента получения счета-фактуры.</w:t>
-      </w:r>
-      <w:proofErr w:type="spellStart"/>
-      <w:proofErr w:type="spellEnd"/>
+        <w:t>5.2. Оплата производится в безналичном порядке за каждую партию товара отдельно в течение</w:t>
+      </w:r>
+      <w:r>
+        <w:rPr>
+          <w:rFonts w:ascii="Arial" w:eastAsia="Times New Roman" w:hAnsi="Arial" w:cs="Arial"/>
+          <w:kern w:val="0"/>
+          <w:sz w:val="24"/>
+          <w:lang w:eastAsia="ru-RU"/>
+          <w14:ligatures w14:val="none"/>
+        </w:rPr>
+        <w:t>{{payment_term}}</w:t>
+      </w:r>
+      <w:r>
+        <w:rPr>
+          <w:rFonts w:ascii="Arial" w:eastAsia="Times New Roman" w:hAnsi="Arial" w:cs="Arial"/>
+          <w:kern w:val="0"/>
+          <w:sz w:val="24"/>
+          <w:lang w:eastAsia="ru-RU"/>
+          <w14:ligatures w14:val="none"/>
+        </w:rPr>
+        <w:t>дней с момента получения счета-фактуры.</w:t>
+      </w:r>
     </w:p>
     <w:p>
       <w:pPr>
@@ -1695,102 +1709,74 @@
           <w:lang w:eastAsia="ru-RU"/>
           <w14:ligatures w14:val="none"/>
         </w:rPr>
-        <w:t>6.2. За недопоставку или просрочку поставки товаров Поставщик уплачивает Покупателю неустойку в размере </w:t>
-      </w:r>
-      <w:r>
-        <w:rPr>
-          <w:rFonts w:ascii="Arial" w:eastAsia="Times New Roman" w:hAnsi="Arial" w:cs="Arial"/>
-          <w:kern w:val="0"/>
-          <w:sz w:val="24"/>
-          <w:lang w:eastAsia="ru-RU"/>
-          <w14:ligatures w14:val="none"/>
-        </w:rPr>
-        <w:t xml:space="preserve">{{penalty_shortage}}</w:t>
-      </w:r>
-      <w:r>
-        <w:rPr>
-          <w:rFonts w:ascii="Arial" w:eastAsia="Times New Roman" w:hAnsi="Arial" w:cs="Arial"/>
-          <w:kern w:val="0"/>
-          <w:sz w:val="24"/>
-          <w:lang w:eastAsia="ru-RU"/>
-          <w14:ligatures w14:val="none"/>
-        </w:rPr>
-        <w:t>%</w:t>
-      </w:r>
-      <w:proofErr w:type="spellStart"/>
-      <w:proofErr w:type="spellEnd"/>
-      <w:proofErr w:type="gramStart"/>
-      <w:proofErr w:type="gramEnd"/>
-      <w:r>
-        <w:rPr>
-          <w:rFonts w:ascii="Arial" w:eastAsia="Times New Roman" w:hAnsi="Arial" w:cs="Arial"/>
-          <w:kern w:val="0"/>
-          <w:sz w:val="24"/>
-          <w:lang w:eastAsia="ru-RU"/>
-          <w14:ligatures w14:val="none"/>
-        </w:rPr>
-        <w:t xml:space="preserve"> от стоимости всей партии товаров за каждый день просрочки до фактического исполнения обязательства.</w:t>
-      </w:r>
-    </w:p>
-    <w:p>
-      <w:pPr>
-        <w:widowControl w:val="0"/>
-        <w:autoSpaceDE w:val="0"/>
-        <w:autoSpaceDN w:val="0"/>
-        <w:adjustRightInd w:val="0"/>
-        <w:spacing w:after="0" w:line="240" w:lineRule="auto"/>
-        <w:ind w:firstLine="720"/>
-        <w:rPr>
-          <w:rFonts w:ascii="Arial" w:eastAsia="Times New Roman" w:hAnsi="Arial" w:cs="Arial"/>
-          <w:kern w:val="0"/>
-          <w:sz w:val="24"/>
-          <w:lang w:eastAsia="ru-RU"/>
-          <w14:ligatures w14:val="none"/>
-        </w:rPr>
-      </w:pPr>
-      <w:r>
-        <w:rPr>
-          <w:rFonts w:ascii="Arial" w:eastAsia="Times New Roman" w:hAnsi="Arial" w:cs="Arial"/>
-          <w:kern w:val="0"/>
-          <w:sz w:val="24"/>
-          <w:lang w:eastAsia="ru-RU"/>
-          <w14:ligatures w14:val="none"/>
-        </w:rPr>
-        <w:t>6.3. За несвоевременную оплату переданного в соответствии с настоящим договором товара Покупатель уплачивает Поставщику неустойку в размере </w:t>
-      </w:r>
-      <w:r>
-        <w:rPr>
-          <w:rFonts w:ascii="Arial" w:eastAsia="Times New Roman" w:hAnsi="Arial" w:cs="Arial"/>
-          <w:kern w:val="0"/>
-          <w:sz w:val="24"/>
-          <w:lang w:eastAsia="ru-RU"/>
-          <w14:ligatures w14:val="none"/>
-        </w:rPr>
-        <w:t xml:space="preserve">{{penalty_late_payment}}</w:t>
-      </w:r>
-      <w:r>
-        <w:rPr>
-          <w:rFonts w:ascii="Arial" w:eastAsia="Times New Roman" w:hAnsi="Arial" w:cs="Arial"/>
-          <w:kern w:val="0"/>
-          <w:sz w:val="24"/>
-          <w:lang w:eastAsia="ru-RU"/>
-          <w14:ligatures w14:val="none"/>
-        </w:rPr>
-        <w:t>%</w:t>
-      </w:r>
-      <w:proofErr w:type="spellStart"/>
-      <w:proofErr w:type="spellEnd"/>
-      <w:proofErr w:type="gramStart"/>
-      <w:proofErr w:type="gramEnd"/>
-      <w:r>
-        <w:rPr>
-          <w:rFonts w:ascii="Arial" w:eastAsia="Times New Roman" w:hAnsi="Arial" w:cs="Arial"/>
-          <w:kern w:val="0"/>
-          <w:sz w:val="24"/>
-          <w:lang w:eastAsia="ru-RU"/>
-          <w14:ligatures w14:val="none"/>
-        </w:rPr>
-        <w:t xml:space="preserve"> от суммы задолженности за каждый день просрочки.</w:t>
+        <w:t>6.2. За недопоставку или просрочку поставки товаров Поставщик уплачивает Покупателю неустойку в размере</w:t>
+      </w:r>
+      <w:r>
+        <w:rPr>
+          <w:rFonts w:ascii="Arial" w:eastAsia="Times New Roman" w:hAnsi="Arial" w:cs="Arial"/>
+          <w:kern w:val="0"/>
+          <w:sz w:val="24"/>
+          <w:lang w:eastAsia="ru-RU"/>
+          <w14:ligatures w14:val="none"/>
+        </w:rPr>
+        <w:t>{{penalty_shortage}}</w:t>
+      </w:r>
+      <w:r>
+        <w:rPr>
+          <w:rFonts w:ascii="Arial" w:eastAsia="Times New Roman" w:hAnsi="Arial" w:cs="Arial"/>
+          <w:kern w:val="0"/>
+          <w:sz w:val="24"/>
+          <w:lang w:eastAsia="ru-RU"/>
+          <w14:ligatures w14:val="none"/>
+        </w:rPr>
+        <w:t>% от стоимости всей партии товаров за каждый день просрочки до фактического исполнения обязательства.</w:t>
+      </w:r>
+    </w:p>
+    <w:p>
+      <w:pPr>
+        <w:widowControl w:val="0"/>
+        <w:autoSpaceDE w:val="0"/>
+        <w:autoSpaceDN w:val="0"/>
+        <w:adjustRightInd w:val="0"/>
+        <w:spacing w:after="0" w:line="240" w:lineRule="auto"/>
+        <w:ind w:firstLine="720"/>
+        <w:rPr>
+          <w:rFonts w:ascii="Arial" w:eastAsia="Times New Roman" w:hAnsi="Arial" w:cs="Arial"/>
+          <w:kern w:val="0"/>
+          <w:sz w:val="24"/>
+          <w:lang w:eastAsia="ru-RU"/>
+          <w14:ligatures w14:val="none"/>
+        </w:rPr>
+      </w:pPr>
+      <w:r>
+        <w:rPr>
+          <w:rFonts w:ascii="Arial" w:eastAsia="Times New Roman" w:hAnsi="Arial" w:cs="Arial"/>
+          <w:kern w:val="0"/>
+          <w:sz w:val="24"/>
+          <w:lang w:eastAsia="ru-RU"/>
+          <w14:ligatures w14:val="none"/>
+        </w:rPr>
+        <w:t>6.3. За несвоевременную оплату переданного в соответствии с настоящим договором товара Покупатель уплачивает Поставщику неустойку в размере</w:t>
+      </w:r>
+      <w:r>
+        <w:rPr>
+          <w:rFonts w:ascii="Arial" w:eastAsia="Times New Roman" w:hAnsi="Arial" w:cs="Arial"/>
+          <w:kern w:val="0"/>
+          <w:sz w:val="24"/>
+          <w:lang w:eastAsia="ru-RU"/>
+          <w14:ligatures w14:val="none"/>
+        </w:rPr>
+        <w:t>{{penalty_late_payment}}</w:t>
+      </w:r>
+      <w:r>
+        <w:rPr>
+          <w:rFonts w:ascii="Arial" w:eastAsia="Times New Roman" w:hAnsi="Arial" w:cs="Arial"/>
+          <w:kern w:val="0"/>
+          <w:sz w:val="24"/>
+          <w:lang w:eastAsia="ru-RU"/>
+          <w14:ligatures w14:val="none"/>
+        </w:rPr>
+        <w:t>% от суммы задолженности за каждый день просрочки.</w:t>
       </w:r>
     </w:p>
     <w:p>
@@ -1887,25 +1873,8 @@
           <w:lang w:eastAsia="ru-RU"/>
           <w14:ligatures w14:val="none"/>
         </w:rPr>
-        <w:t>7.1. Настоящий договор составлен в двух аутентичных экземплярах по одному для каждой из Сторон.</w:t>
-      </w:r>
-    </w:p>
-    <w:p>
-      <w:pPr>
-        <w:widowControl w:val="0"/>
-        <w:autoSpaceDE w:val="0"/>
-        <w:autoSpaceDN w:val="0"/>
-        <w:adjustRightInd w:val="0"/>
-        <w:spacing w:after="0" w:line="240" w:lineRule="auto"/>
-        <w:ind w:firstLine="720"/>
-        <w:rPr>
-          <w:rFonts w:ascii="Arial" w:eastAsia="Times New Roman" w:hAnsi="Arial" w:cs="Arial"/>
-          <w:kern w:val="0"/>
-          <w:sz w:val="24"/>
-          <w:lang w:eastAsia="ru-RU"/>
-          <w14:ligatures w14:val="none"/>
-        </w:rPr>
-      </w:pPr>
+        <w:t xml:space="preserve">7.1. Настоящий договор составлен в двух аутентичных экземплярах по </w:t>
+      </w:r>
       <w:r>
         <w:rPr>
           <w:rFonts w:ascii="Arial" w:eastAsia="Times New Roman" w:hAnsi="Arial" w:cs="Arial"/>
@@ -1915,17 +1884,66 @@
           <w14:ligatures w14:val="none"/>
         </w:rPr>
         <w:lastRenderedPageBreak/>
-        <w:t>7.2. Настоящий договор вступает в силу с момента его подписания и действует до </w:t>
-      </w:r>
-      <w:r>
-        <w:rPr>
-          <w:rFonts w:ascii="Arial" w:eastAsia="Times New Roman" w:hAnsi="Arial" w:cs="Arial"/>
-          <w:kern w:val="0"/>
-          <w:sz w:val="24"/>
-          <w:lang w:eastAsia="ru-RU"/>
-          <w14:ligatures w14:val="none"/>
-        </w:rPr>
-        <w:t xml:space="preserve">{{contract_end_date}}</w:t>
+        <w:t>одному для каждой из Сторон.</w:t>
+      </w:r>
+    </w:p>
+    <w:p>
+      <w:pPr>
+        <w:widowControl w:val="0"/>
+        <w:autoSpaceDE w:val="0"/>
+        <w:autoSpaceDN w:val="0"/>
+        <w:adjustRightInd w:val="0"/>
+        <w:spacing w:after="0" w:line="240" w:lineRule="auto"/>
+        <w:ind w:firstLine="720"/>
+        <w:rPr>
+          <w:rFonts w:ascii="Arial" w:eastAsia="Times New Roman" w:hAnsi="Arial" w:cs="Arial"/>
+          <w:kern w:val="0"/>
+          <w:sz w:val="24"/>
+          <w:lang w:eastAsia="ru-RU"/>
+          <w14:ligatures w14:val="none"/>
+        </w:rPr>
+      </w:pPr>
+      <w:r>
+        <w:rPr>
+          <w:rFonts w:ascii="Arial" w:eastAsia="Times New Roman" w:hAnsi="Arial" w:cs="Arial"/>
+          <w:kern w:val="0"/>
+          <w:sz w:val="24"/>
+          <w:lang w:eastAsia="ru-RU"/>
+          <w14:ligatures w14:val="none"/>
+        </w:rPr>
+        <w:t>7.2. Настоящий договор вступает в силу с момента его подписания и действует до</w:t>
+      </w:r>
+      <w:r>
+        <w:rPr>
+          <w:rFonts w:ascii="Arial" w:eastAsia="Times New Roman" w:hAnsi="Arial" w:cs="Arial"/>
+          <w:kern w:val="0"/>
+          <w:sz w:val="24"/>
+          <w:lang w:eastAsia="ru-RU"/>
+          <w14:ligatures w14:val="none"/>
+        </w:rPr>
+        <w:t>{{</w:t>
+      </w:r>
+      <w:proofErr w:type="spellStart"/>
+      <w:r>
+        <w:rPr>
+          <w:rFonts w:ascii="Arial" w:eastAsia="Times New Roman" w:hAnsi="Arial" w:cs="Arial"/>
+          <w:kern w:val="0"/>
+          <w:sz w:val="24"/>
+          <w:lang w:eastAsia="ru-RU"/>
+          <w14:ligatures w14:val="none"/>
+        </w:rPr>
+        <w:t>contract_end_date</w:t>
+      </w:r>
+      <w:proofErr w:type="spellEnd"/>
+      <w:r>
+        <w:rPr>
+          <w:rFonts w:ascii="Arial" w:eastAsia="Times New Roman" w:hAnsi="Arial" w:cs="Arial"/>
+          <w:kern w:val="0"/>
+          <w:sz w:val="24"/>
+          <w:lang w:eastAsia="ru-RU"/>
+          <w14:ligatures w14:val="none"/>
+        </w:rPr>
+        <w:t>}}</w:t>
       </w:r>
       <w:r>
         <w:rPr>
@@ -1937,47 +1955,43 @@
         </w:rPr>
         <w:t>.</w:t>
       </w:r>
-      <w:proofErr w:type="spellStart"/>
-      <w:proofErr w:type="spellEnd"/>
-    </w:p>
-    <w:p>
-      <w:pPr>
-        <w:widowControl w:val="0"/>
-        <w:autoSpaceDE w:val="0"/>
-        <w:autoSpaceDN w:val="0"/>
-        <w:adjustRightInd w:val="0"/>
-        <w:spacing w:after="0" w:line="240" w:lineRule="auto"/>
-        <w:ind w:firstLine="720"/>
-        <w:rPr>
-          <w:rFonts w:ascii="Arial" w:eastAsia="Times New Roman" w:hAnsi="Arial" w:cs="Arial"/>
-          <w:kern w:val="0"/>
-          <w:sz w:val="24"/>
-          <w:lang w:eastAsia="ru-RU"/>
-          <w14:ligatures w14:val="none"/>
-        </w:rPr>
-      </w:pPr>
-      <w:r>
-        <w:rPr>
-          <w:rFonts w:ascii="Arial" w:eastAsia="Times New Roman" w:hAnsi="Arial" w:cs="Arial"/>
-          <w:kern w:val="0"/>
-          <w:sz w:val="24"/>
-          <w:lang w:eastAsia="ru-RU"/>
-          <w14:ligatures w14:val="none"/>
-        </w:rPr>
-        <w:t>7.3. В случае, если ни одна из Сторон после истечения срока действия Договора не заявит о его расторжении, то договор пролонгируется на тех же условиях на </w:t>
-      </w:r>
-      <w:r>
-        <w:rPr>
-          <w:rFonts w:ascii="Arial" w:eastAsia="Times New Roman" w:hAnsi="Arial" w:cs="Arial"/>
-          <w:kern w:val="0"/>
-          <w:sz w:val="24"/>
-          <w:lang w:eastAsia="ru-RU"/>
-          <w14:ligatures w14:val="none"/>
-        </w:rPr>
-        <w:t xml:space="preserve">{{renewal_term}}</w:t>
-      </w:r>
-      <w:proofErr w:type="spellStart"/>
-      <w:proofErr w:type="spellEnd"/>
+    </w:p>
+    <w:p>
+      <w:pPr>
+        <w:widowControl w:val="0"/>
+        <w:autoSpaceDE w:val="0"/>
+        <w:autoSpaceDN w:val="0"/>
+        <w:adjustRightInd w:val="0"/>
+        <w:spacing w:after="0" w:line="240" w:lineRule="auto"/>
+        <w:ind w:firstLine="720"/>
+        <w:rPr>
+          <w:rFonts w:ascii="Arial" w:eastAsia="Times New Roman" w:hAnsi="Arial" w:cs="Arial"/>
+          <w:kern w:val="0"/>
+          <w:sz w:val="24"/>
+          <w:lang w:eastAsia="ru-RU"/>
+          <w14:ligatures w14:val="none"/>
+        </w:rPr>
+      </w:pPr>
+      <w:r>
+        <w:rPr>
+          <w:rFonts w:ascii="Arial" w:eastAsia="Times New Roman" w:hAnsi="Arial" w:cs="Arial"/>
+          <w:kern w:val="0"/>
+          <w:sz w:val="24"/>
+          <w:lang w:eastAsia="ru-RU"/>
+          <w14:ligatures w14:val="none"/>
+        </w:rPr>
+        <w:t>7.3. В случае, если ни одна из Сторон после истечения срока действия Договора не заявит о его расторжении, то договор пролонгируется на тех же условиях на</w:t>
+      </w:r>
+      <w:r>
+        <w:rPr>
+          <w:rFonts w:ascii="Arial" w:eastAsia="Times New Roman" w:hAnsi="Arial" w:cs="Arial"/>
+          <w:kern w:val="0"/>
+          <w:sz w:val="24"/>
+          <w:lang w:eastAsia="ru-RU"/>
+          <w14:ligatures w14:val="none"/>
+        </w:rPr>
+        <w:t>{{renewal_term}}</w:t>
+      </w:r>
     </w:p>
     <w:p>
       <w:pPr>
@@ -2388,10 +2402,8 @@
                 <w:lang w:val="en-US" w:eastAsia="ru-RU"/>
                 <w14:ligatures w14:val="none"/>
               </w:rPr>
-              <w:t xml:space="preserve">{{supplier_full_name}}</w:t>
+              <w:t>{{supplier_full_name}}</w:t>
             </w:r>
-            <w:proofErr w:type="spellStart"/>
-            <w:proofErr w:type="spellEnd"/>
           </w:p>
           <w:p>
             <w:pPr>
@@ -2427,7 +2439,7 @@
                 <w:lang w:val="en-US" w:eastAsia="ru-RU"/>
                 <w14:ligatures w14:val="none"/>
               </w:rPr>
-              <w:t>: </w:t>
+              <w:t>:</w:t>
             </w:r>
             <w:r>
               <w:rPr>
@@ -2437,10 +2449,8 @@
                 <w:lang w:val="en-US" w:eastAsia="ru-RU"/>
                 <w14:ligatures w14:val="none"/>
               </w:rPr>
-              <w:t xml:space="preserve">{{supplier_inn}}</w:t>
+              <w:t>{{supplier_inn}}</w:t>
             </w:r>
-            <w:proofErr w:type="spellStart"/>
-            <w:proofErr w:type="spellEnd"/>
           </w:p>
           <w:p>
             <w:pPr>
@@ -2476,7 +2486,7 @@
                 <w:lang w:val="en-US" w:eastAsia="ru-RU"/>
                 <w14:ligatures w14:val="none"/>
               </w:rPr>
-              <w:t>: </w:t>
+              <w:t>:</w:t>
             </w:r>
             <w:r>
               <w:rPr>
@@ -2486,10 +2496,8 @@
                 <w:lang w:val="en-US" w:eastAsia="ru-RU"/>
                 <w14:ligatures w14:val="none"/>
               </w:rPr>
-              <w:t xml:space="preserve">{{supplier_address}}</w:t>
+              <w:t>{{supplier_address}}</w:t>
             </w:r>
-            <w:proofErr w:type="spellStart"/>
-            <w:proofErr w:type="spellEnd"/>
           </w:p>
           <w:p>
             <w:pPr>
@@ -2515,7 +2523,7 @@
                 <w:lang w:val="en-US" w:eastAsia="ru-RU"/>
                 <w14:ligatures w14:val="none"/>
               </w:rPr>
-              <w:t>____________________ </w:t>
+              <w:t>____________________</w:t>
             </w:r>
             <w:r>
               <w:rPr>
@@ -2525,10 +2533,8 @@
                 <w:lang w:val="en-US" w:eastAsia="ru-RU"/>
                 <w14:ligatures w14:val="none"/>
               </w:rPr>
-              <w:t xml:space="preserve">{{supplier_director}}</w:t>
+              <w:t>{{supplier_director}}</w:t>
             </w:r>
-            <w:proofErr w:type="spellStart"/>
-            <w:proofErr w:type="spellEnd"/>
           </w:p>
         </w:tc>
         <w:tc>
@@ -2593,10 +2599,8 @@
                 <w:lang w:val="en-US" w:eastAsia="ru-RU"/>
                 <w14:ligatures w14:val="none"/>
               </w:rPr>
-              <w:t xml:space="preserve">{{buyer_full_name}}</w:t>
+              <w:t>{{buyer_full_name}}</w:t>
             </w:r>
-            <w:proofErr w:type="spellStart"/>
-            <w:proofErr w:type="spellEnd"/>
           </w:p>
           <w:p>
             <w:pPr>
@@ -2632,7 +2636,7 @@
                 <w:lang w:val="en-US" w:eastAsia="ru-RU"/>
                 <w14:ligatures w14:val="none"/>
               </w:rPr>
-              <w:t>: </w:t>
+              <w:t>:</w:t>
             </w:r>
             <w:r>
               <w:rPr>
@@ -2642,10 +2646,8 @@
                 <w:lang w:val="en-US" w:eastAsia="ru-RU"/>
                 <w14:ligatures w14:val="none"/>
               </w:rPr>
-              <w:t xml:space="preserve">{{buyer_inn}}</w:t>
+              <w:t>{{buyer_inn}}</w:t>
             </w:r>
-            <w:proofErr w:type="spellStart"/>
-            <w:proofErr w:type="spellEnd"/>
           </w:p>
           <w:p>
             <w:pPr>
@@ -2681,7 +2683,7 @@
                 <w:lang w:val="en-US" w:eastAsia="ru-RU"/>
                 <w14:ligatures w14:val="none"/>
               </w:rPr>
-              <w:t>: </w:t>
+              <w:t>:</w:t>
             </w:r>
             <w:r>
               <w:rPr>
@@ -2691,10 +2693,8 @@
                 <w:lang w:val="en-US" w:eastAsia="ru-RU"/>
                 <w14:ligatures w14:val="none"/>
               </w:rPr>
-              <w:t xml:space="preserve">{{buyer_address}}</w:t>
+              <w:t>{{buyer_address}}</w:t>
             </w:r>
-            <w:proofErr w:type="spellStart"/>
-            <w:proofErr w:type="spellEnd"/>
           </w:p>
           <w:p>
             <w:pPr>
@@ -2720,7 +2720,7 @@
                 <w:lang w:val="en-US" w:eastAsia="ru-RU"/>
                 <w14:ligatures w14:val="none"/>
               </w:rPr>
-              <w:t>____________________ </w:t>
+              <w:t>____________________</w:t>
             </w:r>
             <w:r>
               <w:rPr>
@@ -2730,10 +2730,195 @@
                 <w:lang w:val="en-US" w:eastAsia="ru-RU"/>
                 <w14:ligatures w14:val="none"/>
               </w:rPr>
-              <w:t xml:space="preserve">{{buyer_director}}</w:t>
+              <w:t>{{buyer_director}}</w:t>
+            </w:r>
+          </w:p>
+          <w:p>
+            <w:pPr>
+              <w:widowControl w:val="0"/>
+              <w:autoSpaceDE w:val="0"/>
+              <w:autoSpaceDN w:val="0"/>
+              <w:adjustRightInd w:val="0"/>
+              <w:spacing w:after="0" w:line="240" w:lineRule="auto"/>
+              <w:jc w:val="left"/>
+              <w:rPr>
+                <w:rFonts w:ascii="Arial" w:eastAsia="Times New Roman" w:hAnsi="Arial" w:cs="Arial"/>
+                <w:kern w:val="0"/>
+                <w:sz w:val="24"/>
+                <w:lang w:val="en-US" w:eastAsia="ru-RU"/>
+                <w14:ligatures w14:val="none"/>
+              </w:rPr>
+            </w:pPr>
+            <w:r>
+              <w:rPr>
+                <w:rFonts w:ascii="Arial" w:eastAsia="Times New Roman" w:hAnsi="Arial" w:cs="Arial"/>
+                <w:kern w:val="0"/>
+                <w:sz w:val="24"/>
+                <w:lang w:val="en-US" w:eastAsia="ru-RU"/>
+                <w14:ligatures w14:val="none"/>
+              </w:rPr>
+              <w:t>___________________</w:t>
+            </w:r>
+            <w:r>
+              <w:rPr>
+                <w:rFonts w:ascii="Arial" w:eastAsia="Times New Roman" w:hAnsi="Arial" w:cs="Arial"/>
+                <w:kern w:val="0"/>
+                <w:sz w:val="24"/>
+                <w:lang w:val="en-US" w:eastAsia="ru-RU"/>
+                <w14:ligatures w14:val="none"/>
+              </w:rPr>
+              <w:t>{{</w:t>
             </w:r>
             <w:proofErr w:type="spellStart"/>
+            <w:r>
+              <w:rPr>
+                <w:rFonts w:ascii="Arial" w:eastAsia="Times New Roman" w:hAnsi="Arial" w:cs="Arial"/>
+                <w:kern w:val="0"/>
+                <w:sz w:val="24"/>
+                <w:lang w:val="en-US" w:eastAsia="ru-RU"/>
+                <w14:ligatures w14:val="none"/>
+              </w:rPr>
+              <w:t>buyer_</w:t>
+            </w:r>
+            <w:r>
+              <w:rPr>
+                <w:rFonts w:ascii="Arial" w:eastAsia="Times New Roman" w:hAnsi="Arial" w:cs="Arial"/>
+                <w:kern w:val="0"/>
+                <w:sz w:val="24"/>
+                <w:lang w:val="en-US" w:eastAsia="ru-RU"/>
+                <w14:ligatures w14:val="none"/>
+              </w:rPr>
+              <w:t>accountant</w:t>
+            </w:r>
             <w:proofErr w:type="spellEnd"/>
+            <w:r>
+              <w:rPr>
+                <w:rFonts w:ascii="Arial" w:eastAsia="Times New Roman" w:hAnsi="Arial" w:cs="Arial"/>
+                <w:kern w:val="0"/>
+                <w:sz w:val="24"/>
+                <w:lang w:val="en-US" w:eastAsia="ru-RU"/>
+                <w14:ligatures w14:val="none"/>
+              </w:rPr>
+              <w:t>}}</w:t>
+            </w:r>
+          </w:p>
+          <w:p>
+            <w:pPr>
+              <w:widowControl w:val="0"/>
+              <w:autoSpaceDE w:val="0"/>
+              <w:autoSpaceDN w:val="0"/>
+              <w:adjustRightInd w:val="0"/>
+              <w:spacing w:after="0" w:line="240" w:lineRule="auto"/>
+              <w:jc w:val="left"/>
+              <w:rPr>
+                <w:rFonts w:ascii="Arial" w:eastAsia="Times New Roman" w:hAnsi="Arial" w:cs="Arial"/>
+                <w:kern w:val="0"/>
+                <w:sz w:val="24"/>
+                <w:lang w:val="en-US" w:eastAsia="ru-RU"/>
+                <w14:ligatures w14:val="none"/>
+              </w:rPr>
+            </w:pPr>
+            <w:r>
+              <w:rPr>
+                <w:rFonts w:ascii="Arial" w:eastAsia="Times New Roman" w:hAnsi="Arial" w:cs="Arial"/>
+                <w:kern w:val="0"/>
+                <w:sz w:val="24"/>
+                <w:lang w:val="en-US" w:eastAsia="ru-RU"/>
+                <w14:ligatures w14:val="none"/>
+              </w:rPr>
+              <w:t>___________________</w:t>
+            </w:r>
+            <w:proofErr w:type="gramStart"/>
+            <w:r>
+              <w:rPr>
+                <w:rFonts w:ascii="Arial" w:eastAsia="Times New Roman" w:hAnsi="Arial" w:cs="Arial"/>
+                <w:kern w:val="0"/>
+                <w:sz w:val="24"/>
+                <w:lang w:val="en-US" w:eastAsia="ru-RU"/>
+                <w14:ligatures w14:val="none"/>
+              </w:rPr>
+              <w:t>_</w:t>
+            </w:r>
+            <w:r>
+              <w:rPr>
+                <w:rFonts w:ascii="Arial" w:eastAsia="Times New Roman" w:hAnsi="Arial" w:cs="Arial"/>
+                <w:kern w:val="0"/>
+                <w:sz w:val="24"/>
+                <w:lang w:val="en-US" w:eastAsia="ru-RU"/>
+                <w14:ligatures w14:val="none"/>
+              </w:rPr>
+              <w:t>{</w:t>
+            </w:r>
+            <w:proofErr w:type="gramEnd"/>
+            <w:r>
+              <w:rPr>
+                <w:rFonts w:ascii="Arial" w:eastAsia="Times New Roman" w:hAnsi="Arial" w:cs="Arial"/>
+                <w:kern w:val="0"/>
+                <w:sz w:val="24"/>
+                <w:lang w:val="en-US" w:eastAsia="ru-RU"/>
+                <w14:ligatures w14:val="none"/>
+              </w:rPr>
+              <w:t>{</w:t>
+            </w:r>
+            <w:proofErr w:type="spellStart"/>
+            <w:r>
+              <w:rPr>
+                <w:rFonts w:ascii="Arial" w:eastAsia="Times New Roman" w:hAnsi="Arial" w:cs="Arial"/>
+                <w:kern w:val="0"/>
+                <w:sz w:val="24"/>
+                <w:lang w:val="en-US" w:eastAsia="ru-RU"/>
+                <w14:ligatures w14:val="none"/>
+              </w:rPr>
+              <w:t>buyer_</w:t>
+            </w:r>
+            <w:r>
+              <w:rPr>
+                <w:rFonts w:ascii="Arial" w:eastAsia="Times New Roman" w:hAnsi="Arial" w:cs="Arial"/>
+                <w:kern w:val="0"/>
+                <w:sz w:val="24"/>
+                <w:lang w:val="en-US" w:eastAsia="ru-RU"/>
+                <w14:ligatures w14:val="none"/>
+              </w:rPr>
+              <w:t>manager</w:t>
+            </w:r>
+            <w:proofErr w:type="spellEnd"/>
+            <w:r>
+              <w:rPr>
+                <w:rFonts w:ascii="Arial" w:eastAsia="Times New Roman" w:hAnsi="Arial" w:cs="Arial"/>
+                <w:kern w:val="0"/>
+                <w:sz w:val="24"/>
+                <w:lang w:val="en-US" w:eastAsia="ru-RU"/>
+                <w14:ligatures w14:val="none"/>
+              </w:rPr>
+              <w:t xml:space="preserve"> </w:t>
+            </w:r>
+            <w:r>
+              <w:rPr>
+                <w:rFonts w:ascii="Arial" w:eastAsia="Times New Roman" w:hAnsi="Arial" w:cs="Arial"/>
+                <w:kern w:val="0"/>
+                <w:sz w:val="24"/>
+                <w:lang w:val="en-US" w:eastAsia="ru-RU"/>
+                <w14:ligatures w14:val="none"/>
+              </w:rPr>
+              <w:t>}}</w:t>
+            </w:r>
+          </w:p>
+          <w:p>
+            <w:pPr>
+              <w:widowControl w:val="0"/>
+              <w:autoSpaceDE w:val="0"/>
+              <w:autoSpaceDN w:val="0"/>
+              <w:adjustRightInd w:val="0"/>
+              <w:spacing w:after="0" w:line="240" w:lineRule="auto"/>
+              <w:jc w:val="left"/>
+              <w:rPr>
+                <w:rFonts w:ascii="Arial" w:eastAsia="Times New Roman" w:hAnsi="Arial" w:cs="Arial"/>
+                <w:kern w:val="0"/>
+                <w:sz w:val="24"/>
+                <w:lang w:val="en-US" w:eastAsia="ru-RU"/>
+                <w14:ligatures w14:val="none"/>
+              </w:rPr>
+            </w:pPr>
           </w:p>
         </w:tc>
       </w:tr>
@@ -3391,6 +3576,7 @@
   <w:style w:type="character" w:default="1" w:styleId="a0">
     <w:name w:val="Default Paragraph Font"/>
     <w:uiPriority w:val="1"/>
+    <w:semiHidden/>
     <w:unhideWhenUsed/>
   </w:style>
   <w:style w:type="table" w:default="1" w:styleId="a1">

--- a/contracts_templates/supply_contract_template.docx
+++ b/contracts_templates/supply_contract_template.docx
@@ -21,49 +21,22 @@
           <w14:ligatures w14:val="none"/>
         </w:rPr>
       </w:pPr>
+      <w:hyperlink r:id="rId4" w:history="1">
+        <w:r>
+          <w:rPr>
+            <w:rFonts w:ascii="Arial" w:eastAsia="Times New Roman" w:hAnsi="Arial" w:cs="Times New Roman"/>
+            <w:kern w:val="0"/>
+            <w:sz w:val="24"/>
+            <w:lang w:eastAsia="ru-RU"/>
+            <w14:ligatures w14:val="none"/>
+          </w:rPr>
+          <w:t>Договор поставки</w:t>
+        </w:r>
+      </w:hyperlink>
       <w:r>
         <w:rPr>
           <w:rFonts w:eastAsia="Aptos" w:cs="Times New Roman"/>
         </w:rPr>
-        <w:fldChar w:fldCharType="begin"/>
-      </w:r>
-      <w:r>
-        <w:rPr>
-          <w:rFonts w:eastAsia="Aptos" w:cs="Times New Roman"/>
-        </w:rPr>
-        <w:instrText>HYPERLINK "garantF1://1868166.0"</w:instrText>
-      </w:r>
-      <w:r>
-        <w:rPr>
-          <w:rFonts w:eastAsia="Aptos" w:cs="Times New Roman"/>
-        </w:rPr>
-      </w:r>
-      <w:r>
-        <w:rPr>
-          <w:rFonts w:eastAsia="Aptos" w:cs="Times New Roman"/>
-        </w:rPr>
-        <w:fldChar w:fldCharType="separate"/>
-      </w:r>
-      <w:r>
-        <w:rPr>
-          <w:rFonts w:ascii="Arial" w:eastAsia="Times New Roman" w:hAnsi="Arial" w:cs="Times New Roman"/>
-          <w:kern w:val="0"/>
-          <w:sz w:val="24"/>
-          <w:lang w:eastAsia="ru-RU"/>
-          <w14:ligatures w14:val="none"/>
-        </w:rPr>
-        <w:t>Договор поставки</w:t>
-      </w:r>
-      <w:r>
-        <w:rPr>
-          <w:rFonts w:eastAsia="Aptos" w:cs="Times New Roman"/>
-        </w:rPr>
-        <w:fldChar w:fldCharType="end"/>
-      </w:r>
-      <w:r>
-        <w:rPr>
-          <w:rFonts w:eastAsia="Aptos" w:cs="Times New Roman"/>
-        </w:rPr>
         <w:t xml:space="preserve"> №</w:t>
       </w:r>
       <w:r>
@@ -76,7 +49,6 @@
         </w:rPr>
         <w:t>{{</w:t>
       </w:r>
-      <w:proofErr w:type="spellStart"/>
       <w:r>
         <w:rPr>
           <w:rFonts w:ascii="Arial" w:eastAsia="Times New Roman" w:hAnsi="Arial" w:cs="Arial"/>
@@ -87,7 +59,6 @@
         </w:rPr>
         <w:t>contract_number</w:t>
       </w:r>
-      <w:proofErr w:type="spellEnd"/>
       <w:r>
         <w:rPr>
           <w:rFonts w:ascii="Arial" w:eastAsia="Times New Roman" w:hAnsi="Arial" w:cs="Arial"/>
@@ -554,29 +525,7 @@
           <w:lang w:eastAsia="ru-RU"/>
           <w14:ligatures w14:val="none"/>
         </w:rPr>
-        <w:t>{{</w:t>
-      </w:r>
-      <w:proofErr w:type="spellStart"/>
-      <w:r>
-        <w:rPr>
-          <w:rFonts w:ascii="Arial" w:eastAsia="Times New Roman" w:hAnsi="Arial" w:cs="Arial"/>
-          <w:kern w:val="0"/>
-          <w:sz w:val="24"/>
-          <w:lang w:eastAsia="ru-RU"/>
-          <w14:ligatures w14:val="none"/>
-        </w:rPr>
-        <w:t>consignee</w:t>
-      </w:r>
-      <w:proofErr w:type="spellEnd"/>
-      <w:r>
-        <w:rPr>
-          <w:rFonts w:ascii="Arial" w:eastAsia="Times New Roman" w:hAnsi="Arial" w:cs="Arial"/>
-          <w:kern w:val="0"/>
-          <w:sz w:val="24"/>
-          <w:lang w:eastAsia="ru-RU"/>
-          <w14:ligatures w14:val="none"/>
-        </w:rPr>
-        <w:t>}}</w:t>
+        <w:t>{{consignee}}</w:t>
       </w:r>
       <w:r>
         <w:rPr>
@@ -767,29 +716,7 @@
           <w:lang w:eastAsia="ru-RU"/>
           <w14:ligatures w14:val="none"/>
         </w:rPr>
-        <w:t>{{</w:t>
-      </w:r>
-      <w:proofErr w:type="spellStart"/>
-      <w:r>
-        <w:rPr>
-          <w:rFonts w:ascii="Arial" w:eastAsia="Times New Roman" w:hAnsi="Arial" w:cs="Arial"/>
-          <w:kern w:val="0"/>
-          <w:sz w:val="24"/>
-          <w:lang w:eastAsia="ru-RU"/>
-          <w14:ligatures w14:val="none"/>
-        </w:rPr>
-        <w:t>delivery_schedule</w:t>
-      </w:r>
-      <w:proofErr w:type="spellEnd"/>
-      <w:r>
-        <w:rPr>
-          <w:rFonts w:ascii="Arial" w:eastAsia="Times New Roman" w:hAnsi="Arial" w:cs="Arial"/>
-          <w:kern w:val="0"/>
-          <w:sz w:val="24"/>
-          <w:lang w:eastAsia="ru-RU"/>
-          <w14:ligatures w14:val="none"/>
-        </w:rPr>
-        <w:t>}}</w:t>
+        <w:t>{{delivery_schedule}}</w:t>
       </w:r>
       <w:r>
         <w:rPr>
@@ -863,29 +790,7 @@
           <w:lang w:eastAsia="ru-RU"/>
           <w14:ligatures w14:val="none"/>
         </w:rPr>
-        <w:t>{{</w:t>
-      </w:r>
-      <w:proofErr w:type="spellStart"/>
-      <w:r>
-        <w:rPr>
-          <w:rFonts w:ascii="Arial" w:eastAsia="Times New Roman" w:hAnsi="Arial" w:cs="Arial"/>
-          <w:kern w:val="0"/>
-          <w:sz w:val="24"/>
-          <w:lang w:eastAsia="ru-RU"/>
-          <w14:ligatures w14:val="none"/>
-        </w:rPr>
-        <w:t>transport_type</w:t>
-      </w:r>
-      <w:proofErr w:type="spellEnd"/>
-      <w:r>
-        <w:rPr>
-          <w:rFonts w:ascii="Arial" w:eastAsia="Times New Roman" w:hAnsi="Arial" w:cs="Arial"/>
-          <w:kern w:val="0"/>
-          <w:sz w:val="24"/>
-          <w:lang w:eastAsia="ru-RU"/>
-          <w14:ligatures w14:val="none"/>
-        </w:rPr>
-        <w:t>}}</w:t>
+        <w:t>{{transport_type}}</w:t>
       </w:r>
       <w:r>
         <w:rPr>
@@ -1921,29 +1826,7 @@
           <w:lang w:eastAsia="ru-RU"/>
           <w14:ligatures w14:val="none"/>
         </w:rPr>
-        <w:t>{{</w:t>
-      </w:r>
-      <w:proofErr w:type="spellStart"/>
-      <w:r>
-        <w:rPr>
-          <w:rFonts w:ascii="Arial" w:eastAsia="Times New Roman" w:hAnsi="Arial" w:cs="Arial"/>
-          <w:kern w:val="0"/>
-          <w:sz w:val="24"/>
-          <w:lang w:eastAsia="ru-RU"/>
-          <w14:ligatures w14:val="none"/>
-        </w:rPr>
-        <w:t>contract_end_date</w:t>
-      </w:r>
-      <w:proofErr w:type="spellEnd"/>
-      <w:r>
-        <w:rPr>
-          <w:rFonts w:ascii="Arial" w:eastAsia="Times New Roman" w:hAnsi="Arial" w:cs="Arial"/>
-          <w:kern w:val="0"/>
-          <w:sz w:val="24"/>
-          <w:lang w:eastAsia="ru-RU"/>
-          <w14:ligatures w14:val="none"/>
-        </w:rPr>
-        <w:t>}}</w:t>
+        <w:t>{{contract_end_date}}</w:t>
       </w:r>
       <w:r>
         <w:rPr>
@@ -2661,7 +2544,7 @@
                 <w:rFonts w:ascii="Arial" w:eastAsia="Times New Roman" w:hAnsi="Arial" w:cs="Arial"/>
                 <w:kern w:val="0"/>
                 <w:sz w:val="24"/>
-                <w:lang w:val="en-US" w:eastAsia="ru-RU"/>
+                <w:lang w:eastAsia="ru-RU"/>
                 <w14:ligatures w14:val="none"/>
               </w:rPr>
             </w:pPr>
@@ -2683,17 +2566,57 @@
                 <w:lang w:val="en-US" w:eastAsia="ru-RU"/>
                 <w14:ligatures w14:val="none"/>
               </w:rPr>
-              <w:t>:</w:t>
+              <w:t xml:space="preserve">: </w:t>
             </w:r>
             <w:r>
               <w:rPr>
                 <w:rFonts w:ascii="Arial" w:eastAsia="Times New Roman" w:hAnsi="Arial" w:cs="Arial"/>
                 <w:kern w:val="0"/>
                 <w:sz w:val="24"/>
+                <w:lang w:eastAsia="ru-RU"/>
+                <w14:ligatures w14:val="none"/>
+              </w:rPr>
+              <w:t>р</w:t>
+            </w:r>
+            <w:r>
+              <w:rPr>
+                <w:rFonts w:ascii="Arial" w:eastAsia="Times New Roman" w:hAnsi="Arial" w:cs="Arial"/>
+                <w:kern w:val="0"/>
+                <w:sz w:val="24"/>
                 <w:lang w:val="en-US" w:eastAsia="ru-RU"/>
                 <w14:ligatures w14:val="none"/>
               </w:rPr>
-              <w:t>{{buyer_address}}</w:t>
+              <w:t>/</w:t>
+            </w:r>
+            <w:r>
+              <w:rPr>
+                <w:rFonts w:ascii="Arial" w:eastAsia="Times New Roman" w:hAnsi="Arial" w:cs="Arial"/>
+                <w:kern w:val="0"/>
+                <w:sz w:val="24"/>
+                <w:lang w:eastAsia="ru-RU"/>
+                <w14:ligatures w14:val="none"/>
+              </w:rPr>
+              <w:t>с</w:t>
+            </w:r>
+            <w:r>
+              <w:rPr>
+                <w:rFonts w:ascii="Arial" w:eastAsia="Times New Roman" w:hAnsi="Arial" w:cs="Arial"/>
+                <w:kern w:val="0"/>
+                <w:sz w:val="24"/>
+                <w:lang w:val="en-US" w:eastAsia="ru-RU"/>
+                <w14:ligatures w14:val="none"/>
+              </w:rPr>
+              <w:t xml:space="preserve"> 40702810100000002525,</w:t>
+            </w:r>
+            <w:r>
+              <w:rPr>
+                <w:rFonts w:ascii="Arial" w:eastAsia="Times New Roman" w:hAnsi="Arial" w:cs="Arial"/>
+                <w:kern w:val="0"/>
+                <w:sz w:val="24"/>
+                <w:lang w:eastAsia="ru-RU"/>
+                <w14:ligatures w14:val="none"/>
+              </w:rPr>
+              <w:t xml:space="preserve"> БИК 492525662</w:t>
             </w:r>
           </w:p>
           <w:p>
@@ -2767,39 +2690,7 @@
                 <w:lang w:val="en-US" w:eastAsia="ru-RU"/>
                 <w14:ligatures w14:val="none"/>
               </w:rPr>
-              <w:t>{{</w:t>
-            </w:r>
-            <w:proofErr w:type="spellStart"/>
-            <w:r>
-              <w:rPr>
-                <w:rFonts w:ascii="Arial" w:eastAsia="Times New Roman" w:hAnsi="Arial" w:cs="Arial"/>
-                <w:kern w:val="0"/>
-                <w:sz w:val="24"/>
-                <w:lang w:val="en-US" w:eastAsia="ru-RU"/>
-                <w14:ligatures w14:val="none"/>
-              </w:rPr>
-              <w:t>buyer_</w:t>
-            </w:r>
-            <w:r>
-              <w:rPr>
-                <w:rFonts w:ascii="Arial" w:eastAsia="Times New Roman" w:hAnsi="Arial" w:cs="Arial"/>
-                <w:kern w:val="0"/>
-                <w:sz w:val="24"/>
-                <w:lang w:val="en-US" w:eastAsia="ru-RU"/>
-                <w14:ligatures w14:val="none"/>
-              </w:rPr>
-              <w:t>accountant</w:t>
-            </w:r>
-            <w:proofErr w:type="spellEnd"/>
-            <w:r>
-              <w:rPr>
-                <w:rFonts w:ascii="Arial" w:eastAsia="Times New Roman" w:hAnsi="Arial" w:cs="Arial"/>
-                <w:kern w:val="0"/>
-                <w:sz w:val="24"/>
-                <w:lang w:val="en-US" w:eastAsia="ru-RU"/>
-                <w14:ligatures w14:val="none"/>
-              </w:rPr>
-              <w:t>}}</w:t>
+              <w:t>{{buyer_accountant}}</w:t>
             </w:r>
           </w:p>
           <w:p>
@@ -2826,18 +2717,7 @@
                 <w:lang w:val="en-US" w:eastAsia="ru-RU"/>
                 <w14:ligatures w14:val="none"/>
               </w:rPr>
-              <w:t>___________________</w:t>
-            </w:r>
-            <w:proofErr w:type="gramStart"/>
-            <w:r>
-              <w:rPr>
-                <w:rFonts w:ascii="Arial" w:eastAsia="Times New Roman" w:hAnsi="Arial" w:cs="Arial"/>
-                <w:kern w:val="0"/>
-                <w:sz w:val="24"/>
-                <w:lang w:val="en-US" w:eastAsia="ru-RU"/>
-                <w14:ligatures w14:val="none"/>
-              </w:rPr>
-              <w:t>_</w:t>
+              <w:t>____________________</w:t>
             </w:r>
             <w:r>
               <w:rPr>
@@ -2847,60 +2727,7 @@
                 <w:lang w:val="en-US" w:eastAsia="ru-RU"/>
                 <w14:ligatures w14:val="none"/>
               </w:rPr>
-              <w:t>{</w:t>
-            </w:r>
-            <w:proofErr w:type="gramEnd"/>
-            <w:r>
-              <w:rPr>
-                <w:rFonts w:ascii="Arial" w:eastAsia="Times New Roman" w:hAnsi="Arial" w:cs="Arial"/>
-                <w:kern w:val="0"/>
-                <w:sz w:val="24"/>
-                <w:lang w:val="en-US" w:eastAsia="ru-RU"/>
-                <w14:ligatures w14:val="none"/>
-              </w:rPr>
-              <w:t>{</w:t>
-            </w:r>
-            <w:proofErr w:type="spellStart"/>
-            <w:r>
-              <w:rPr>
-                <w:rFonts w:ascii="Arial" w:eastAsia="Times New Roman" w:hAnsi="Arial" w:cs="Arial"/>
-                <w:kern w:val="0"/>
-                <w:sz w:val="24"/>
-                <w:lang w:val="en-US" w:eastAsia="ru-RU"/>
-                <w14:ligatures w14:val="none"/>
-              </w:rPr>
-              <w:t>buyer_</w:t>
-            </w:r>
-            <w:r>
-              <w:rPr>
-                <w:rFonts w:ascii="Arial" w:eastAsia="Times New Roman" w:hAnsi="Arial" w:cs="Arial"/>
-                <w:kern w:val="0"/>
-                <w:sz w:val="24"/>
-                <w:lang w:val="en-US" w:eastAsia="ru-RU"/>
-                <w14:ligatures w14:val="none"/>
-              </w:rPr>
-              <w:t>manager</w:t>
-            </w:r>
-            <w:proofErr w:type="spellEnd"/>
-            <w:r>
-              <w:rPr>
-                <w:rFonts w:ascii="Arial" w:eastAsia="Times New Roman" w:hAnsi="Arial" w:cs="Arial"/>
-                <w:kern w:val="0"/>
-                <w:sz w:val="24"/>
-                <w:lang w:val="en-US" w:eastAsia="ru-RU"/>
-                <w14:ligatures w14:val="none"/>
-              </w:rPr>
-              <w:t xml:space="preserve"> </w:t>
-            </w:r>
-            <w:r>
-              <w:rPr>
-                <w:rFonts w:ascii="Arial" w:eastAsia="Times New Roman" w:hAnsi="Arial" w:cs="Arial"/>
-                <w:kern w:val="0"/>
-                <w:sz w:val="24"/>
-                <w:lang w:val="en-US" w:eastAsia="ru-RU"/>
-                <w14:ligatures w14:val="none"/>
-              </w:rPr>
-              <w:t>}}</w:t>
+              <w:t>{{buyer_manager }}</w:t>
             </w:r>
           </w:p>
           <w:p>
@@ -3576,7 +3403,6 @@
   <w:style w:type="character" w:default="1" w:styleId="a0">
     <w:name w:val="Default Paragraph Font"/>
     <w:uiPriority w:val="1"/>
-    <w:semiHidden/>
     <w:unhideWhenUsed/>
   </w:style>
   <w:style w:type="table" w:default="1" w:styleId="a1">

--- a/contracts_templates/supply_contract_template.docx
+++ b/contracts_templates/supply_contract_template.docx
@@ -21,18 +21,35 @@
           <w14:ligatures w14:val="none"/>
         </w:rPr>
       </w:pPr>
-      <w:hyperlink r:id="rId4" w:history="1">
-        <w:r>
-          <w:rPr>
-            <w:rFonts w:ascii="Arial" w:eastAsia="Times New Roman" w:hAnsi="Arial" w:cs="Times New Roman"/>
-            <w:kern w:val="0"/>
-            <w:sz w:val="24"/>
-            <w:lang w:eastAsia="ru-RU"/>
-            <w14:ligatures w14:val="none"/>
-          </w:rPr>
-          <w:t>Договор поставки</w:t>
-        </w:r>
-      </w:hyperlink>
+      <w:r>
+        <w:fldChar w:fldCharType="begin"/>
+      </w:r>
+      <w:r>
+        <w:instrText>HYPERLINK "garantF1://1868166.0"</w:instrText>
+      </w:r>
+      <w:r>
+        <w:fldChar w:fldCharType="separate"/>
+      </w:r>
+      <w:r>
+        <w:rPr>
+          <w:rFonts w:ascii="Arial" w:eastAsia="Times New Roman" w:hAnsi="Arial" w:cs="Times New Roman"/>
+          <w:kern w:val="0"/>
+          <w:sz w:val="24"/>
+          <w:lang w:eastAsia="ru-RU"/>
+          <w14:ligatures w14:val="none"/>
+        </w:rPr>
+        <w:t>Договор поставки</w:t>
+      </w:r>
+      <w:r>
+        <w:rPr>
+          <w:rFonts w:ascii="Arial" w:eastAsia="Times New Roman" w:hAnsi="Arial" w:cs="Times New Roman"/>
+          <w:kern w:val="0"/>
+          <w:sz w:val="24"/>
+          <w:lang w:eastAsia="ru-RU"/>
+          <w14:ligatures w14:val="none"/>
+        </w:rPr>
+        <w:fldChar w:fldCharType="end"/>
+      </w:r>
       <w:r>
         <w:rPr>
           <w:rFonts w:eastAsia="Aptos" w:cs="Times New Roman"/>
@@ -49,6 +66,7 @@
         </w:rPr>
         <w:t>{{</w:t>
       </w:r>
+      <w:proofErr w:type="spellStart"/>
       <w:r>
         <w:rPr>
           <w:rFonts w:ascii="Arial" w:eastAsia="Times New Roman" w:hAnsi="Arial" w:cs="Arial"/>
@@ -59,6 +77,7 @@
         </w:rPr>
         <w:t>contract_number</w:t>
       </w:r>
+      <w:proofErr w:type="spellEnd"/>
       <w:r>
         <w:rPr>
           <w:rFonts w:ascii="Arial" w:eastAsia="Times New Roman" w:hAnsi="Arial" w:cs="Arial"/>
@@ -137,7 +156,29 @@
                 <w:lang w:eastAsia="ru-RU"/>
                 <w14:ligatures w14:val="none"/>
               </w:rPr>
-              <w:t>{{place_of_contract}}</w:t>
+              <w:t>{{</w:t>
+            </w:r>
+            <w:proofErr w:type="spellStart"/>
+            <w:r>
+              <w:rPr>
+                <w:rFonts w:ascii="Arial" w:eastAsia="Times New Roman" w:hAnsi="Arial" w:cs="Arial"/>
+                <w:kern w:val="0"/>
+                <w:sz w:val="24"/>
+                <w:lang w:eastAsia="ru-RU"/>
+                <w14:ligatures w14:val="none"/>
+              </w:rPr>
+              <w:t>place_of_contract</w:t>
+            </w:r>
+            <w:proofErr w:type="spellEnd"/>
+            <w:r>
+              <w:rPr>
+                <w:rFonts w:ascii="Arial" w:eastAsia="Times New Roman" w:hAnsi="Arial" w:cs="Arial"/>
+                <w:kern w:val="0"/>
+                <w:sz w:val="24"/>
+                <w:lang w:eastAsia="ru-RU"/>
+                <w14:ligatures w14:val="none"/>
+              </w:rPr>
+              <w:t>}}</w:t>
             </w:r>
           </w:p>
         </w:tc>
@@ -170,7 +211,29 @@
                 <w:lang w:eastAsia="ru-RU"/>
                 <w14:ligatures w14:val="none"/>
               </w:rPr>
-              <w:t>{{contract_date}}</w:t>
+              <w:t>{{</w:t>
+            </w:r>
+            <w:proofErr w:type="spellStart"/>
+            <w:r>
+              <w:rPr>
+                <w:rFonts w:ascii="Arial" w:eastAsia="Times New Roman" w:hAnsi="Arial" w:cs="Arial"/>
+                <w:kern w:val="0"/>
+                <w:sz w:val="24"/>
+                <w:lang w:eastAsia="ru-RU"/>
+                <w14:ligatures w14:val="none"/>
+              </w:rPr>
+              <w:t>contract_date</w:t>
+            </w:r>
+            <w:proofErr w:type="spellEnd"/>
+            <w:r>
+              <w:rPr>
+                <w:rFonts w:ascii="Arial" w:eastAsia="Times New Roman" w:hAnsi="Arial" w:cs="Arial"/>
+                <w:kern w:val="0"/>
+                <w:sz w:val="24"/>
+                <w:lang w:eastAsia="ru-RU"/>
+                <w14:ligatures w14:val="none"/>
+              </w:rPr>
+              <w:t>}}</w:t>
             </w:r>
           </w:p>
         </w:tc>
@@ -217,7 +280,39 @@
           <w:lang w:eastAsia="ru-RU"/>
           <w14:ligatures w14:val="none"/>
         </w:rPr>
-        <w:t>{{supplier_full_name}}</w:t>
+        <w:t>{{</w:t>
+      </w:r>
+      <w:proofErr w:type="spellStart"/>
+      <w:r>
+        <w:rPr>
+          <w:rFonts w:ascii="Arial" w:eastAsia="Times New Roman" w:hAnsi="Arial" w:cs="Arial"/>
+          <w:kern w:val="0"/>
+          <w:sz w:val="24"/>
+          <w:lang w:eastAsia="ru-RU"/>
+          <w14:ligatures w14:val="none"/>
+        </w:rPr>
+        <w:t>supplier_full_name</w:t>
+      </w:r>
+      <w:proofErr w:type="spellEnd"/>
+      <w:r>
+        <w:rPr>
+          <w:rFonts w:ascii="Arial" w:eastAsia="Times New Roman" w:hAnsi="Arial" w:cs="Arial"/>
+          <w:kern w:val="0"/>
+          <w:sz w:val="24"/>
+          <w:lang w:eastAsia="ru-RU"/>
+          <w14:ligatures w14:val="none"/>
+        </w:rPr>
+        <w:t>}}</w:t>
+      </w:r>
+      <w:r>
+        <w:rPr>
+          <w:rFonts w:ascii="Arial" w:eastAsia="Times New Roman" w:hAnsi="Arial" w:cs="Arial"/>
+          <w:kern w:val="0"/>
+          <w:sz w:val="24"/>
+          <w:lang w:eastAsia="ru-RU"/>
+          <w14:ligatures w14:val="none"/>
+        </w:rPr>
+        <w:t xml:space="preserve"> </w:t>
       </w:r>
       <w:r>
         <w:rPr>
@@ -237,7 +332,81 @@
           <w:lang w:eastAsia="ru-RU"/>
           <w14:ligatures w14:val="none"/>
         </w:rPr>
-        <w:t>{{supplier_director_position}}{{supplier_director}}</w:t>
+        <w:t xml:space="preserve"> </w:t>
+      </w:r>
+      <w:r>
+        <w:rPr>
+          <w:rFonts w:ascii="Arial" w:eastAsia="Times New Roman" w:hAnsi="Arial" w:cs="Arial"/>
+          <w:kern w:val="0"/>
+          <w:sz w:val="24"/>
+          <w:lang w:eastAsia="ru-RU"/>
+          <w14:ligatures w14:val="none"/>
+        </w:rPr>
+        <w:t>{{</w:t>
+      </w:r>
+      <w:proofErr w:type="spellStart"/>
+      <w:r>
+        <w:rPr>
+          <w:rFonts w:ascii="Arial" w:eastAsia="Times New Roman" w:hAnsi="Arial" w:cs="Arial"/>
+          <w:kern w:val="0"/>
+          <w:sz w:val="24"/>
+          <w:lang w:eastAsia="ru-RU"/>
+          <w14:ligatures w14:val="none"/>
+        </w:rPr>
+        <w:t>supplier_director_position</w:t>
+      </w:r>
+      <w:proofErr w:type="spellEnd"/>
+      <w:r>
+        <w:rPr>
+          <w:rFonts w:ascii="Arial" w:eastAsia="Times New Roman" w:hAnsi="Arial" w:cs="Arial"/>
+          <w:kern w:val="0"/>
+          <w:sz w:val="24"/>
+          <w:lang w:eastAsia="ru-RU"/>
+          <w14:ligatures w14:val="none"/>
+        </w:rPr>
+        <w:t>}}</w:t>
+      </w:r>
+      <w:r>
+        <w:rPr>
+          <w:rFonts w:ascii="Arial" w:eastAsia="Times New Roman" w:hAnsi="Arial" w:cs="Arial"/>
+          <w:kern w:val="0"/>
+          <w:sz w:val="24"/>
+          <w:lang w:eastAsia="ru-RU"/>
+          <w14:ligatures w14:val="none"/>
+        </w:rPr>
+        <w:t xml:space="preserve"> </w:t>
+      </w:r>
+      <w:r>
+        <w:rPr>
+          <w:rFonts w:ascii="Arial" w:eastAsia="Times New Roman" w:hAnsi="Arial" w:cs="Arial"/>
+          <w:kern w:val="0"/>
+          <w:sz w:val="24"/>
+          <w:lang w:eastAsia="ru-RU"/>
+          <w14:ligatures w14:val="none"/>
+        </w:rPr>
+        <w:t>{{</w:t>
+      </w:r>
+      <w:proofErr w:type="spellStart"/>
+      <w:r>
+        <w:rPr>
+          <w:rFonts w:ascii="Arial" w:eastAsia="Times New Roman" w:hAnsi="Arial" w:cs="Arial"/>
+          <w:kern w:val="0"/>
+          <w:sz w:val="24"/>
+          <w:lang w:eastAsia="ru-RU"/>
+          <w14:ligatures w14:val="none"/>
+        </w:rPr>
+        <w:t>supplier_director</w:t>
+      </w:r>
+      <w:proofErr w:type="spellEnd"/>
+      <w:r>
+        <w:rPr>
+          <w:rFonts w:ascii="Arial" w:eastAsia="Times New Roman" w:hAnsi="Arial" w:cs="Arial"/>
+          <w:kern w:val="0"/>
+          <w:sz w:val="24"/>
+          <w:lang w:eastAsia="ru-RU"/>
+          <w14:ligatures w14:val="none"/>
+        </w:rPr>
+        <w:t>}}</w:t>
       </w:r>
       <w:r>
         <w:rPr>
@@ -257,7 +426,39 @@
           <w:lang w:eastAsia="ru-RU"/>
           <w14:ligatures w14:val="none"/>
         </w:rPr>
-        <w:t>{{supplier_basis}}</w:t>
+        <w:t xml:space="preserve"> </w:t>
+      </w:r>
+      <w:r>
+        <w:rPr>
+          <w:rFonts w:ascii="Arial" w:eastAsia="Times New Roman" w:hAnsi="Arial" w:cs="Arial"/>
+          <w:kern w:val="0"/>
+          <w:sz w:val="24"/>
+          <w:lang w:eastAsia="ru-RU"/>
+          <w14:ligatures w14:val="none"/>
+        </w:rPr>
+        <w:t>{{</w:t>
+      </w:r>
+      <w:proofErr w:type="spellStart"/>
+      <w:r>
+        <w:rPr>
+          <w:rFonts w:ascii="Arial" w:eastAsia="Times New Roman" w:hAnsi="Arial" w:cs="Arial"/>
+          <w:kern w:val="0"/>
+          <w:sz w:val="24"/>
+          <w:lang w:eastAsia="ru-RU"/>
+          <w14:ligatures w14:val="none"/>
+        </w:rPr>
+        <w:t>supplier_basis</w:t>
+      </w:r>
+      <w:proofErr w:type="spellEnd"/>
+      <w:r>
+        <w:rPr>
+          <w:rFonts w:ascii="Arial" w:eastAsia="Times New Roman" w:hAnsi="Arial" w:cs="Arial"/>
+          <w:kern w:val="0"/>
+          <w:sz w:val="24"/>
+          <w:lang w:eastAsia="ru-RU"/>
+          <w14:ligatures w14:val="none"/>
+        </w:rPr>
+        <w:t>}}</w:t>
       </w:r>
       <w:r>
         <w:rPr>
@@ -277,7 +478,39 @@
           <w:lang w:eastAsia="ru-RU"/>
           <w14:ligatures w14:val="none"/>
         </w:rPr>
-        <w:t>{{buyer_full_name}}</w:t>
+        <w:t xml:space="preserve"> </w:t>
+      </w:r>
+      <w:r>
+        <w:rPr>
+          <w:rFonts w:ascii="Arial" w:eastAsia="Times New Roman" w:hAnsi="Arial" w:cs="Arial"/>
+          <w:kern w:val="0"/>
+          <w:sz w:val="24"/>
+          <w:lang w:eastAsia="ru-RU"/>
+          <w14:ligatures w14:val="none"/>
+        </w:rPr>
+        <w:t>{{</w:t>
+      </w:r>
+      <w:proofErr w:type="spellStart"/>
+      <w:r>
+        <w:rPr>
+          <w:rFonts w:ascii="Arial" w:eastAsia="Times New Roman" w:hAnsi="Arial" w:cs="Arial"/>
+          <w:kern w:val="0"/>
+          <w:sz w:val="24"/>
+          <w:lang w:eastAsia="ru-RU"/>
+          <w14:ligatures w14:val="none"/>
+        </w:rPr>
+        <w:t>buyer_full_name</w:t>
+      </w:r>
+      <w:proofErr w:type="spellEnd"/>
+      <w:r>
+        <w:rPr>
+          <w:rFonts w:ascii="Arial" w:eastAsia="Times New Roman" w:hAnsi="Arial" w:cs="Arial"/>
+          <w:kern w:val="0"/>
+          <w:sz w:val="24"/>
+          <w:lang w:eastAsia="ru-RU"/>
+          <w14:ligatures w14:val="none"/>
+        </w:rPr>
+        <w:t>}}</w:t>
       </w:r>
     </w:p>
     <w:p>
@@ -314,7 +547,39 @@
           <w:lang w:eastAsia="ru-RU"/>
           <w14:ligatures w14:val="none"/>
         </w:rPr>
-        <w:t>{{buyer_full_name}}</w:t>
+        <w:t>{{</w:t>
+      </w:r>
+      <w:proofErr w:type="spellStart"/>
+      <w:r>
+        <w:rPr>
+          <w:rFonts w:ascii="Arial" w:eastAsia="Times New Roman" w:hAnsi="Arial" w:cs="Arial"/>
+          <w:kern w:val="0"/>
+          <w:sz w:val="24"/>
+          <w:lang w:eastAsia="ru-RU"/>
+          <w14:ligatures w14:val="none"/>
+        </w:rPr>
+        <w:t>buyer_full_name</w:t>
+      </w:r>
+      <w:proofErr w:type="spellEnd"/>
+      <w:r>
+        <w:rPr>
+          <w:rFonts w:ascii="Arial" w:eastAsia="Times New Roman" w:hAnsi="Arial" w:cs="Arial"/>
+          <w:kern w:val="0"/>
+          <w:sz w:val="24"/>
+          <w:lang w:eastAsia="ru-RU"/>
+          <w14:ligatures w14:val="none"/>
+        </w:rPr>
+        <w:t>}}</w:t>
+      </w:r>
+      <w:r>
+        <w:rPr>
+          <w:rFonts w:ascii="Arial" w:eastAsia="Times New Roman" w:hAnsi="Arial" w:cs="Arial"/>
+          <w:kern w:val="0"/>
+          <w:sz w:val="24"/>
+          <w:lang w:eastAsia="ru-RU"/>
+          <w14:ligatures w14:val="none"/>
+        </w:rPr>
+        <w:t xml:space="preserve"> </w:t>
       </w:r>
       <w:r>
         <w:rPr>
@@ -334,7 +599,81 @@
           <w:lang w:eastAsia="ru-RU"/>
           <w14:ligatures w14:val="none"/>
         </w:rPr>
-        <w:t>{{buyer_director_position}}{{buyer_director}}</w:t>
+        <w:t xml:space="preserve"> </w:t>
+      </w:r>
+      <w:r>
+        <w:rPr>
+          <w:rFonts w:ascii="Arial" w:eastAsia="Times New Roman" w:hAnsi="Arial" w:cs="Arial"/>
+          <w:kern w:val="0"/>
+          <w:sz w:val="24"/>
+          <w:lang w:eastAsia="ru-RU"/>
+          <w14:ligatures w14:val="none"/>
+        </w:rPr>
+        <w:t>{{</w:t>
+      </w:r>
+      <w:proofErr w:type="spellStart"/>
+      <w:r>
+        <w:rPr>
+          <w:rFonts w:ascii="Arial" w:eastAsia="Times New Roman" w:hAnsi="Arial" w:cs="Arial"/>
+          <w:kern w:val="0"/>
+          <w:sz w:val="24"/>
+          <w:lang w:eastAsia="ru-RU"/>
+          <w14:ligatures w14:val="none"/>
+        </w:rPr>
+        <w:t>buyer_director_position</w:t>
+      </w:r>
+      <w:proofErr w:type="spellEnd"/>
+      <w:r>
+        <w:rPr>
+          <w:rFonts w:ascii="Arial" w:eastAsia="Times New Roman" w:hAnsi="Arial" w:cs="Arial"/>
+          <w:kern w:val="0"/>
+          <w:sz w:val="24"/>
+          <w:lang w:eastAsia="ru-RU"/>
+          <w14:ligatures w14:val="none"/>
+        </w:rPr>
+        <w:t>}}</w:t>
+      </w:r>
+      <w:r>
+        <w:rPr>
+          <w:rFonts w:ascii="Arial" w:eastAsia="Times New Roman" w:hAnsi="Arial" w:cs="Arial"/>
+          <w:kern w:val="0"/>
+          <w:sz w:val="24"/>
+          <w:lang w:eastAsia="ru-RU"/>
+          <w14:ligatures w14:val="none"/>
+        </w:rPr>
+        <w:t xml:space="preserve"> </w:t>
+      </w:r>
+      <w:r>
+        <w:rPr>
+          <w:rFonts w:ascii="Arial" w:eastAsia="Times New Roman" w:hAnsi="Arial" w:cs="Arial"/>
+          <w:kern w:val="0"/>
+          <w:sz w:val="24"/>
+          <w:lang w:eastAsia="ru-RU"/>
+          <w14:ligatures w14:val="none"/>
+        </w:rPr>
+        <w:t>{{</w:t>
+      </w:r>
+      <w:proofErr w:type="spellStart"/>
+      <w:r>
+        <w:rPr>
+          <w:rFonts w:ascii="Arial" w:eastAsia="Times New Roman" w:hAnsi="Arial" w:cs="Arial"/>
+          <w:kern w:val="0"/>
+          <w:sz w:val="24"/>
+          <w:lang w:eastAsia="ru-RU"/>
+          <w14:ligatures w14:val="none"/>
+        </w:rPr>
+        <w:t>buyer_director</w:t>
+      </w:r>
+      <w:proofErr w:type="spellEnd"/>
+      <w:r>
+        <w:rPr>
+          <w:rFonts w:ascii="Arial" w:eastAsia="Times New Roman" w:hAnsi="Arial" w:cs="Arial"/>
+          <w:kern w:val="0"/>
+          <w:sz w:val="24"/>
+          <w:lang w:eastAsia="ru-RU"/>
+          <w14:ligatures w14:val="none"/>
+        </w:rPr>
+        <w:t>}}</w:t>
       </w:r>
       <w:r>
         <w:rPr>
@@ -354,7 +693,39 @@
           <w:lang w:eastAsia="ru-RU"/>
           <w14:ligatures w14:val="none"/>
         </w:rPr>
-        <w:t>{{buyer_basis}}</w:t>
+        <w:t xml:space="preserve"> </w:t>
+      </w:r>
+      <w:r>
+        <w:rPr>
+          <w:rFonts w:ascii="Arial" w:eastAsia="Times New Roman" w:hAnsi="Arial" w:cs="Arial"/>
+          <w:kern w:val="0"/>
+          <w:sz w:val="24"/>
+          <w:lang w:eastAsia="ru-RU"/>
+          <w14:ligatures w14:val="none"/>
+        </w:rPr>
+        <w:t>{{</w:t>
+      </w:r>
+      <w:proofErr w:type="spellStart"/>
+      <w:r>
+        <w:rPr>
+          <w:rFonts w:ascii="Arial" w:eastAsia="Times New Roman" w:hAnsi="Arial" w:cs="Arial"/>
+          <w:kern w:val="0"/>
+          <w:sz w:val="24"/>
+          <w:lang w:eastAsia="ru-RU"/>
+          <w14:ligatures w14:val="none"/>
+        </w:rPr>
+        <w:t>buyer_basis</w:t>
+      </w:r>
+      <w:proofErr w:type="spellEnd"/>
+      <w:r>
+        <w:rPr>
+          <w:rFonts w:ascii="Arial" w:eastAsia="Times New Roman" w:hAnsi="Arial" w:cs="Arial"/>
+          <w:kern w:val="0"/>
+          <w:sz w:val="24"/>
+          <w:lang w:eastAsia="ru-RU"/>
+          <w14:ligatures w14:val="none"/>
+        </w:rPr>
+        <w:t>}}</w:t>
       </w:r>
       <w:r>
         <w:rPr>
@@ -522,10 +893,42 @@
           <w:rFonts w:ascii="Arial" w:eastAsia="Times New Roman" w:hAnsi="Arial" w:cs="Arial"/>
           <w:kern w:val="0"/>
           <w:sz w:val="24"/>
-          <w:lang w:eastAsia="ru-RU"/>
-          <w14:ligatures w14:val="none"/>
-        </w:rPr>
-        <w:t>{{consignee}}</w:t>
+          <w:lang w:val="en-US" w:eastAsia="ru-RU"/>
+          <w14:ligatures w14:val="none"/>
+        </w:rPr>
+        <w:t xml:space="preserve"> </w:t>
+      </w:r>
+      <w:r>
+        <w:rPr>
+          <w:rFonts w:ascii="Arial" w:eastAsia="Times New Roman" w:hAnsi="Arial" w:cs="Arial"/>
+          <w:kern w:val="0"/>
+          <w:sz w:val="24"/>
+          <w:lang w:eastAsia="ru-RU"/>
+          <w14:ligatures w14:val="none"/>
+        </w:rPr>
+        <w:t>{{</w:t>
+      </w:r>
+      <w:proofErr w:type="spellStart"/>
+      <w:r>
+        <w:rPr>
+          <w:rFonts w:ascii="Arial" w:eastAsia="Times New Roman" w:hAnsi="Arial" w:cs="Arial"/>
+          <w:kern w:val="0"/>
+          <w:sz w:val="24"/>
+          <w:lang w:eastAsia="ru-RU"/>
+          <w14:ligatures w14:val="none"/>
+        </w:rPr>
+        <w:t>consignee</w:t>
+      </w:r>
+      <w:proofErr w:type="spellEnd"/>
+      <w:r>
+        <w:rPr>
+          <w:rFonts w:ascii="Arial" w:eastAsia="Times New Roman" w:hAnsi="Arial" w:cs="Arial"/>
+          <w:kern w:val="0"/>
+          <w:sz w:val="24"/>
+          <w:lang w:eastAsia="ru-RU"/>
+          <w14:ligatures w14:val="none"/>
+        </w:rPr>
+        <w:t>}}</w:t>
       </w:r>
       <w:r>
         <w:rPr>
@@ -669,7 +1072,39 @@
           <w:lang w:eastAsia="ru-RU"/>
           <w14:ligatures w14:val="none"/>
         </w:rPr>
-        <w:t>{{delivery_frequency}}</w:t>
+        <w:t xml:space="preserve"> </w:t>
+      </w:r>
+      <w:r>
+        <w:rPr>
+          <w:rFonts w:ascii="Arial" w:eastAsia="Times New Roman" w:hAnsi="Arial" w:cs="Arial"/>
+          <w:kern w:val="0"/>
+          <w:sz w:val="24"/>
+          <w:lang w:eastAsia="ru-RU"/>
+          <w14:ligatures w14:val="none"/>
+        </w:rPr>
+        <w:t>{{</w:t>
+      </w:r>
+      <w:proofErr w:type="spellStart"/>
+      <w:r>
+        <w:rPr>
+          <w:rFonts w:ascii="Arial" w:eastAsia="Times New Roman" w:hAnsi="Arial" w:cs="Arial"/>
+          <w:kern w:val="0"/>
+          <w:sz w:val="24"/>
+          <w:lang w:eastAsia="ru-RU"/>
+          <w14:ligatures w14:val="none"/>
+        </w:rPr>
+        <w:t>delivery_frequency</w:t>
+      </w:r>
+      <w:proofErr w:type="spellEnd"/>
+      <w:r>
+        <w:rPr>
+          <w:rFonts w:ascii="Arial" w:eastAsia="Times New Roman" w:hAnsi="Arial" w:cs="Arial"/>
+          <w:kern w:val="0"/>
+          <w:sz w:val="24"/>
+          <w:lang w:eastAsia="ru-RU"/>
+          <w14:ligatures w14:val="none"/>
+        </w:rPr>
+        <w:t>}}</w:t>
       </w:r>
       <w:r>
         <w:rPr>
@@ -716,7 +1151,39 @@
           <w:lang w:eastAsia="ru-RU"/>
           <w14:ligatures w14:val="none"/>
         </w:rPr>
-        <w:t>{{delivery_schedule}}</w:t>
+        <w:t xml:space="preserve"> </w:t>
+      </w:r>
+      <w:r>
+        <w:rPr>
+          <w:rFonts w:ascii="Arial" w:eastAsia="Times New Roman" w:hAnsi="Arial" w:cs="Arial"/>
+          <w:kern w:val="0"/>
+          <w:sz w:val="24"/>
+          <w:lang w:eastAsia="ru-RU"/>
+          <w14:ligatures w14:val="none"/>
+        </w:rPr>
+        <w:t>{{</w:t>
+      </w:r>
+      <w:proofErr w:type="spellStart"/>
+      <w:r>
+        <w:rPr>
+          <w:rFonts w:ascii="Arial" w:eastAsia="Times New Roman" w:hAnsi="Arial" w:cs="Arial"/>
+          <w:kern w:val="0"/>
+          <w:sz w:val="24"/>
+          <w:lang w:eastAsia="ru-RU"/>
+          <w14:ligatures w14:val="none"/>
+        </w:rPr>
+        <w:t>delivery_schedule</w:t>
+      </w:r>
+      <w:proofErr w:type="spellEnd"/>
+      <w:r>
+        <w:rPr>
+          <w:rFonts w:ascii="Arial" w:eastAsia="Times New Roman" w:hAnsi="Arial" w:cs="Arial"/>
+          <w:kern w:val="0"/>
+          <w:sz w:val="24"/>
+          <w:lang w:eastAsia="ru-RU"/>
+          <w14:ligatures w14:val="none"/>
+        </w:rPr>
+        <w:t>}}</w:t>
       </w:r>
       <w:r>
         <w:rPr>
@@ -790,7 +1257,39 @@
           <w:lang w:eastAsia="ru-RU"/>
           <w14:ligatures w14:val="none"/>
         </w:rPr>
-        <w:t>{{transport_type}}</w:t>
+        <w:t xml:space="preserve"> </w:t>
+      </w:r>
+      <w:r>
+        <w:rPr>
+          <w:rFonts w:ascii="Arial" w:eastAsia="Times New Roman" w:hAnsi="Arial" w:cs="Arial"/>
+          <w:kern w:val="0"/>
+          <w:sz w:val="24"/>
+          <w:lang w:eastAsia="ru-RU"/>
+          <w14:ligatures w14:val="none"/>
+        </w:rPr>
+        <w:t>{{</w:t>
+      </w:r>
+      <w:proofErr w:type="spellStart"/>
+      <w:r>
+        <w:rPr>
+          <w:rFonts w:ascii="Arial" w:eastAsia="Times New Roman" w:hAnsi="Arial" w:cs="Arial"/>
+          <w:kern w:val="0"/>
+          <w:sz w:val="24"/>
+          <w:lang w:eastAsia="ru-RU"/>
+          <w14:ligatures w14:val="none"/>
+        </w:rPr>
+        <w:t>transport_type</w:t>
+      </w:r>
+      <w:proofErr w:type="spellEnd"/>
+      <w:r>
+        <w:rPr>
+          <w:rFonts w:ascii="Arial" w:eastAsia="Times New Roman" w:hAnsi="Arial" w:cs="Arial"/>
+          <w:kern w:val="0"/>
+          <w:sz w:val="24"/>
+          <w:lang w:eastAsia="ru-RU"/>
+          <w14:ligatures w14:val="none"/>
+        </w:rPr>
+        <w:t>}}</w:t>
       </w:r>
       <w:r>
         <w:rPr>
@@ -1453,7 +1952,49 @@
           <w:lang w:eastAsia="ru-RU"/>
           <w14:ligatures w14:val="none"/>
         </w:rPr>
-        <w:t>{{payment_term}}</w:t>
+        <w:t xml:space="preserve"> </w:t>
+      </w:r>
+      <w:r>
+        <w:rPr>
+          <w:rFonts w:ascii="Arial" w:eastAsia="Times New Roman" w:hAnsi="Arial" w:cs="Arial"/>
+          <w:kern w:val="0"/>
+          <w:sz w:val="24"/>
+          <w:lang w:eastAsia="ru-RU"/>
+          <w14:ligatures w14:val="none"/>
+        </w:rPr>
+        <w:t>{{</w:t>
+      </w:r>
+      <w:proofErr w:type="spellStart"/>
+      <w:r>
+        <w:rPr>
+          <w:rFonts w:ascii="Arial" w:eastAsia="Times New Roman" w:hAnsi="Arial" w:cs="Arial"/>
+          <w:kern w:val="0"/>
+          <w:sz w:val="24"/>
+          <w:lang w:eastAsia="ru-RU"/>
+          <w14:ligatures w14:val="none"/>
+        </w:rPr>
+        <w:t>payment_term</w:t>
+      </w:r>
+      <w:proofErr w:type="spellEnd"/>
+      <w:r>
+        <w:rPr>
+          <w:rFonts w:ascii="Arial" w:eastAsia="Times New Roman" w:hAnsi="Arial" w:cs="Arial"/>
+          <w:kern w:val="0"/>
+          <w:sz w:val="24"/>
+          <w:lang w:eastAsia="ru-RU"/>
+          <w14:ligatures w14:val="none"/>
+        </w:rPr>
+        <w:t>}}</w:t>
+      </w:r>
+      <w:r>
+        <w:rPr>
+          <w:rFonts w:ascii="Arial" w:eastAsia="Times New Roman" w:hAnsi="Arial" w:cs="Arial"/>
+          <w:kern w:val="0"/>
+          <w:sz w:val="24"/>
+          <w:lang w:eastAsia="ru-RU"/>
+          <w14:ligatures w14:val="none"/>
+        </w:rPr>
+        <w:t xml:space="preserve"> </w:t>
       </w:r>
       <w:r>
         <w:rPr>
@@ -1624,17 +2165,61 @@
           <w:lang w:eastAsia="ru-RU"/>
           <w14:ligatures w14:val="none"/>
         </w:rPr>
-        <w:t>{{penalty_shortage}}</w:t>
-      </w:r>
-      <w:r>
-        <w:rPr>
-          <w:rFonts w:ascii="Arial" w:eastAsia="Times New Roman" w:hAnsi="Arial" w:cs="Arial"/>
-          <w:kern w:val="0"/>
-          <w:sz w:val="24"/>
-          <w:lang w:eastAsia="ru-RU"/>
-          <w14:ligatures w14:val="none"/>
-        </w:rPr>
-        <w:t>% от стоимости всей партии товаров за каждый день просрочки до фактического исполнения обязательства.</w:t>
+        <w:t xml:space="preserve"> </w:t>
+      </w:r>
+      <w:r>
+        <w:rPr>
+          <w:rFonts w:ascii="Arial" w:eastAsia="Times New Roman" w:hAnsi="Arial" w:cs="Arial"/>
+          <w:kern w:val="0"/>
+          <w:sz w:val="24"/>
+          <w:lang w:eastAsia="ru-RU"/>
+          <w14:ligatures w14:val="none"/>
+        </w:rPr>
+        <w:t>{{</w:t>
+      </w:r>
+      <w:proofErr w:type="spellStart"/>
+      <w:r>
+        <w:rPr>
+          <w:rFonts w:ascii="Arial" w:eastAsia="Times New Roman" w:hAnsi="Arial" w:cs="Arial"/>
+          <w:kern w:val="0"/>
+          <w:sz w:val="24"/>
+          <w:lang w:eastAsia="ru-RU"/>
+          <w14:ligatures w14:val="none"/>
+        </w:rPr>
+        <w:t>penalty_shortage</w:t>
+      </w:r>
+      <w:proofErr w:type="spellEnd"/>
+      <w:proofErr w:type="gramStart"/>
+      <w:r>
+        <w:rPr>
+          <w:rFonts w:ascii="Arial" w:eastAsia="Times New Roman" w:hAnsi="Arial" w:cs="Arial"/>
+          <w:kern w:val="0"/>
+          <w:sz w:val="24"/>
+          <w:lang w:eastAsia="ru-RU"/>
+          <w14:ligatures w14:val="none"/>
+        </w:rPr>
+        <w:t>}}</w:t>
+      </w:r>
+      <w:r>
+        <w:rPr>
+          <w:rFonts w:ascii="Arial" w:eastAsia="Times New Roman" w:hAnsi="Arial" w:cs="Arial"/>
+          <w:kern w:val="0"/>
+          <w:sz w:val="24"/>
+          <w:lang w:eastAsia="ru-RU"/>
+          <w14:ligatures w14:val="none"/>
+        </w:rPr>
+        <w:t>%</w:t>
+      </w:r>
+      <w:proofErr w:type="gramEnd"/>
+      <w:r>
+        <w:rPr>
+          <w:rFonts w:ascii="Arial" w:eastAsia="Times New Roman" w:hAnsi="Arial" w:cs="Arial"/>
+          <w:kern w:val="0"/>
+          <w:sz w:val="24"/>
+          <w:lang w:eastAsia="ru-RU"/>
+          <w14:ligatures w14:val="none"/>
+        </w:rPr>
+        <w:t xml:space="preserve"> от стоимости всей партии товаров за каждый день просрочки до фактического исполнения обязательства.</w:t>
       </w:r>
     </w:p>
     <w:p>
@@ -1671,17 +2256,61 @@
           <w:lang w:eastAsia="ru-RU"/>
           <w14:ligatures w14:val="none"/>
         </w:rPr>
-        <w:t>{{penalty_late_payment}}</w:t>
-      </w:r>
-      <w:r>
-        <w:rPr>
-          <w:rFonts w:ascii="Arial" w:eastAsia="Times New Roman" w:hAnsi="Arial" w:cs="Arial"/>
-          <w:kern w:val="0"/>
-          <w:sz w:val="24"/>
-          <w:lang w:eastAsia="ru-RU"/>
-          <w14:ligatures w14:val="none"/>
-        </w:rPr>
-        <w:t>% от суммы задолженности за каждый день просрочки.</w:t>
+        <w:t xml:space="preserve"> </w:t>
+      </w:r>
+      <w:r>
+        <w:rPr>
+          <w:rFonts w:ascii="Arial" w:eastAsia="Times New Roman" w:hAnsi="Arial" w:cs="Arial"/>
+          <w:kern w:val="0"/>
+          <w:sz w:val="24"/>
+          <w:lang w:eastAsia="ru-RU"/>
+          <w14:ligatures w14:val="none"/>
+        </w:rPr>
+        <w:t>{{</w:t>
+      </w:r>
+      <w:proofErr w:type="spellStart"/>
+      <w:r>
+        <w:rPr>
+          <w:rFonts w:ascii="Arial" w:eastAsia="Times New Roman" w:hAnsi="Arial" w:cs="Arial"/>
+          <w:kern w:val="0"/>
+          <w:sz w:val="24"/>
+          <w:lang w:eastAsia="ru-RU"/>
+          <w14:ligatures w14:val="none"/>
+        </w:rPr>
+        <w:t>penalty_late_payment</w:t>
+      </w:r>
+      <w:proofErr w:type="spellEnd"/>
+      <w:proofErr w:type="gramStart"/>
+      <w:r>
+        <w:rPr>
+          <w:rFonts w:ascii="Arial" w:eastAsia="Times New Roman" w:hAnsi="Arial" w:cs="Arial"/>
+          <w:kern w:val="0"/>
+          <w:sz w:val="24"/>
+          <w:lang w:eastAsia="ru-RU"/>
+          <w14:ligatures w14:val="none"/>
+        </w:rPr>
+        <w:t>}}</w:t>
+      </w:r>
+      <w:r>
+        <w:rPr>
+          <w:rFonts w:ascii="Arial" w:eastAsia="Times New Roman" w:hAnsi="Arial" w:cs="Arial"/>
+          <w:kern w:val="0"/>
+          <w:sz w:val="24"/>
+          <w:lang w:eastAsia="ru-RU"/>
+          <w14:ligatures w14:val="none"/>
+        </w:rPr>
+        <w:t>%</w:t>
+      </w:r>
+      <w:proofErr w:type="gramEnd"/>
+      <w:r>
+        <w:rPr>
+          <w:rFonts w:ascii="Arial" w:eastAsia="Times New Roman" w:hAnsi="Arial" w:cs="Arial"/>
+          <w:kern w:val="0"/>
+          <w:sz w:val="24"/>
+          <w:lang w:eastAsia="ru-RU"/>
+          <w14:ligatures w14:val="none"/>
+        </w:rPr>
+        <w:t xml:space="preserve"> от суммы задолженности за каждый день просрочки.</w:t>
       </w:r>
     </w:p>
     <w:p>
@@ -1778,8 +2407,25 @@
           <w:lang w:eastAsia="ru-RU"/>
           <w14:ligatures w14:val="none"/>
         </w:rPr>
-        <w:t xml:space="preserve">7.1. Настоящий договор составлен в двух аутентичных экземплярах по </w:t>
-      </w:r>
+        <w:t>7.1. Настоящий договор составлен в двух аутентичных экземплярах по одному для каждой из Сторон.</w:t>
+      </w:r>
+    </w:p>
+    <w:p>
+      <w:pPr>
+        <w:widowControl w:val="0"/>
+        <w:autoSpaceDE w:val="0"/>
+        <w:autoSpaceDN w:val="0"/>
+        <w:adjustRightInd w:val="0"/>
+        <w:spacing w:after="0" w:line="240" w:lineRule="auto"/>
+        <w:ind w:firstLine="720"/>
+        <w:rPr>
+          <w:rFonts w:ascii="Arial" w:eastAsia="Times New Roman" w:hAnsi="Arial" w:cs="Arial"/>
+          <w:kern w:val="0"/>
+          <w:sz w:val="24"/>
+          <w:lang w:eastAsia="ru-RU"/>
+          <w14:ligatures w14:val="none"/>
+        </w:rPr>
+      </w:pPr>
       <w:r>
         <w:rPr>
           <w:rFonts w:ascii="Arial" w:eastAsia="Times New Roman" w:hAnsi="Arial" w:cs="Arial"/>
@@ -1789,33 +2435,6 @@
           <w14:ligatures w14:val="none"/>
         </w:rPr>
         <w:lastRenderedPageBreak/>
-        <w:t>одному для каждой из Сторон.</w:t>
-      </w:r>
-    </w:p>
-    <w:p>
-      <w:pPr>
-        <w:widowControl w:val="0"/>
-        <w:autoSpaceDE w:val="0"/>
-        <w:autoSpaceDN w:val="0"/>
-        <w:adjustRightInd w:val="0"/>
-        <w:spacing w:after="0" w:line="240" w:lineRule="auto"/>
-        <w:ind w:firstLine="720"/>
-        <w:rPr>
-          <w:rFonts w:ascii="Arial" w:eastAsia="Times New Roman" w:hAnsi="Arial" w:cs="Arial"/>
-          <w:kern w:val="0"/>
-          <w:sz w:val="24"/>
-          <w:lang w:eastAsia="ru-RU"/>
-          <w14:ligatures w14:val="none"/>
-        </w:rPr>
-      </w:pPr>
-      <w:r>
-        <w:rPr>
-          <w:rFonts w:ascii="Arial" w:eastAsia="Times New Roman" w:hAnsi="Arial" w:cs="Arial"/>
-          <w:kern w:val="0"/>
-          <w:sz w:val="24"/>
-          <w:lang w:eastAsia="ru-RU"/>
-          <w14:ligatures w14:val="none"/>
-        </w:rPr>
         <w:t>7.2. Настоящий договор вступает в силу с момента его подписания и действует до</w:t>
       </w:r>
       <w:r>
@@ -1826,7 +2445,39 @@
           <w:lang w:eastAsia="ru-RU"/>
           <w14:ligatures w14:val="none"/>
         </w:rPr>
-        <w:t>{{contract_end_date}}</w:t>
+        <w:t xml:space="preserve"> </w:t>
+      </w:r>
+      <w:r>
+        <w:rPr>
+          <w:rFonts w:ascii="Arial" w:eastAsia="Times New Roman" w:hAnsi="Arial" w:cs="Arial"/>
+          <w:kern w:val="0"/>
+          <w:sz w:val="24"/>
+          <w:lang w:eastAsia="ru-RU"/>
+          <w14:ligatures w14:val="none"/>
+        </w:rPr>
+        <w:t>{{</w:t>
+      </w:r>
+      <w:proofErr w:type="spellStart"/>
+      <w:r>
+        <w:rPr>
+          <w:rFonts w:ascii="Arial" w:eastAsia="Times New Roman" w:hAnsi="Arial" w:cs="Arial"/>
+          <w:kern w:val="0"/>
+          <w:sz w:val="24"/>
+          <w:lang w:eastAsia="ru-RU"/>
+          <w14:ligatures w14:val="none"/>
+        </w:rPr>
+        <w:t>contract_end_date</w:t>
+      </w:r>
+      <w:proofErr w:type="spellEnd"/>
+      <w:r>
+        <w:rPr>
+          <w:rFonts w:ascii="Arial" w:eastAsia="Times New Roman" w:hAnsi="Arial" w:cs="Arial"/>
+          <w:kern w:val="0"/>
+          <w:sz w:val="24"/>
+          <w:lang w:eastAsia="ru-RU"/>
+          <w14:ligatures w14:val="none"/>
+        </w:rPr>
+        <w:t>}}</w:t>
       </w:r>
       <w:r>
         <w:rPr>
@@ -1873,7 +2524,39 @@
           <w:lang w:eastAsia="ru-RU"/>
           <w14:ligatures w14:val="none"/>
         </w:rPr>
-        <w:t>{{renewal_term}}</w:t>
+        <w:t xml:space="preserve"> </w:t>
+      </w:r>
+      <w:r>
+        <w:rPr>
+          <w:rFonts w:ascii="Arial" w:eastAsia="Times New Roman" w:hAnsi="Arial" w:cs="Arial"/>
+          <w:kern w:val="0"/>
+          <w:sz w:val="24"/>
+          <w:lang w:eastAsia="ru-RU"/>
+          <w14:ligatures w14:val="none"/>
+        </w:rPr>
+        <w:t>{{</w:t>
+      </w:r>
+      <w:proofErr w:type="spellStart"/>
+      <w:r>
+        <w:rPr>
+          <w:rFonts w:ascii="Arial" w:eastAsia="Times New Roman" w:hAnsi="Arial" w:cs="Arial"/>
+          <w:kern w:val="0"/>
+          <w:sz w:val="24"/>
+          <w:lang w:eastAsia="ru-RU"/>
+          <w14:ligatures w14:val="none"/>
+        </w:rPr>
+        <w:t>renewal_term</w:t>
+      </w:r>
+      <w:proofErr w:type="spellEnd"/>
+      <w:r>
+        <w:rPr>
+          <w:rFonts w:ascii="Arial" w:eastAsia="Times New Roman" w:hAnsi="Arial" w:cs="Arial"/>
+          <w:kern w:val="0"/>
+          <w:sz w:val="24"/>
+          <w:lang w:eastAsia="ru-RU"/>
+          <w14:ligatures w14:val="none"/>
+        </w:rPr>
+        <w:t>}}</w:t>
       </w:r>
     </w:p>
     <w:p>
@@ -2285,7 +2968,29 @@
                 <w:lang w:val="en-US" w:eastAsia="ru-RU"/>
                 <w14:ligatures w14:val="none"/>
               </w:rPr>
-              <w:t>{{supplier_full_name}}</w:t>
+              <w:t>{{</w:t>
+            </w:r>
+            <w:proofErr w:type="spellStart"/>
+            <w:r>
+              <w:rPr>
+                <w:rFonts w:ascii="Arial" w:eastAsia="Times New Roman" w:hAnsi="Arial" w:cs="Arial"/>
+                <w:kern w:val="0"/>
+                <w:sz w:val="24"/>
+                <w:lang w:val="en-US" w:eastAsia="ru-RU"/>
+                <w14:ligatures w14:val="none"/>
+              </w:rPr>
+              <w:t>supplier_full_name</w:t>
+            </w:r>
+            <w:proofErr w:type="spellEnd"/>
+            <w:r>
+              <w:rPr>
+                <w:rFonts w:ascii="Arial" w:eastAsia="Times New Roman" w:hAnsi="Arial" w:cs="Arial"/>
+                <w:kern w:val="0"/>
+                <w:sz w:val="24"/>
+                <w:lang w:val="en-US" w:eastAsia="ru-RU"/>
+                <w14:ligatures w14:val="none"/>
+              </w:rPr>
+              <w:t>}}</w:t>
             </w:r>
           </w:p>
           <w:p>
@@ -2332,7 +3037,39 @@
                 <w:lang w:val="en-US" w:eastAsia="ru-RU"/>
                 <w14:ligatures w14:val="none"/>
               </w:rPr>
-              <w:t>{{supplier_inn}}</w:t>
+              <w:t xml:space="preserve"> </w:t>
+            </w:r>
+            <w:r>
+              <w:rPr>
+                <w:rFonts w:ascii="Arial" w:eastAsia="Times New Roman" w:hAnsi="Arial" w:cs="Arial"/>
+                <w:kern w:val="0"/>
+                <w:sz w:val="24"/>
+                <w:lang w:val="en-US" w:eastAsia="ru-RU"/>
+                <w14:ligatures w14:val="none"/>
+              </w:rPr>
+              <w:t>{{</w:t>
+            </w:r>
+            <w:proofErr w:type="spellStart"/>
+            <w:r>
+              <w:rPr>
+                <w:rFonts w:ascii="Arial" w:eastAsia="Times New Roman" w:hAnsi="Arial" w:cs="Arial"/>
+                <w:kern w:val="0"/>
+                <w:sz w:val="24"/>
+                <w:lang w:val="en-US" w:eastAsia="ru-RU"/>
+                <w14:ligatures w14:val="none"/>
+              </w:rPr>
+              <w:t>supplier_inn</w:t>
+            </w:r>
+            <w:proofErr w:type="spellEnd"/>
+            <w:r>
+              <w:rPr>
+                <w:rFonts w:ascii="Arial" w:eastAsia="Times New Roman" w:hAnsi="Arial" w:cs="Arial"/>
+                <w:kern w:val="0"/>
+                <w:sz w:val="24"/>
+                <w:lang w:val="en-US" w:eastAsia="ru-RU"/>
+                <w14:ligatures w14:val="none"/>
+              </w:rPr>
+              <w:t>}}</w:t>
             </w:r>
           </w:p>
           <w:p>
@@ -2379,7 +3116,39 @@
                 <w:lang w:val="en-US" w:eastAsia="ru-RU"/>
                 <w14:ligatures w14:val="none"/>
               </w:rPr>
-              <w:t>{{supplier_address}}</w:t>
+              <w:t xml:space="preserve"> </w:t>
+            </w:r>
+            <w:r>
+              <w:rPr>
+                <w:rFonts w:ascii="Arial" w:eastAsia="Times New Roman" w:hAnsi="Arial" w:cs="Arial"/>
+                <w:kern w:val="0"/>
+                <w:sz w:val="24"/>
+                <w:lang w:val="en-US" w:eastAsia="ru-RU"/>
+                <w14:ligatures w14:val="none"/>
+              </w:rPr>
+              <w:t>{{</w:t>
+            </w:r>
+            <w:proofErr w:type="spellStart"/>
+            <w:r>
+              <w:rPr>
+                <w:rFonts w:ascii="Arial" w:eastAsia="Times New Roman" w:hAnsi="Arial" w:cs="Arial"/>
+                <w:kern w:val="0"/>
+                <w:sz w:val="24"/>
+                <w:lang w:val="en-US" w:eastAsia="ru-RU"/>
+                <w14:ligatures w14:val="none"/>
+              </w:rPr>
+              <w:t>supplier_address</w:t>
+            </w:r>
+            <w:proofErr w:type="spellEnd"/>
+            <w:r>
+              <w:rPr>
+                <w:rFonts w:ascii="Arial" w:eastAsia="Times New Roman" w:hAnsi="Arial" w:cs="Arial"/>
+                <w:kern w:val="0"/>
+                <w:sz w:val="24"/>
+                <w:lang w:val="en-US" w:eastAsia="ru-RU"/>
+                <w14:ligatures w14:val="none"/>
+              </w:rPr>
+              <w:t>}}</w:t>
             </w:r>
           </w:p>
           <w:p>
@@ -2416,7 +3185,29 @@
                 <w:lang w:val="en-US" w:eastAsia="ru-RU"/>
                 <w14:ligatures w14:val="none"/>
               </w:rPr>
-              <w:t>{{supplier_director}}</w:t>
+              <w:t>{{</w:t>
+            </w:r>
+            <w:proofErr w:type="spellStart"/>
+            <w:r>
+              <w:rPr>
+                <w:rFonts w:ascii="Arial" w:eastAsia="Times New Roman" w:hAnsi="Arial" w:cs="Arial"/>
+                <w:kern w:val="0"/>
+                <w:sz w:val="24"/>
+                <w:lang w:val="en-US" w:eastAsia="ru-RU"/>
+                <w14:ligatures w14:val="none"/>
+              </w:rPr>
+              <w:t>supplier_director</w:t>
+            </w:r>
+            <w:proofErr w:type="spellEnd"/>
+            <w:r>
+              <w:rPr>
+                <w:rFonts w:ascii="Arial" w:eastAsia="Times New Roman" w:hAnsi="Arial" w:cs="Arial"/>
+                <w:kern w:val="0"/>
+                <w:sz w:val="24"/>
+                <w:lang w:val="en-US" w:eastAsia="ru-RU"/>
+                <w14:ligatures w14:val="none"/>
+              </w:rPr>
+              <w:t>}}</w:t>
             </w:r>
           </w:p>
         </w:tc>
@@ -2482,7 +3273,29 @@
                 <w:lang w:val="en-US" w:eastAsia="ru-RU"/>
                 <w14:ligatures w14:val="none"/>
               </w:rPr>
-              <w:t>{{buyer_full_name}}</w:t>
+              <w:t>{{</w:t>
+            </w:r>
+            <w:proofErr w:type="spellStart"/>
+            <w:r>
+              <w:rPr>
+                <w:rFonts w:ascii="Arial" w:eastAsia="Times New Roman" w:hAnsi="Arial" w:cs="Arial"/>
+                <w:kern w:val="0"/>
+                <w:sz w:val="24"/>
+                <w:lang w:val="en-US" w:eastAsia="ru-RU"/>
+                <w14:ligatures w14:val="none"/>
+              </w:rPr>
+              <w:t>buyer_full_name</w:t>
+            </w:r>
+            <w:proofErr w:type="spellEnd"/>
+            <w:r>
+              <w:rPr>
+                <w:rFonts w:ascii="Arial" w:eastAsia="Times New Roman" w:hAnsi="Arial" w:cs="Arial"/>
+                <w:kern w:val="0"/>
+                <w:sz w:val="24"/>
+                <w:lang w:val="en-US" w:eastAsia="ru-RU"/>
+                <w14:ligatures w14:val="none"/>
+              </w:rPr>
+              <w:t>}}</w:t>
             </w:r>
           </w:p>
           <w:p>
@@ -2529,7 +3342,39 @@
                 <w:lang w:val="en-US" w:eastAsia="ru-RU"/>
                 <w14:ligatures w14:val="none"/>
               </w:rPr>
-              <w:t>{{buyer_inn}}</w:t>
+              <w:t xml:space="preserve"> </w:t>
+            </w:r>
+            <w:r>
+              <w:rPr>
+                <w:rFonts w:ascii="Arial" w:eastAsia="Times New Roman" w:hAnsi="Arial" w:cs="Arial"/>
+                <w:kern w:val="0"/>
+                <w:sz w:val="24"/>
+                <w:lang w:val="en-US" w:eastAsia="ru-RU"/>
+                <w14:ligatures w14:val="none"/>
+              </w:rPr>
+              <w:t>{{</w:t>
+            </w:r>
+            <w:proofErr w:type="spellStart"/>
+            <w:r>
+              <w:rPr>
+                <w:rFonts w:ascii="Arial" w:eastAsia="Times New Roman" w:hAnsi="Arial" w:cs="Arial"/>
+                <w:kern w:val="0"/>
+                <w:sz w:val="24"/>
+                <w:lang w:val="en-US" w:eastAsia="ru-RU"/>
+                <w14:ligatures w14:val="none"/>
+              </w:rPr>
+              <w:t>buyer_inn</w:t>
+            </w:r>
+            <w:proofErr w:type="spellEnd"/>
+            <w:r>
+              <w:rPr>
+                <w:rFonts w:ascii="Arial" w:eastAsia="Times New Roman" w:hAnsi="Arial" w:cs="Arial"/>
+                <w:kern w:val="0"/>
+                <w:sz w:val="24"/>
+                <w:lang w:val="en-US" w:eastAsia="ru-RU"/>
+                <w14:ligatures w14:val="none"/>
+              </w:rPr>
+              <w:t>}}</w:t>
             </w:r>
           </w:p>
           <w:p>
@@ -2544,10 +3389,30 @@
                 <w:rFonts w:ascii="Arial" w:eastAsia="Times New Roman" w:hAnsi="Arial" w:cs="Arial"/>
                 <w:kern w:val="0"/>
                 <w:sz w:val="24"/>
+                <w:lang w:val="en-US" w:eastAsia="ru-RU"/>
+                <w14:ligatures w14:val="none"/>
+              </w:rPr>
+            </w:pPr>
+            <w:r>
+              <w:rPr>
+                <w:rFonts w:ascii="Arial" w:eastAsia="Times New Roman" w:hAnsi="Arial" w:cs="Arial"/>
+                <w:kern w:val="0"/>
+                <w:sz w:val="24"/>
                 <w:lang w:eastAsia="ru-RU"/>
                 <w14:ligatures w14:val="none"/>
               </w:rPr>
-            </w:pPr>
+              <w:t>Адрес</w:t>
+            </w:r>
+            <w:r>
+              <w:rPr>
+                <w:rFonts w:ascii="Arial" w:eastAsia="Times New Roman" w:hAnsi="Arial" w:cs="Arial"/>
+                <w:kern w:val="0"/>
+                <w:sz w:val="24"/>
+                <w:lang w:val="en-US" w:eastAsia="ru-RU"/>
+                <w14:ligatures w14:val="none"/>
+              </w:rPr>
+              <w:t xml:space="preserve">: </w:t>
+            </w:r>
             <w:r>
               <w:rPr>
                 <w:rFonts w:ascii="Arial" w:eastAsia="Times New Roman" w:hAnsi="Arial" w:cs="Arial"/>
@@ -2556,17 +3421,17 @@
                 <w:lang w:eastAsia="ru-RU"/>
                 <w14:ligatures w14:val="none"/>
               </w:rPr>
-              <w:t>Адрес</w:t>
-            </w:r>
-            <w:r>
-              <w:rPr>
-                <w:rFonts w:ascii="Arial" w:eastAsia="Times New Roman" w:hAnsi="Arial" w:cs="Arial"/>
-                <w:kern w:val="0"/>
-                <w:sz w:val="24"/>
-                <w:lang w:val="en-US" w:eastAsia="ru-RU"/>
-                <w14:ligatures w14:val="none"/>
-              </w:rPr>
-              <w:t xml:space="preserve">: </w:t>
+              <w:t>р</w:t>
+            </w:r>
+            <w:r>
+              <w:rPr>
+                <w:rFonts w:ascii="Arial" w:eastAsia="Times New Roman" w:hAnsi="Arial" w:cs="Arial"/>
+                <w:kern w:val="0"/>
+                <w:sz w:val="24"/>
+                <w:lang w:val="en-US" w:eastAsia="ru-RU"/>
+                <w14:ligatures w14:val="none"/>
+              </w:rPr>
+              <w:t>/</w:t>
             </w:r>
             <w:r>
               <w:rPr>
@@ -2576,17 +3441,27 @@
                 <w:lang w:eastAsia="ru-RU"/>
                 <w14:ligatures w14:val="none"/>
               </w:rPr>
-              <w:t>р</w:t>
-            </w:r>
-            <w:r>
-              <w:rPr>
-                <w:rFonts w:ascii="Arial" w:eastAsia="Times New Roman" w:hAnsi="Arial" w:cs="Arial"/>
-                <w:kern w:val="0"/>
-                <w:sz w:val="24"/>
-                <w:lang w:val="en-US" w:eastAsia="ru-RU"/>
-                <w14:ligatures w14:val="none"/>
-              </w:rPr>
-              <w:t>/</w:t>
+              <w:t>с</w:t>
+            </w:r>
+            <w:r>
+              <w:rPr>
+                <w:rFonts w:ascii="Arial" w:eastAsia="Times New Roman" w:hAnsi="Arial" w:cs="Arial"/>
+                <w:kern w:val="0"/>
+                <w:sz w:val="24"/>
+                <w:lang w:val="en-US" w:eastAsia="ru-RU"/>
+                <w14:ligatures w14:val="none"/>
+              </w:rPr>
+              <w:t xml:space="preserve"> 40702810100000002525,</w:t>
+            </w:r>
+            <w:r>
+              <w:rPr>
+                <w:rFonts w:ascii="Arial" w:eastAsia="Times New Roman" w:hAnsi="Arial" w:cs="Arial"/>
+                <w:kern w:val="0"/>
+                <w:sz w:val="24"/>
+                <w:lang w:val="en-US" w:eastAsia="ru-RU"/>
+                <w14:ligatures w14:val="none"/>
+              </w:rPr>
+              <w:t xml:space="preserve"> </w:t>
             </w:r>
             <w:r>
               <w:rPr>
@@ -2596,27 +3471,17 @@
                 <w:lang w:eastAsia="ru-RU"/>
                 <w14:ligatures w14:val="none"/>
               </w:rPr>
-              <w:t>с</w:t>
-            </w:r>
-            <w:r>
-              <w:rPr>
-                <w:rFonts w:ascii="Arial" w:eastAsia="Times New Roman" w:hAnsi="Arial" w:cs="Arial"/>
-                <w:kern w:val="0"/>
-                <w:sz w:val="24"/>
-                <w:lang w:val="en-US" w:eastAsia="ru-RU"/>
-                <w14:ligatures w14:val="none"/>
-              </w:rPr>
-              <w:t xml:space="preserve"> 40702810100000002525,</w:t>
-            </w:r>
-            <w:r>
-              <w:rPr>
-                <w:rFonts w:ascii="Arial" w:eastAsia="Times New Roman" w:hAnsi="Arial" w:cs="Arial"/>
-                <w:kern w:val="0"/>
-                <w:sz w:val="24"/>
-                <w:lang w:eastAsia="ru-RU"/>
-                <w14:ligatures w14:val="none"/>
-              </w:rPr>
-              <w:t xml:space="preserve"> БИК 492525662</w:t>
+              <w:t>БИК</w:t>
+            </w:r>
+            <w:r>
+              <w:rPr>
+                <w:rFonts w:ascii="Arial" w:eastAsia="Times New Roman" w:hAnsi="Arial" w:cs="Arial"/>
+                <w:kern w:val="0"/>
+                <w:sz w:val="24"/>
+                <w:lang w:val="en-US" w:eastAsia="ru-RU"/>
+                <w14:ligatures w14:val="none"/>
+              </w:rPr>
+              <w:t xml:space="preserve"> 492525662</w:t>
             </w:r>
           </w:p>
           <w:p>
@@ -2653,7 +3518,29 @@
                 <w:lang w:val="en-US" w:eastAsia="ru-RU"/>
                 <w14:ligatures w14:val="none"/>
               </w:rPr>
-              <w:t>{{buyer_director}}</w:t>
+              <w:t>{{</w:t>
+            </w:r>
+            <w:proofErr w:type="spellStart"/>
+            <w:r>
+              <w:rPr>
+                <w:rFonts w:ascii="Arial" w:eastAsia="Times New Roman" w:hAnsi="Arial" w:cs="Arial"/>
+                <w:kern w:val="0"/>
+                <w:sz w:val="24"/>
+                <w:lang w:val="en-US" w:eastAsia="ru-RU"/>
+                <w14:ligatures w14:val="none"/>
+              </w:rPr>
+              <w:t>buyer_director</w:t>
+            </w:r>
+            <w:proofErr w:type="spellEnd"/>
+            <w:r>
+              <w:rPr>
+                <w:rFonts w:ascii="Arial" w:eastAsia="Times New Roman" w:hAnsi="Arial" w:cs="Arial"/>
+                <w:kern w:val="0"/>
+                <w:sz w:val="24"/>
+                <w:lang w:val="en-US" w:eastAsia="ru-RU"/>
+                <w14:ligatures w14:val="none"/>
+              </w:rPr>
+              <w:t>}}</w:t>
             </w:r>
           </w:p>
           <w:p>
@@ -2690,7 +3577,29 @@
                 <w:lang w:val="en-US" w:eastAsia="ru-RU"/>
                 <w14:ligatures w14:val="none"/>
               </w:rPr>
-              <w:t>{{buyer_accountant}}</w:t>
+              <w:t>{{</w:t>
+            </w:r>
+            <w:proofErr w:type="spellStart"/>
+            <w:r>
+              <w:rPr>
+                <w:rFonts w:ascii="Arial" w:eastAsia="Times New Roman" w:hAnsi="Arial" w:cs="Arial"/>
+                <w:kern w:val="0"/>
+                <w:sz w:val="24"/>
+                <w:lang w:val="en-US" w:eastAsia="ru-RU"/>
+                <w14:ligatures w14:val="none"/>
+              </w:rPr>
+              <w:t>buyer_accountant</w:t>
+            </w:r>
+            <w:proofErr w:type="spellEnd"/>
+            <w:r>
+              <w:rPr>
+                <w:rFonts w:ascii="Arial" w:eastAsia="Times New Roman" w:hAnsi="Arial" w:cs="Arial"/>
+                <w:kern w:val="0"/>
+                <w:sz w:val="24"/>
+                <w:lang w:val="en-US" w:eastAsia="ru-RU"/>
+                <w14:ligatures w14:val="none"/>
+              </w:rPr>
+              <w:t>}}</w:t>
             </w:r>
           </w:p>
           <w:p>
@@ -2717,17 +3626,61 @@
                 <w:lang w:val="en-US" w:eastAsia="ru-RU"/>
                 <w14:ligatures w14:val="none"/>
               </w:rPr>
-              <w:t>____________________</w:t>
-            </w:r>
-            <w:r>
-              <w:rPr>
-                <w:rFonts w:ascii="Arial" w:eastAsia="Times New Roman" w:hAnsi="Arial" w:cs="Arial"/>
-                <w:kern w:val="0"/>
-                <w:sz w:val="24"/>
-                <w:lang w:val="en-US" w:eastAsia="ru-RU"/>
-                <w14:ligatures w14:val="none"/>
-              </w:rPr>
-              <w:t>{{buyer_manager }}</w:t>
+              <w:t>___________________</w:t>
+            </w:r>
+            <w:proofErr w:type="gramStart"/>
+            <w:r>
+              <w:rPr>
+                <w:rFonts w:ascii="Arial" w:eastAsia="Times New Roman" w:hAnsi="Arial" w:cs="Arial"/>
+                <w:kern w:val="0"/>
+                <w:sz w:val="24"/>
+                <w:lang w:val="en-US" w:eastAsia="ru-RU"/>
+                <w14:ligatures w14:val="none"/>
+              </w:rPr>
+              <w:t>_</w:t>
+            </w:r>
+            <w:r>
+              <w:rPr>
+                <w:rFonts w:ascii="Arial" w:eastAsia="Times New Roman" w:hAnsi="Arial" w:cs="Arial"/>
+                <w:kern w:val="0"/>
+                <w:sz w:val="24"/>
+                <w:lang w:val="en-US" w:eastAsia="ru-RU"/>
+                <w14:ligatures w14:val="none"/>
+              </w:rPr>
+              <w:t>{</w:t>
+            </w:r>
+            <w:proofErr w:type="gramEnd"/>
+            <w:r>
+              <w:rPr>
+                <w:rFonts w:ascii="Arial" w:eastAsia="Times New Roman" w:hAnsi="Arial" w:cs="Arial"/>
+                <w:kern w:val="0"/>
+                <w:sz w:val="24"/>
+                <w:lang w:val="en-US" w:eastAsia="ru-RU"/>
+                <w14:ligatures w14:val="none"/>
+              </w:rPr>
+              <w:t>{</w:t>
+            </w:r>
+            <w:proofErr w:type="spellStart"/>
+            <w:r>
+              <w:rPr>
+                <w:rFonts w:ascii="Arial" w:eastAsia="Times New Roman" w:hAnsi="Arial" w:cs="Arial"/>
+                <w:kern w:val="0"/>
+                <w:sz w:val="24"/>
+                <w:lang w:val="en-US" w:eastAsia="ru-RU"/>
+                <w14:ligatures w14:val="none"/>
+              </w:rPr>
+              <w:t>buyer_manager</w:t>
+            </w:r>
+            <w:proofErr w:type="spellEnd"/>
+            <w:r>
+              <w:rPr>
+                <w:rFonts w:ascii="Arial" w:eastAsia="Times New Roman" w:hAnsi="Arial" w:cs="Arial"/>
+                <w:kern w:val="0"/>
+                <w:sz w:val="24"/>
+                <w:lang w:val="en-US" w:eastAsia="ru-RU"/>
+                <w14:ligatures w14:val="none"/>
+              </w:rPr>
+              <w:t xml:space="preserve"> }}</w:t>
             </w:r>
           </w:p>
           <w:p>
@@ -3403,6 +4356,7 @@
   <w:style w:type="character" w:default="1" w:styleId="a0">
     <w:name w:val="Default Paragraph Font"/>
     <w:uiPriority w:val="1"/>
+    <w:semiHidden/>
     <w:unhideWhenUsed/>
   </w:style>
   <w:style w:type="table" w:default="1" w:styleId="a1">

--- a/contracts_templates/supply_contract_template.docx
+++ b/contracts_templates/supply_contract_template.docx
@@ -66,7 +66,6 @@
         </w:rPr>
         <w:t>{{</w:t>
       </w:r>
-      <w:proofErr w:type="spellStart"/>
       <w:r>
         <w:rPr>
           <w:rFonts w:ascii="Arial" w:eastAsia="Times New Roman" w:hAnsi="Arial" w:cs="Arial"/>
@@ -77,7 +76,6 @@
         </w:rPr>
         <w:t>contract_number</w:t>
       </w:r>
-      <w:proofErr w:type="spellEnd"/>
       <w:r>
         <w:rPr>
           <w:rFonts w:ascii="Arial" w:eastAsia="Times New Roman" w:hAnsi="Arial" w:cs="Arial"/>
@@ -156,29 +154,7 @@
                 <w:lang w:eastAsia="ru-RU"/>
                 <w14:ligatures w14:val="none"/>
               </w:rPr>
-              <w:t>{{</w:t>
-            </w:r>
-            <w:proofErr w:type="spellStart"/>
-            <w:r>
-              <w:rPr>
-                <w:rFonts w:ascii="Arial" w:eastAsia="Times New Roman" w:hAnsi="Arial" w:cs="Arial"/>
-                <w:kern w:val="0"/>
-                <w:sz w:val="24"/>
-                <w:lang w:eastAsia="ru-RU"/>
-                <w14:ligatures w14:val="none"/>
-              </w:rPr>
-              <w:t>place_of_contract</w:t>
-            </w:r>
-            <w:proofErr w:type="spellEnd"/>
-            <w:r>
-              <w:rPr>
-                <w:rFonts w:ascii="Arial" w:eastAsia="Times New Roman" w:hAnsi="Arial" w:cs="Arial"/>
-                <w:kern w:val="0"/>
-                <w:sz w:val="24"/>
-                <w:lang w:eastAsia="ru-RU"/>
-                <w14:ligatures w14:val="none"/>
-              </w:rPr>
-              <w:t>}}</w:t>
+              <w:t>{{place_of_contract}}</w:t>
             </w:r>
           </w:p>
         </w:tc>
@@ -211,29 +187,7 @@
                 <w:lang w:eastAsia="ru-RU"/>
                 <w14:ligatures w14:val="none"/>
               </w:rPr>
-              <w:t>{{</w:t>
-            </w:r>
-            <w:proofErr w:type="spellStart"/>
-            <w:r>
-              <w:rPr>
-                <w:rFonts w:ascii="Arial" w:eastAsia="Times New Roman" w:hAnsi="Arial" w:cs="Arial"/>
-                <w:kern w:val="0"/>
-                <w:sz w:val="24"/>
-                <w:lang w:eastAsia="ru-RU"/>
-                <w14:ligatures w14:val="none"/>
-              </w:rPr>
-              <w:t>contract_date</w:t>
-            </w:r>
-            <w:proofErr w:type="spellEnd"/>
-            <w:r>
-              <w:rPr>
-                <w:rFonts w:ascii="Arial" w:eastAsia="Times New Roman" w:hAnsi="Arial" w:cs="Arial"/>
-                <w:kern w:val="0"/>
-                <w:sz w:val="24"/>
-                <w:lang w:eastAsia="ru-RU"/>
-                <w14:ligatures w14:val="none"/>
-              </w:rPr>
-              <w:t>}}</w:t>
+              <w:t>{{contract_date}}</w:t>
             </w:r>
           </w:p>
         </w:tc>
@@ -280,29 +234,7 @@
           <w:lang w:eastAsia="ru-RU"/>
           <w14:ligatures w14:val="none"/>
         </w:rPr>
-        <w:t>{{</w:t>
-      </w:r>
-      <w:proofErr w:type="spellStart"/>
-      <w:r>
-        <w:rPr>
-          <w:rFonts w:ascii="Arial" w:eastAsia="Times New Roman" w:hAnsi="Arial" w:cs="Arial"/>
-          <w:kern w:val="0"/>
-          <w:sz w:val="24"/>
-          <w:lang w:eastAsia="ru-RU"/>
-          <w14:ligatures w14:val="none"/>
-        </w:rPr>
-        <w:t>supplier_full_name</w:t>
-      </w:r>
-      <w:proofErr w:type="spellEnd"/>
-      <w:r>
-        <w:rPr>
-          <w:rFonts w:ascii="Arial" w:eastAsia="Times New Roman" w:hAnsi="Arial" w:cs="Arial"/>
-          <w:kern w:val="0"/>
-          <w:sz w:val="24"/>
-          <w:lang w:eastAsia="ru-RU"/>
-          <w14:ligatures w14:val="none"/>
-        </w:rPr>
-        <w:t>}}</w:t>
+        <w:t>{{supplier_full_name}}</w:t>
       </w:r>
       <w:r>
         <w:rPr>
@@ -342,29 +274,7 @@
           <w:lang w:eastAsia="ru-RU"/>
           <w14:ligatures w14:val="none"/>
         </w:rPr>
-        <w:t>{{</w:t>
-      </w:r>
-      <w:proofErr w:type="spellStart"/>
-      <w:r>
-        <w:rPr>
-          <w:rFonts w:ascii="Arial" w:eastAsia="Times New Roman" w:hAnsi="Arial" w:cs="Arial"/>
-          <w:kern w:val="0"/>
-          <w:sz w:val="24"/>
-          <w:lang w:eastAsia="ru-RU"/>
-          <w14:ligatures w14:val="none"/>
-        </w:rPr>
-        <w:t>supplier_director_position</w:t>
-      </w:r>
-      <w:proofErr w:type="spellEnd"/>
-      <w:r>
-        <w:rPr>
-          <w:rFonts w:ascii="Arial" w:eastAsia="Times New Roman" w:hAnsi="Arial" w:cs="Arial"/>
-          <w:kern w:val="0"/>
-          <w:sz w:val="24"/>
-          <w:lang w:eastAsia="ru-RU"/>
-          <w14:ligatures w14:val="none"/>
-        </w:rPr>
-        <w:t>}}</w:t>
+        <w:t>{{supplier_director_position}}</w:t>
       </w:r>
       <w:r>
         <w:rPr>
@@ -384,29 +294,7 @@
           <w:lang w:eastAsia="ru-RU"/>
           <w14:ligatures w14:val="none"/>
         </w:rPr>
-        <w:t>{{</w:t>
-      </w:r>
-      <w:proofErr w:type="spellStart"/>
-      <w:r>
-        <w:rPr>
-          <w:rFonts w:ascii="Arial" w:eastAsia="Times New Roman" w:hAnsi="Arial" w:cs="Arial"/>
-          <w:kern w:val="0"/>
-          <w:sz w:val="24"/>
-          <w:lang w:eastAsia="ru-RU"/>
-          <w14:ligatures w14:val="none"/>
-        </w:rPr>
-        <w:t>supplier_director</w:t>
-      </w:r>
-      <w:proofErr w:type="spellEnd"/>
-      <w:r>
-        <w:rPr>
-          <w:rFonts w:ascii="Arial" w:eastAsia="Times New Roman" w:hAnsi="Arial" w:cs="Arial"/>
-          <w:kern w:val="0"/>
-          <w:sz w:val="24"/>
-          <w:lang w:eastAsia="ru-RU"/>
-          <w14:ligatures w14:val="none"/>
-        </w:rPr>
-        <w:t>}}</w:t>
+        <w:t>{{supplier_director}}</w:t>
       </w:r>
       <w:r>
         <w:rPr>
@@ -436,29 +324,7 @@
           <w:lang w:eastAsia="ru-RU"/>
           <w14:ligatures w14:val="none"/>
         </w:rPr>
-        <w:t>{{</w:t>
-      </w:r>
-      <w:proofErr w:type="spellStart"/>
-      <w:r>
-        <w:rPr>
-          <w:rFonts w:ascii="Arial" w:eastAsia="Times New Roman" w:hAnsi="Arial" w:cs="Arial"/>
-          <w:kern w:val="0"/>
-          <w:sz w:val="24"/>
-          <w:lang w:eastAsia="ru-RU"/>
-          <w14:ligatures w14:val="none"/>
-        </w:rPr>
-        <w:t>supplier_basis</w:t>
-      </w:r>
-      <w:proofErr w:type="spellEnd"/>
-      <w:r>
-        <w:rPr>
-          <w:rFonts w:ascii="Arial" w:eastAsia="Times New Roman" w:hAnsi="Arial" w:cs="Arial"/>
-          <w:kern w:val="0"/>
-          <w:sz w:val="24"/>
-          <w:lang w:eastAsia="ru-RU"/>
-          <w14:ligatures w14:val="none"/>
-        </w:rPr>
-        <w:t>}}</w:t>
+        <w:t>{{supplier_basis}}</w:t>
       </w:r>
       <w:r>
         <w:rPr>
@@ -488,29 +354,7 @@
           <w:lang w:eastAsia="ru-RU"/>
           <w14:ligatures w14:val="none"/>
         </w:rPr>
-        <w:t>{{</w:t>
-      </w:r>
-      <w:proofErr w:type="spellStart"/>
-      <w:r>
-        <w:rPr>
-          <w:rFonts w:ascii="Arial" w:eastAsia="Times New Roman" w:hAnsi="Arial" w:cs="Arial"/>
-          <w:kern w:val="0"/>
-          <w:sz w:val="24"/>
-          <w:lang w:eastAsia="ru-RU"/>
-          <w14:ligatures w14:val="none"/>
-        </w:rPr>
-        <w:t>buyer_full_name</w:t>
-      </w:r>
-      <w:proofErr w:type="spellEnd"/>
-      <w:r>
-        <w:rPr>
-          <w:rFonts w:ascii="Arial" w:eastAsia="Times New Roman" w:hAnsi="Arial" w:cs="Arial"/>
-          <w:kern w:val="0"/>
-          <w:sz w:val="24"/>
-          <w:lang w:eastAsia="ru-RU"/>
-          <w14:ligatures w14:val="none"/>
-        </w:rPr>
-        <w:t>}}</w:t>
+        <w:t>{{buyer_full_name}}</w:t>
       </w:r>
     </w:p>
     <w:p>
@@ -547,29 +391,7 @@
           <w:lang w:eastAsia="ru-RU"/>
           <w14:ligatures w14:val="none"/>
         </w:rPr>
-        <w:t>{{</w:t>
-      </w:r>
-      <w:proofErr w:type="spellStart"/>
-      <w:r>
-        <w:rPr>
-          <w:rFonts w:ascii="Arial" w:eastAsia="Times New Roman" w:hAnsi="Arial" w:cs="Arial"/>
-          <w:kern w:val="0"/>
-          <w:sz w:val="24"/>
-          <w:lang w:eastAsia="ru-RU"/>
-          <w14:ligatures w14:val="none"/>
-        </w:rPr>
-        <w:t>buyer_full_name</w:t>
-      </w:r>
-      <w:proofErr w:type="spellEnd"/>
-      <w:r>
-        <w:rPr>
-          <w:rFonts w:ascii="Arial" w:eastAsia="Times New Roman" w:hAnsi="Arial" w:cs="Arial"/>
-          <w:kern w:val="0"/>
-          <w:sz w:val="24"/>
-          <w:lang w:eastAsia="ru-RU"/>
-          <w14:ligatures w14:val="none"/>
-        </w:rPr>
-        <w:t>}}</w:t>
+        <w:t>{{buyer_full_name}}</w:t>
       </w:r>
       <w:r>
         <w:rPr>
@@ -609,29 +431,7 @@
           <w:lang w:eastAsia="ru-RU"/>
           <w14:ligatures w14:val="none"/>
         </w:rPr>
-        <w:t>{{</w:t>
-      </w:r>
-      <w:proofErr w:type="spellStart"/>
-      <w:r>
-        <w:rPr>
-          <w:rFonts w:ascii="Arial" w:eastAsia="Times New Roman" w:hAnsi="Arial" w:cs="Arial"/>
-          <w:kern w:val="0"/>
-          <w:sz w:val="24"/>
-          <w:lang w:eastAsia="ru-RU"/>
-          <w14:ligatures w14:val="none"/>
-        </w:rPr>
-        <w:t>buyer_director_position</w:t>
-      </w:r>
-      <w:proofErr w:type="spellEnd"/>
-      <w:r>
-        <w:rPr>
-          <w:rFonts w:ascii="Arial" w:eastAsia="Times New Roman" w:hAnsi="Arial" w:cs="Arial"/>
-          <w:kern w:val="0"/>
-          <w:sz w:val="24"/>
-          <w:lang w:eastAsia="ru-RU"/>
-          <w14:ligatures w14:val="none"/>
-        </w:rPr>
-        <w:t>}}</w:t>
+        <w:t>{{buyer_director_position}}</w:t>
       </w:r>
       <w:r>
         <w:rPr>
@@ -651,29 +451,7 @@
           <w:lang w:eastAsia="ru-RU"/>
           <w14:ligatures w14:val="none"/>
         </w:rPr>
-        <w:t>{{</w:t>
-      </w:r>
-      <w:proofErr w:type="spellStart"/>
-      <w:r>
-        <w:rPr>
-          <w:rFonts w:ascii="Arial" w:eastAsia="Times New Roman" w:hAnsi="Arial" w:cs="Arial"/>
-          <w:kern w:val="0"/>
-          <w:sz w:val="24"/>
-          <w:lang w:eastAsia="ru-RU"/>
-          <w14:ligatures w14:val="none"/>
-        </w:rPr>
-        <w:t>buyer_director</w:t>
-      </w:r>
-      <w:proofErr w:type="spellEnd"/>
-      <w:r>
-        <w:rPr>
-          <w:rFonts w:ascii="Arial" w:eastAsia="Times New Roman" w:hAnsi="Arial" w:cs="Arial"/>
-          <w:kern w:val="0"/>
-          <w:sz w:val="24"/>
-          <w:lang w:eastAsia="ru-RU"/>
-          <w14:ligatures w14:val="none"/>
-        </w:rPr>
-        <w:t>}}</w:t>
+        <w:t>{{buyer_director}}</w:t>
       </w:r>
       <w:r>
         <w:rPr>
@@ -703,29 +481,7 @@
           <w:lang w:eastAsia="ru-RU"/>
           <w14:ligatures w14:val="none"/>
         </w:rPr>
-        <w:t>{{</w:t>
-      </w:r>
-      <w:proofErr w:type="spellStart"/>
-      <w:r>
-        <w:rPr>
-          <w:rFonts w:ascii="Arial" w:eastAsia="Times New Roman" w:hAnsi="Arial" w:cs="Arial"/>
-          <w:kern w:val="0"/>
-          <w:sz w:val="24"/>
-          <w:lang w:eastAsia="ru-RU"/>
-          <w14:ligatures w14:val="none"/>
-        </w:rPr>
-        <w:t>buyer_basis</w:t>
-      </w:r>
-      <w:proofErr w:type="spellEnd"/>
-      <w:r>
-        <w:rPr>
-          <w:rFonts w:ascii="Arial" w:eastAsia="Times New Roman" w:hAnsi="Arial" w:cs="Arial"/>
-          <w:kern w:val="0"/>
-          <w:sz w:val="24"/>
-          <w:lang w:eastAsia="ru-RU"/>
-          <w14:ligatures w14:val="none"/>
-        </w:rPr>
-        <w:t>}}</w:t>
+        <w:t>{{buyer_basis}}</w:t>
       </w:r>
       <w:r>
         <w:rPr>
@@ -893,7 +649,7 @@
           <w:rFonts w:ascii="Arial" w:eastAsia="Times New Roman" w:hAnsi="Arial" w:cs="Arial"/>
           <w:kern w:val="0"/>
           <w:sz w:val="24"/>
-          <w:lang w:val="en-US" w:eastAsia="ru-RU"/>
+          <w:lang w:eastAsia="ru-RU"/>
           <w14:ligatures w14:val="none"/>
         </w:rPr>
         <w:t xml:space="preserve"> </w:t>
@@ -906,29 +662,7 @@
           <w:lang w:eastAsia="ru-RU"/>
           <w14:ligatures w14:val="none"/>
         </w:rPr>
-        <w:t>{{</w:t>
-      </w:r>
-      <w:proofErr w:type="spellStart"/>
-      <w:r>
-        <w:rPr>
-          <w:rFonts w:ascii="Arial" w:eastAsia="Times New Roman" w:hAnsi="Arial" w:cs="Arial"/>
-          <w:kern w:val="0"/>
-          <w:sz w:val="24"/>
-          <w:lang w:eastAsia="ru-RU"/>
-          <w14:ligatures w14:val="none"/>
-        </w:rPr>
-        <w:t>consignee</w:t>
-      </w:r>
-      <w:proofErr w:type="spellEnd"/>
-      <w:r>
-        <w:rPr>
-          <w:rFonts w:ascii="Arial" w:eastAsia="Times New Roman" w:hAnsi="Arial" w:cs="Arial"/>
-          <w:kern w:val="0"/>
-          <w:sz w:val="24"/>
-          <w:lang w:eastAsia="ru-RU"/>
-          <w14:ligatures w14:val="none"/>
-        </w:rPr>
-        <w:t>}}</w:t>
+        <w:t>{{consignee}}</w:t>
       </w:r>
       <w:r>
         <w:rPr>
@@ -1082,29 +816,7 @@
           <w:lang w:eastAsia="ru-RU"/>
           <w14:ligatures w14:val="none"/>
         </w:rPr>
-        <w:t>{{</w:t>
-      </w:r>
-      <w:proofErr w:type="spellStart"/>
-      <w:r>
-        <w:rPr>
-          <w:rFonts w:ascii="Arial" w:eastAsia="Times New Roman" w:hAnsi="Arial" w:cs="Arial"/>
-          <w:kern w:val="0"/>
-          <w:sz w:val="24"/>
-          <w:lang w:eastAsia="ru-RU"/>
-          <w14:ligatures w14:val="none"/>
-        </w:rPr>
-        <w:t>delivery_frequency</w:t>
-      </w:r>
-      <w:proofErr w:type="spellEnd"/>
-      <w:r>
-        <w:rPr>
-          <w:rFonts w:ascii="Arial" w:eastAsia="Times New Roman" w:hAnsi="Arial" w:cs="Arial"/>
-          <w:kern w:val="0"/>
-          <w:sz w:val="24"/>
-          <w:lang w:eastAsia="ru-RU"/>
-          <w14:ligatures w14:val="none"/>
-        </w:rPr>
-        <w:t>}}</w:t>
+        <w:t>{{delivery_frequency}}</w:t>
       </w:r>
       <w:r>
         <w:rPr>
@@ -1161,29 +873,7 @@
           <w:lang w:eastAsia="ru-RU"/>
           <w14:ligatures w14:val="none"/>
         </w:rPr>
-        <w:t>{{</w:t>
-      </w:r>
-      <w:proofErr w:type="spellStart"/>
-      <w:r>
-        <w:rPr>
-          <w:rFonts w:ascii="Arial" w:eastAsia="Times New Roman" w:hAnsi="Arial" w:cs="Arial"/>
-          <w:kern w:val="0"/>
-          <w:sz w:val="24"/>
-          <w:lang w:eastAsia="ru-RU"/>
-          <w14:ligatures w14:val="none"/>
-        </w:rPr>
-        <w:t>delivery_schedule</w:t>
-      </w:r>
-      <w:proofErr w:type="spellEnd"/>
-      <w:r>
-        <w:rPr>
-          <w:rFonts w:ascii="Arial" w:eastAsia="Times New Roman" w:hAnsi="Arial" w:cs="Arial"/>
-          <w:kern w:val="0"/>
-          <w:sz w:val="24"/>
-          <w:lang w:eastAsia="ru-RU"/>
-          <w14:ligatures w14:val="none"/>
-        </w:rPr>
-        <w:t>}}</w:t>
+        <w:t>{{delivery_schedule}}</w:t>
       </w:r>
       <w:r>
         <w:rPr>
@@ -1267,29 +957,7 @@
           <w:lang w:eastAsia="ru-RU"/>
           <w14:ligatures w14:val="none"/>
         </w:rPr>
-        <w:t>{{</w:t>
-      </w:r>
-      <w:proofErr w:type="spellStart"/>
-      <w:r>
-        <w:rPr>
-          <w:rFonts w:ascii="Arial" w:eastAsia="Times New Roman" w:hAnsi="Arial" w:cs="Arial"/>
-          <w:kern w:val="0"/>
-          <w:sz w:val="24"/>
-          <w:lang w:eastAsia="ru-RU"/>
-          <w14:ligatures w14:val="none"/>
-        </w:rPr>
-        <w:t>transport_type</w:t>
-      </w:r>
-      <w:proofErr w:type="spellEnd"/>
-      <w:r>
-        <w:rPr>
-          <w:rFonts w:ascii="Arial" w:eastAsia="Times New Roman" w:hAnsi="Arial" w:cs="Arial"/>
-          <w:kern w:val="0"/>
-          <w:sz w:val="24"/>
-          <w:lang w:eastAsia="ru-RU"/>
-          <w14:ligatures w14:val="none"/>
-        </w:rPr>
-        <w:t>}}</w:t>
+        <w:t>{{transport_type}}</w:t>
       </w:r>
       <w:r>
         <w:rPr>
@@ -1962,29 +1630,7 @@
           <w:lang w:eastAsia="ru-RU"/>
           <w14:ligatures w14:val="none"/>
         </w:rPr>
-        <w:t>{{</w:t>
-      </w:r>
-      <w:proofErr w:type="spellStart"/>
-      <w:r>
-        <w:rPr>
-          <w:rFonts w:ascii="Arial" w:eastAsia="Times New Roman" w:hAnsi="Arial" w:cs="Arial"/>
-          <w:kern w:val="0"/>
-          <w:sz w:val="24"/>
-          <w:lang w:eastAsia="ru-RU"/>
-          <w14:ligatures w14:val="none"/>
-        </w:rPr>
-        <w:t>payment_term</w:t>
-      </w:r>
-      <w:proofErr w:type="spellEnd"/>
-      <w:r>
-        <w:rPr>
-          <w:rFonts w:ascii="Arial" w:eastAsia="Times New Roman" w:hAnsi="Arial" w:cs="Arial"/>
-          <w:kern w:val="0"/>
-          <w:sz w:val="24"/>
-          <w:lang w:eastAsia="ru-RU"/>
-          <w14:ligatures w14:val="none"/>
-        </w:rPr>
-        <w:t>}}</w:t>
+        <w:t>{{payment_term}}</w:t>
       </w:r>
       <w:r>
         <w:rPr>
@@ -2175,20 +1821,8 @@
           <w:lang w:eastAsia="ru-RU"/>
           <w14:ligatures w14:val="none"/>
         </w:rPr>
-        <w:t>{{</w:t>
-      </w:r>
-      <w:proofErr w:type="spellStart"/>
-      <w:r>
-        <w:rPr>
-          <w:rFonts w:ascii="Arial" w:eastAsia="Times New Roman" w:hAnsi="Arial" w:cs="Arial"/>
-          <w:kern w:val="0"/>
-          <w:sz w:val="24"/>
-          <w:lang w:eastAsia="ru-RU"/>
-          <w14:ligatures w14:val="none"/>
-        </w:rPr>
-        <w:t>penalty_shortage</w:t>
-      </w:r>
-      <w:proofErr w:type="spellEnd"/>
+        <w:t>{{penalty_shortage</w:t>
+      </w:r>
       <w:proofErr w:type="gramStart"/>
       <w:r>
         <w:rPr>
@@ -2266,51 +1900,17 @@
           <w:lang w:eastAsia="ru-RU"/>
           <w14:ligatures w14:val="none"/>
         </w:rPr>
-        <w:t>{{</w:t>
-      </w:r>
-      <w:proofErr w:type="spellStart"/>
-      <w:r>
-        <w:rPr>
-          <w:rFonts w:ascii="Arial" w:eastAsia="Times New Roman" w:hAnsi="Arial" w:cs="Arial"/>
-          <w:kern w:val="0"/>
-          <w:sz w:val="24"/>
-          <w:lang w:eastAsia="ru-RU"/>
-          <w14:ligatures w14:val="none"/>
-        </w:rPr>
-        <w:t>penalty_late_payment</w:t>
-      </w:r>
-      <w:proofErr w:type="spellEnd"/>
-      <w:proofErr w:type="gramStart"/>
-      <w:r>
-        <w:rPr>
-          <w:rFonts w:ascii="Arial" w:eastAsia="Times New Roman" w:hAnsi="Arial" w:cs="Arial"/>
-          <w:kern w:val="0"/>
-          <w:sz w:val="24"/>
-          <w:lang w:eastAsia="ru-RU"/>
-          <w14:ligatures w14:val="none"/>
-        </w:rPr>
-        <w:t>}}</w:t>
-      </w:r>
-      <w:r>
-        <w:rPr>
-          <w:rFonts w:ascii="Arial" w:eastAsia="Times New Roman" w:hAnsi="Arial" w:cs="Arial"/>
-          <w:kern w:val="0"/>
-          <w:sz w:val="24"/>
-          <w:lang w:eastAsia="ru-RU"/>
-          <w14:ligatures w14:val="none"/>
-        </w:rPr>
-        <w:t>%</w:t>
-      </w:r>
-      <w:proofErr w:type="gramEnd"/>
-      <w:r>
-        <w:rPr>
-          <w:rFonts w:ascii="Arial" w:eastAsia="Times New Roman" w:hAnsi="Arial" w:cs="Arial"/>
-          <w:kern w:val="0"/>
-          <w:sz w:val="24"/>
-          <w:lang w:eastAsia="ru-RU"/>
-          <w14:ligatures w14:val="none"/>
-        </w:rPr>
-        <w:t xml:space="preserve"> от суммы задолженности за каждый день просрочки.</w:t>
+        <w:t>{{penalty_late_payment}}</w:t>
+      </w:r>
+      <w:r>
+        <w:rPr>
+          <w:rFonts w:ascii="Arial" w:eastAsia="Times New Roman" w:hAnsi="Arial" w:cs="Arial"/>
+          <w:kern w:val="0"/>
+          <w:sz w:val="24"/>
+          <w:lang w:eastAsia="ru-RU"/>
+          <w14:ligatures w14:val="none"/>
+        </w:rPr>
+        <w:t>% от суммы задолженности за каждый день просрочки.</w:t>
       </w:r>
     </w:p>
     <w:p>
@@ -2455,29 +2055,7 @@
           <w:lang w:eastAsia="ru-RU"/>
           <w14:ligatures w14:val="none"/>
         </w:rPr>
-        <w:t>{{</w:t>
-      </w:r>
-      <w:proofErr w:type="spellStart"/>
-      <w:r>
-        <w:rPr>
-          <w:rFonts w:ascii="Arial" w:eastAsia="Times New Roman" w:hAnsi="Arial" w:cs="Arial"/>
-          <w:kern w:val="0"/>
-          <w:sz w:val="24"/>
-          <w:lang w:eastAsia="ru-RU"/>
-          <w14:ligatures w14:val="none"/>
-        </w:rPr>
-        <w:t>contract_end_date</w:t>
-      </w:r>
-      <w:proofErr w:type="spellEnd"/>
-      <w:r>
-        <w:rPr>
-          <w:rFonts w:ascii="Arial" w:eastAsia="Times New Roman" w:hAnsi="Arial" w:cs="Arial"/>
-          <w:kern w:val="0"/>
-          <w:sz w:val="24"/>
-          <w:lang w:eastAsia="ru-RU"/>
-          <w14:ligatures w14:val="none"/>
-        </w:rPr>
-        <w:t>}}</w:t>
+        <w:t>{{contract_end_date}}</w:t>
       </w:r>
       <w:r>
         <w:rPr>
@@ -2534,29 +2112,7 @@
           <w:lang w:eastAsia="ru-RU"/>
           <w14:ligatures w14:val="none"/>
         </w:rPr>
-        <w:t>{{</w:t>
-      </w:r>
-      <w:proofErr w:type="spellStart"/>
-      <w:r>
-        <w:rPr>
-          <w:rFonts w:ascii="Arial" w:eastAsia="Times New Roman" w:hAnsi="Arial" w:cs="Arial"/>
-          <w:kern w:val="0"/>
-          <w:sz w:val="24"/>
-          <w:lang w:eastAsia="ru-RU"/>
-          <w14:ligatures w14:val="none"/>
-        </w:rPr>
-        <w:t>renewal_term</w:t>
-      </w:r>
-      <w:proofErr w:type="spellEnd"/>
-      <w:r>
-        <w:rPr>
-          <w:rFonts w:ascii="Arial" w:eastAsia="Times New Roman" w:hAnsi="Arial" w:cs="Arial"/>
-          <w:kern w:val="0"/>
-          <w:sz w:val="24"/>
-          <w:lang w:eastAsia="ru-RU"/>
-          <w14:ligatures w14:val="none"/>
-        </w:rPr>
-        <w:t>}}</w:t>
+        <w:t>{{renewal_term}}</w:t>
       </w:r>
     </w:p>
     <w:p>
@@ -2968,29 +2524,7 @@
                 <w:lang w:val="en-US" w:eastAsia="ru-RU"/>
                 <w14:ligatures w14:val="none"/>
               </w:rPr>
-              <w:t>{{</w:t>
-            </w:r>
-            <w:proofErr w:type="spellStart"/>
-            <w:r>
-              <w:rPr>
-                <w:rFonts w:ascii="Arial" w:eastAsia="Times New Roman" w:hAnsi="Arial" w:cs="Arial"/>
-                <w:kern w:val="0"/>
-                <w:sz w:val="24"/>
-                <w:lang w:val="en-US" w:eastAsia="ru-RU"/>
-                <w14:ligatures w14:val="none"/>
-              </w:rPr>
-              <w:t>supplier_full_name</w:t>
-            </w:r>
-            <w:proofErr w:type="spellEnd"/>
-            <w:r>
-              <w:rPr>
-                <w:rFonts w:ascii="Arial" w:eastAsia="Times New Roman" w:hAnsi="Arial" w:cs="Arial"/>
-                <w:kern w:val="0"/>
-                <w:sz w:val="24"/>
-                <w:lang w:val="en-US" w:eastAsia="ru-RU"/>
-                <w14:ligatures w14:val="none"/>
-              </w:rPr>
-              <w:t>}}</w:t>
+              <w:t>{{supplier_full_name}}</w:t>
             </w:r>
           </w:p>
           <w:p>
@@ -3047,29 +2581,7 @@
                 <w:lang w:val="en-US" w:eastAsia="ru-RU"/>
                 <w14:ligatures w14:val="none"/>
               </w:rPr>
-              <w:t>{{</w:t>
-            </w:r>
-            <w:proofErr w:type="spellStart"/>
-            <w:r>
-              <w:rPr>
-                <w:rFonts w:ascii="Arial" w:eastAsia="Times New Roman" w:hAnsi="Arial" w:cs="Arial"/>
-                <w:kern w:val="0"/>
-                <w:sz w:val="24"/>
-                <w:lang w:val="en-US" w:eastAsia="ru-RU"/>
-                <w14:ligatures w14:val="none"/>
-              </w:rPr>
-              <w:t>supplier_inn</w:t>
-            </w:r>
-            <w:proofErr w:type="spellEnd"/>
-            <w:r>
-              <w:rPr>
-                <w:rFonts w:ascii="Arial" w:eastAsia="Times New Roman" w:hAnsi="Arial" w:cs="Arial"/>
-                <w:kern w:val="0"/>
-                <w:sz w:val="24"/>
-                <w:lang w:val="en-US" w:eastAsia="ru-RU"/>
-                <w14:ligatures w14:val="none"/>
-              </w:rPr>
-              <w:t>}}</w:t>
+              <w:t>{{supplier_inn}}</w:t>
             </w:r>
           </w:p>
           <w:p>
@@ -3096,7 +2608,7 @@
                 <w:lang w:eastAsia="ru-RU"/>
                 <w14:ligatures w14:val="none"/>
               </w:rPr>
-              <w:t>Адрес</w:t>
+              <w:t>Реквизиты</w:t>
             </w:r>
             <w:r>
               <w:rPr>
@@ -3126,29 +2638,7 @@
                 <w:lang w:val="en-US" w:eastAsia="ru-RU"/>
                 <w14:ligatures w14:val="none"/>
               </w:rPr>
-              <w:t>{{</w:t>
-            </w:r>
-            <w:proofErr w:type="spellStart"/>
-            <w:r>
-              <w:rPr>
-                <w:rFonts w:ascii="Arial" w:eastAsia="Times New Roman" w:hAnsi="Arial" w:cs="Arial"/>
-                <w:kern w:val="0"/>
-                <w:sz w:val="24"/>
-                <w:lang w:val="en-US" w:eastAsia="ru-RU"/>
-                <w14:ligatures w14:val="none"/>
-              </w:rPr>
-              <w:t>supplier_address</w:t>
-            </w:r>
-            <w:proofErr w:type="spellEnd"/>
-            <w:r>
-              <w:rPr>
-                <w:rFonts w:ascii="Arial" w:eastAsia="Times New Roman" w:hAnsi="Arial" w:cs="Arial"/>
-                <w:kern w:val="0"/>
-                <w:sz w:val="24"/>
-                <w:lang w:val="en-US" w:eastAsia="ru-RU"/>
-                <w14:ligatures w14:val="none"/>
-              </w:rPr>
-              <w:t>}}</w:t>
+              <w:t>{{supplier_address}}</w:t>
             </w:r>
           </w:p>
           <w:p>
@@ -3185,29 +2675,7 @@
                 <w:lang w:val="en-US" w:eastAsia="ru-RU"/>
                 <w14:ligatures w14:val="none"/>
               </w:rPr>
-              <w:t>{{</w:t>
-            </w:r>
-            <w:proofErr w:type="spellStart"/>
-            <w:r>
-              <w:rPr>
-                <w:rFonts w:ascii="Arial" w:eastAsia="Times New Roman" w:hAnsi="Arial" w:cs="Arial"/>
-                <w:kern w:val="0"/>
-                <w:sz w:val="24"/>
-                <w:lang w:val="en-US" w:eastAsia="ru-RU"/>
-                <w14:ligatures w14:val="none"/>
-              </w:rPr>
-              <w:t>supplier_director</w:t>
-            </w:r>
-            <w:proofErr w:type="spellEnd"/>
-            <w:r>
-              <w:rPr>
-                <w:rFonts w:ascii="Arial" w:eastAsia="Times New Roman" w:hAnsi="Arial" w:cs="Arial"/>
-                <w:kern w:val="0"/>
-                <w:sz w:val="24"/>
-                <w:lang w:val="en-US" w:eastAsia="ru-RU"/>
-                <w14:ligatures w14:val="none"/>
-              </w:rPr>
-              <w:t>}}</w:t>
+              <w:t>{{supplier_director}}</w:t>
             </w:r>
           </w:p>
         </w:tc>
@@ -3273,29 +2741,7 @@
                 <w:lang w:val="en-US" w:eastAsia="ru-RU"/>
                 <w14:ligatures w14:val="none"/>
               </w:rPr>
-              <w:t>{{</w:t>
-            </w:r>
-            <w:proofErr w:type="spellStart"/>
-            <w:r>
-              <w:rPr>
-                <w:rFonts w:ascii="Arial" w:eastAsia="Times New Roman" w:hAnsi="Arial" w:cs="Arial"/>
-                <w:kern w:val="0"/>
-                <w:sz w:val="24"/>
-                <w:lang w:val="en-US" w:eastAsia="ru-RU"/>
-                <w14:ligatures w14:val="none"/>
-              </w:rPr>
-              <w:t>buyer_full_name</w:t>
-            </w:r>
-            <w:proofErr w:type="spellEnd"/>
-            <w:r>
-              <w:rPr>
-                <w:rFonts w:ascii="Arial" w:eastAsia="Times New Roman" w:hAnsi="Arial" w:cs="Arial"/>
-                <w:kern w:val="0"/>
-                <w:sz w:val="24"/>
-                <w:lang w:val="en-US" w:eastAsia="ru-RU"/>
-                <w14:ligatures w14:val="none"/>
-              </w:rPr>
-              <w:t>}}</w:t>
+              <w:t>{{buyer_full_name}}</w:t>
             </w:r>
           </w:p>
           <w:p>
@@ -3352,29 +2798,7 @@
                 <w:lang w:val="en-US" w:eastAsia="ru-RU"/>
                 <w14:ligatures w14:val="none"/>
               </w:rPr>
-              <w:t>{{</w:t>
-            </w:r>
-            <w:proofErr w:type="spellStart"/>
-            <w:r>
-              <w:rPr>
-                <w:rFonts w:ascii="Arial" w:eastAsia="Times New Roman" w:hAnsi="Arial" w:cs="Arial"/>
-                <w:kern w:val="0"/>
-                <w:sz w:val="24"/>
-                <w:lang w:val="en-US" w:eastAsia="ru-RU"/>
-                <w14:ligatures w14:val="none"/>
-              </w:rPr>
-              <w:t>buyer_inn</w:t>
-            </w:r>
-            <w:proofErr w:type="spellEnd"/>
-            <w:r>
-              <w:rPr>
-                <w:rFonts w:ascii="Arial" w:eastAsia="Times New Roman" w:hAnsi="Arial" w:cs="Arial"/>
-                <w:kern w:val="0"/>
-                <w:sz w:val="24"/>
-                <w:lang w:val="en-US" w:eastAsia="ru-RU"/>
-                <w14:ligatures w14:val="none"/>
-              </w:rPr>
-              <w:t>}}</w:t>
+              <w:t>{{buyer_inn}}</w:t>
             </w:r>
           </w:p>
           <w:p>
@@ -3401,7 +2825,7 @@
                 <w:lang w:eastAsia="ru-RU"/>
                 <w14:ligatures w14:val="none"/>
               </w:rPr>
-              <w:t>Адрес</w:t>
+              <w:t>Реквизиты</w:t>
             </w:r>
             <w:r>
               <w:rPr>
@@ -3518,29 +2942,7 @@
                 <w:lang w:val="en-US" w:eastAsia="ru-RU"/>
                 <w14:ligatures w14:val="none"/>
               </w:rPr>
-              <w:t>{{</w:t>
-            </w:r>
-            <w:proofErr w:type="spellStart"/>
-            <w:r>
-              <w:rPr>
-                <w:rFonts w:ascii="Arial" w:eastAsia="Times New Roman" w:hAnsi="Arial" w:cs="Arial"/>
-                <w:kern w:val="0"/>
-                <w:sz w:val="24"/>
-                <w:lang w:val="en-US" w:eastAsia="ru-RU"/>
-                <w14:ligatures w14:val="none"/>
-              </w:rPr>
-              <w:t>buyer_director</w:t>
-            </w:r>
-            <w:proofErr w:type="spellEnd"/>
-            <w:r>
-              <w:rPr>
-                <w:rFonts w:ascii="Arial" w:eastAsia="Times New Roman" w:hAnsi="Arial" w:cs="Arial"/>
-                <w:kern w:val="0"/>
-                <w:sz w:val="24"/>
-                <w:lang w:val="en-US" w:eastAsia="ru-RU"/>
-                <w14:ligatures w14:val="none"/>
-              </w:rPr>
-              <w:t>}}</w:t>
+              <w:t>{{buyer_director}}</w:t>
             </w:r>
           </w:p>
           <w:p>
@@ -3577,29 +2979,7 @@
                 <w:lang w:val="en-US" w:eastAsia="ru-RU"/>
                 <w14:ligatures w14:val="none"/>
               </w:rPr>
-              <w:t>{{</w:t>
-            </w:r>
-            <w:proofErr w:type="spellStart"/>
-            <w:r>
-              <w:rPr>
-                <w:rFonts w:ascii="Arial" w:eastAsia="Times New Roman" w:hAnsi="Arial" w:cs="Arial"/>
-                <w:kern w:val="0"/>
-                <w:sz w:val="24"/>
-                <w:lang w:val="en-US" w:eastAsia="ru-RU"/>
-                <w14:ligatures w14:val="none"/>
-              </w:rPr>
-              <w:t>buyer_accountant</w:t>
-            </w:r>
-            <w:proofErr w:type="spellEnd"/>
-            <w:r>
-              <w:rPr>
-                <w:rFonts w:ascii="Arial" w:eastAsia="Times New Roman" w:hAnsi="Arial" w:cs="Arial"/>
-                <w:kern w:val="0"/>
-                <w:sz w:val="24"/>
-                <w:lang w:val="en-US" w:eastAsia="ru-RU"/>
-                <w14:ligatures w14:val="none"/>
-              </w:rPr>
-              <w:t>}}</w:t>
+              <w:t>{{buyer_accountant}}</w:t>
             </w:r>
           </w:p>
           <w:p>
@@ -3658,29 +3038,7 @@
                 <w:lang w:val="en-US" w:eastAsia="ru-RU"/>
                 <w14:ligatures w14:val="none"/>
               </w:rPr>
-              <w:t>{</w:t>
-            </w:r>
-            <w:proofErr w:type="spellStart"/>
-            <w:r>
-              <w:rPr>
-                <w:rFonts w:ascii="Arial" w:eastAsia="Times New Roman" w:hAnsi="Arial" w:cs="Arial"/>
-                <w:kern w:val="0"/>
-                <w:sz w:val="24"/>
-                <w:lang w:val="en-US" w:eastAsia="ru-RU"/>
-                <w14:ligatures w14:val="none"/>
-              </w:rPr>
-              <w:t>buyer_manager</w:t>
-            </w:r>
-            <w:proofErr w:type="spellEnd"/>
-            <w:r>
-              <w:rPr>
-                <w:rFonts w:ascii="Arial" w:eastAsia="Times New Roman" w:hAnsi="Arial" w:cs="Arial"/>
-                <w:kern w:val="0"/>
-                <w:sz w:val="24"/>
-                <w:lang w:val="en-US" w:eastAsia="ru-RU"/>
-                <w14:ligatures w14:val="none"/>
-              </w:rPr>
-              <w:t xml:space="preserve"> }}</w:t>
+              <w:t>{buyer_manager }}</w:t>
             </w:r>
           </w:p>
           <w:p>
@@ -4356,7 +3714,6 @@
   <w:style w:type="character" w:default="1" w:styleId="a0">
     <w:name w:val="Default Paragraph Font"/>
     <w:uiPriority w:val="1"/>
-    <w:semiHidden/>
     <w:unhideWhenUsed/>
   </w:style>
   <w:style w:type="table" w:default="1" w:styleId="a1">

--- a/contracts_templates/supply_contract_template.docx
+++ b/contracts_templates/supply_contract_template.docx
@@ -1821,39 +1821,17 @@
           <w:lang w:eastAsia="ru-RU"/>
           <w14:ligatures w14:val="none"/>
         </w:rPr>
-        <w:t>{{penalty_shortage</w:t>
-      </w:r>
-      <w:proofErr w:type="gramStart"/>
-      <w:r>
-        <w:rPr>
-          <w:rFonts w:ascii="Arial" w:eastAsia="Times New Roman" w:hAnsi="Arial" w:cs="Arial"/>
-          <w:kern w:val="0"/>
-          <w:sz w:val="24"/>
-          <w:lang w:eastAsia="ru-RU"/>
-          <w14:ligatures w14:val="none"/>
-        </w:rPr>
-        <w:t>}}</w:t>
-      </w:r>
-      <w:r>
-        <w:rPr>
-          <w:rFonts w:ascii="Arial" w:eastAsia="Times New Roman" w:hAnsi="Arial" w:cs="Arial"/>
-          <w:kern w:val="0"/>
-          <w:sz w:val="24"/>
-          <w:lang w:eastAsia="ru-RU"/>
-          <w14:ligatures w14:val="none"/>
-        </w:rPr>
-        <w:t>%</w:t>
-      </w:r>
-      <w:proofErr w:type="gramEnd"/>
-      <w:r>
-        <w:rPr>
-          <w:rFonts w:ascii="Arial" w:eastAsia="Times New Roman" w:hAnsi="Arial" w:cs="Arial"/>
-          <w:kern w:val="0"/>
-          <w:sz w:val="24"/>
-          <w:lang w:eastAsia="ru-RU"/>
-          <w14:ligatures w14:val="none"/>
-        </w:rPr>
-        <w:t xml:space="preserve"> от стоимости всей партии товаров за каждый день просрочки до фактического исполнения обязательства.</w:t>
+        <w:t>{{penalty_shortage}}</w:t>
+      </w:r>
+      <w:r>
+        <w:rPr>
+          <w:rFonts w:ascii="Arial" w:eastAsia="Times New Roman" w:hAnsi="Arial" w:cs="Arial"/>
+          <w:kern w:val="0"/>
+          <w:sz w:val="24"/>
+          <w:lang w:eastAsia="ru-RU"/>
+          <w14:ligatures w14:val="none"/>
+        </w:rPr>
+        <w:t>% от стоимости всей партии товаров за каждый день просрочки до фактического исполнения обязательства.</w:t>
       </w:r>
     </w:p>
     <w:p>
@@ -2702,7 +2680,7 @@
                 <w:rFonts w:ascii="Arial" w:eastAsia="Times New Roman" w:hAnsi="Arial" w:cs="Arial"/>
                 <w:kern w:val="0"/>
                 <w:sz w:val="24"/>
-                <w:lang w:val="en-US" w:eastAsia="ru-RU"/>
+                <w:lang w:eastAsia="ru-RU"/>
                 <w14:ligatures w14:val="none"/>
               </w:rPr>
             </w:pPr>
@@ -2729,7 +2707,7 @@
                 <w:rFonts w:ascii="Arial" w:eastAsia="Times New Roman" w:hAnsi="Arial" w:cs="Arial"/>
                 <w:kern w:val="0"/>
                 <w:sz w:val="24"/>
-                <w:lang w:val="en-US" w:eastAsia="ru-RU"/>
+                <w:lang w:eastAsia="ru-RU"/>
                 <w14:ligatures w14:val="none"/>
               </w:rPr>
             </w:pPr>
@@ -2738,10 +2716,70 @@
                 <w:rFonts w:ascii="Arial" w:eastAsia="Times New Roman" w:hAnsi="Arial" w:cs="Arial"/>
                 <w:kern w:val="0"/>
                 <w:sz w:val="24"/>
+                <w:lang w:eastAsia="ru-RU"/>
+                <w14:ligatures w14:val="none"/>
+              </w:rPr>
+              <w:t>{{</w:t>
+            </w:r>
+            <w:r>
+              <w:rPr>
+                <w:rFonts w:ascii="Arial" w:eastAsia="Times New Roman" w:hAnsi="Arial" w:cs="Arial"/>
+                <w:kern w:val="0"/>
+                <w:sz w:val="24"/>
                 <w:lang w:val="en-US" w:eastAsia="ru-RU"/>
                 <w14:ligatures w14:val="none"/>
               </w:rPr>
-              <w:t>{{buyer_full_name}}</w:t>
+              <w:t>buyer</w:t>
+            </w:r>
+            <w:r>
+              <w:rPr>
+                <w:rFonts w:ascii="Arial" w:eastAsia="Times New Roman" w:hAnsi="Arial" w:cs="Arial"/>
+                <w:kern w:val="0"/>
+                <w:sz w:val="24"/>
+                <w:lang w:eastAsia="ru-RU"/>
+                <w14:ligatures w14:val="none"/>
+              </w:rPr>
+              <w:t>_</w:t>
+            </w:r>
+            <w:r>
+              <w:rPr>
+                <w:rFonts w:ascii="Arial" w:eastAsia="Times New Roman" w:hAnsi="Arial" w:cs="Arial"/>
+                <w:kern w:val="0"/>
+                <w:sz w:val="24"/>
+                <w:lang w:val="en-US" w:eastAsia="ru-RU"/>
+                <w14:ligatures w14:val="none"/>
+              </w:rPr>
+              <w:t>full</w:t>
+            </w:r>
+            <w:r>
+              <w:rPr>
+                <w:rFonts w:ascii="Arial" w:eastAsia="Times New Roman" w:hAnsi="Arial" w:cs="Arial"/>
+                <w:kern w:val="0"/>
+                <w:sz w:val="24"/>
+                <w:lang w:eastAsia="ru-RU"/>
+                <w14:ligatures w14:val="none"/>
+              </w:rPr>
+              <w:t>_</w:t>
+            </w:r>
+            <w:r>
+              <w:rPr>
+                <w:rFonts w:ascii="Arial" w:eastAsia="Times New Roman" w:hAnsi="Arial" w:cs="Arial"/>
+                <w:kern w:val="0"/>
+                <w:sz w:val="24"/>
+                <w:lang w:val="en-US" w:eastAsia="ru-RU"/>
+                <w14:ligatures w14:val="none"/>
+              </w:rPr>
+              <w:t>name</w:t>
+            </w:r>
+            <w:r>
+              <w:rPr>
+                <w:rFonts w:ascii="Arial" w:eastAsia="Times New Roman" w:hAnsi="Arial" w:cs="Arial"/>
+                <w:kern w:val="0"/>
+                <w:sz w:val="24"/>
+                <w:lang w:eastAsia="ru-RU"/>
+                <w14:ligatures w14:val="none"/>
+              </w:rPr>
+              <w:t>}}</w:t>
             </w:r>
           </w:p>
           <w:p>
@@ -2756,7 +2794,7 @@
                 <w:rFonts w:ascii="Arial" w:eastAsia="Times New Roman" w:hAnsi="Arial" w:cs="Arial"/>
                 <w:kern w:val="0"/>
                 <w:sz w:val="24"/>
-                <w:lang w:val="en-US" w:eastAsia="ru-RU"/>
+                <w:lang w:eastAsia="ru-RU"/>
                 <w14:ligatures w14:val="none"/>
               </w:rPr>
             </w:pPr>
@@ -2775,7 +2813,7 @@
                 <w:rFonts w:ascii="Arial" w:eastAsia="Times New Roman" w:hAnsi="Arial" w:cs="Arial"/>
                 <w:kern w:val="0"/>
                 <w:sz w:val="24"/>
-                <w:lang w:val="en-US" w:eastAsia="ru-RU"/>
+                <w:lang w:eastAsia="ru-RU"/>
                 <w14:ligatures w14:val="none"/>
               </w:rPr>
               <w:t>:</w:t>
@@ -2785,7 +2823,7 @@
                 <w:rFonts w:ascii="Arial" w:eastAsia="Times New Roman" w:hAnsi="Arial" w:cs="Arial"/>
                 <w:kern w:val="0"/>
                 <w:sz w:val="24"/>
-                <w:lang w:val="en-US" w:eastAsia="ru-RU"/>
+                <w:lang w:eastAsia="ru-RU"/>
                 <w14:ligatures w14:val="none"/>
               </w:rPr>
               <w:t xml:space="preserve"> </w:t>
@@ -2795,10 +2833,10 @@
                 <w:rFonts w:ascii="Arial" w:eastAsia="Times New Roman" w:hAnsi="Arial" w:cs="Arial"/>
                 <w:kern w:val="0"/>
                 <w:sz w:val="24"/>
-                <w:lang w:val="en-US" w:eastAsia="ru-RU"/>
-                <w14:ligatures w14:val="none"/>
-              </w:rPr>
-              <w:t>{{buyer_inn}}</w:t>
+                <w:lang w:eastAsia="ru-RU"/>
+                <w14:ligatures w14:val="none"/>
+              </w:rPr>
+              <w:t>7707083893</w:t>
             </w:r>
           </w:p>
           <w:p>
@@ -2813,7 +2851,7 @@
                 <w:rFonts w:ascii="Arial" w:eastAsia="Times New Roman" w:hAnsi="Arial" w:cs="Arial"/>
                 <w:kern w:val="0"/>
                 <w:sz w:val="24"/>
-                <w:lang w:val="en-US" w:eastAsia="ru-RU"/>
+                <w:lang w:eastAsia="ru-RU"/>
                 <w14:ligatures w14:val="none"/>
               </w:rPr>
             </w:pPr>
@@ -2832,7 +2870,7 @@
                 <w:rFonts w:ascii="Arial" w:eastAsia="Times New Roman" w:hAnsi="Arial" w:cs="Arial"/>
                 <w:kern w:val="0"/>
                 <w:sz w:val="24"/>
-                <w:lang w:val="en-US" w:eastAsia="ru-RU"/>
+                <w:lang w:eastAsia="ru-RU"/>
                 <w14:ligatures w14:val="none"/>
               </w:rPr>
               <w:t xml:space="preserve">: </w:t>
@@ -2852,7 +2890,7 @@
                 <w:rFonts w:ascii="Arial" w:eastAsia="Times New Roman" w:hAnsi="Arial" w:cs="Arial"/>
                 <w:kern w:val="0"/>
                 <w:sz w:val="24"/>
-                <w:lang w:val="en-US" w:eastAsia="ru-RU"/>
+                <w:lang w:eastAsia="ru-RU"/>
                 <w14:ligatures w14:val="none"/>
               </w:rPr>
               <w:t>/</w:t>
@@ -2872,20 +2910,10 @@
                 <w:rFonts w:ascii="Arial" w:eastAsia="Times New Roman" w:hAnsi="Arial" w:cs="Arial"/>
                 <w:kern w:val="0"/>
                 <w:sz w:val="24"/>
-                <w:lang w:val="en-US" w:eastAsia="ru-RU"/>
-                <w14:ligatures w14:val="none"/>
-              </w:rPr>
-              <w:t xml:space="preserve"> 40702810100000002525,</w:t>
-            </w:r>
-            <w:r>
-              <w:rPr>
-                <w:rFonts w:ascii="Arial" w:eastAsia="Times New Roman" w:hAnsi="Arial" w:cs="Arial"/>
-                <w:kern w:val="0"/>
-                <w:sz w:val="24"/>
-                <w:lang w:val="en-US" w:eastAsia="ru-RU"/>
-                <w14:ligatures w14:val="none"/>
-              </w:rPr>
-              <w:t xml:space="preserve"> </w:t>
+                <w:lang w:eastAsia="ru-RU"/>
+                <w14:ligatures w14:val="none"/>
+              </w:rPr>
+              <w:t xml:space="preserve"> 40702810100000002525, </w:t>
             </w:r>
             <w:r>
               <w:rPr>
@@ -2902,7 +2930,7 @@
                 <w:rFonts w:ascii="Arial" w:eastAsia="Times New Roman" w:hAnsi="Arial" w:cs="Arial"/>
                 <w:kern w:val="0"/>
                 <w:sz w:val="24"/>
-                <w:lang w:val="en-US" w:eastAsia="ru-RU"/>
+                <w:lang w:eastAsia="ru-RU"/>
                 <w14:ligatures w14:val="none"/>
               </w:rPr>
               <w:t xml:space="preserve"> 492525662</w:t>

--- a/contracts_templates/supply_contract_template.docx
+++ b/contracts_templates/supply_contract_template.docx
@@ -66,6 +66,7 @@
         </w:rPr>
         <w:t>{{</w:t>
       </w:r>
+      <w:proofErr w:type="spellStart"/>
       <w:r>
         <w:rPr>
           <w:rFonts w:ascii="Arial" w:eastAsia="Times New Roman" w:hAnsi="Arial" w:cs="Arial"/>
@@ -76,6 +77,7 @@
         </w:rPr>
         <w:t>contract_number</w:t>
       </w:r>
+      <w:proofErr w:type="spellEnd"/>
       <w:r>
         <w:rPr>
           <w:rFonts w:ascii="Arial" w:eastAsia="Times New Roman" w:hAnsi="Arial" w:cs="Arial"/>
@@ -154,7 +156,29 @@
                 <w:lang w:eastAsia="ru-RU"/>
                 <w14:ligatures w14:val="none"/>
               </w:rPr>
-              <w:t>{{place_of_contract}}</w:t>
+              <w:t>{{</w:t>
+            </w:r>
+            <w:proofErr w:type="spellStart"/>
+            <w:r>
+              <w:rPr>
+                <w:rFonts w:ascii="Arial" w:eastAsia="Times New Roman" w:hAnsi="Arial" w:cs="Arial"/>
+                <w:kern w:val="0"/>
+                <w:sz w:val="24"/>
+                <w:lang w:eastAsia="ru-RU"/>
+                <w14:ligatures w14:val="none"/>
+              </w:rPr>
+              <w:t>place_of_contract</w:t>
+            </w:r>
+            <w:proofErr w:type="spellEnd"/>
+            <w:r>
+              <w:rPr>
+                <w:rFonts w:ascii="Arial" w:eastAsia="Times New Roman" w:hAnsi="Arial" w:cs="Arial"/>
+                <w:kern w:val="0"/>
+                <w:sz w:val="24"/>
+                <w:lang w:eastAsia="ru-RU"/>
+                <w14:ligatures w14:val="none"/>
+              </w:rPr>
+              <w:t>}}</w:t>
             </w:r>
           </w:p>
         </w:tc>
@@ -187,7 +211,29 @@
                 <w:lang w:eastAsia="ru-RU"/>
                 <w14:ligatures w14:val="none"/>
               </w:rPr>
-              <w:t>{{contract_date}}</w:t>
+              <w:t>{{</w:t>
+            </w:r>
+            <w:proofErr w:type="spellStart"/>
+            <w:r>
+              <w:rPr>
+                <w:rFonts w:ascii="Arial" w:eastAsia="Times New Roman" w:hAnsi="Arial" w:cs="Arial"/>
+                <w:kern w:val="0"/>
+                <w:sz w:val="24"/>
+                <w:lang w:eastAsia="ru-RU"/>
+                <w14:ligatures w14:val="none"/>
+              </w:rPr>
+              <w:t>contract_date</w:t>
+            </w:r>
+            <w:proofErr w:type="spellEnd"/>
+            <w:r>
+              <w:rPr>
+                <w:rFonts w:ascii="Arial" w:eastAsia="Times New Roman" w:hAnsi="Arial" w:cs="Arial"/>
+                <w:kern w:val="0"/>
+                <w:sz w:val="24"/>
+                <w:lang w:eastAsia="ru-RU"/>
+                <w14:ligatures w14:val="none"/>
+              </w:rPr>
+              <w:t>}}</w:t>
             </w:r>
           </w:p>
         </w:tc>
@@ -234,7 +280,29 @@
           <w:lang w:eastAsia="ru-RU"/>
           <w14:ligatures w14:val="none"/>
         </w:rPr>
-        <w:t>{{supplier_full_name}}</w:t>
+        <w:t>{{</w:t>
+      </w:r>
+      <w:proofErr w:type="spellStart"/>
+      <w:r>
+        <w:rPr>
+          <w:rFonts w:ascii="Arial" w:eastAsia="Times New Roman" w:hAnsi="Arial" w:cs="Arial"/>
+          <w:kern w:val="0"/>
+          <w:sz w:val="24"/>
+          <w:lang w:eastAsia="ru-RU"/>
+          <w14:ligatures w14:val="none"/>
+        </w:rPr>
+        <w:t>supplier_full_name</w:t>
+      </w:r>
+      <w:proofErr w:type="spellEnd"/>
+      <w:r>
+        <w:rPr>
+          <w:rFonts w:ascii="Arial" w:eastAsia="Times New Roman" w:hAnsi="Arial" w:cs="Arial"/>
+          <w:kern w:val="0"/>
+          <w:sz w:val="24"/>
+          <w:lang w:eastAsia="ru-RU"/>
+          <w14:ligatures w14:val="none"/>
+        </w:rPr>
+        <w:t>}}</w:t>
       </w:r>
       <w:r>
         <w:rPr>
@@ -274,7 +342,29 @@
           <w:lang w:eastAsia="ru-RU"/>
           <w14:ligatures w14:val="none"/>
         </w:rPr>
-        <w:t>{{supplier_director_position}}</w:t>
+        <w:t>{{</w:t>
+      </w:r>
+      <w:proofErr w:type="spellStart"/>
+      <w:r>
+        <w:rPr>
+          <w:rFonts w:ascii="Arial" w:eastAsia="Times New Roman" w:hAnsi="Arial" w:cs="Arial"/>
+          <w:kern w:val="0"/>
+          <w:sz w:val="24"/>
+          <w:lang w:eastAsia="ru-RU"/>
+          <w14:ligatures w14:val="none"/>
+        </w:rPr>
+        <w:t>supplier_director_position</w:t>
+      </w:r>
+      <w:proofErr w:type="spellEnd"/>
+      <w:r>
+        <w:rPr>
+          <w:rFonts w:ascii="Arial" w:eastAsia="Times New Roman" w:hAnsi="Arial" w:cs="Arial"/>
+          <w:kern w:val="0"/>
+          <w:sz w:val="24"/>
+          <w:lang w:eastAsia="ru-RU"/>
+          <w14:ligatures w14:val="none"/>
+        </w:rPr>
+        <w:t>}}</w:t>
       </w:r>
       <w:r>
         <w:rPr>
@@ -294,7 +384,29 @@
           <w:lang w:eastAsia="ru-RU"/>
           <w14:ligatures w14:val="none"/>
         </w:rPr>
-        <w:t>{{supplier_director}}</w:t>
+        <w:t>{{</w:t>
+      </w:r>
+      <w:proofErr w:type="spellStart"/>
+      <w:r>
+        <w:rPr>
+          <w:rFonts w:ascii="Arial" w:eastAsia="Times New Roman" w:hAnsi="Arial" w:cs="Arial"/>
+          <w:kern w:val="0"/>
+          <w:sz w:val="24"/>
+          <w:lang w:eastAsia="ru-RU"/>
+          <w14:ligatures w14:val="none"/>
+        </w:rPr>
+        <w:t>supplier_director</w:t>
+      </w:r>
+      <w:proofErr w:type="spellEnd"/>
+      <w:r>
+        <w:rPr>
+          <w:rFonts w:ascii="Arial" w:eastAsia="Times New Roman" w:hAnsi="Arial" w:cs="Arial"/>
+          <w:kern w:val="0"/>
+          <w:sz w:val="24"/>
+          <w:lang w:eastAsia="ru-RU"/>
+          <w14:ligatures w14:val="none"/>
+        </w:rPr>
+        <w:t>}}</w:t>
       </w:r>
       <w:r>
         <w:rPr>
@@ -324,7 +436,29 @@
           <w:lang w:eastAsia="ru-RU"/>
           <w14:ligatures w14:val="none"/>
         </w:rPr>
-        <w:t>{{supplier_basis}}</w:t>
+        <w:t>{{</w:t>
+      </w:r>
+      <w:proofErr w:type="spellStart"/>
+      <w:r>
+        <w:rPr>
+          <w:rFonts w:ascii="Arial" w:eastAsia="Times New Roman" w:hAnsi="Arial" w:cs="Arial"/>
+          <w:kern w:val="0"/>
+          <w:sz w:val="24"/>
+          <w:lang w:eastAsia="ru-RU"/>
+          <w14:ligatures w14:val="none"/>
+        </w:rPr>
+        <w:t>supplier_basis</w:t>
+      </w:r>
+      <w:proofErr w:type="spellEnd"/>
+      <w:r>
+        <w:rPr>
+          <w:rFonts w:ascii="Arial" w:eastAsia="Times New Roman" w:hAnsi="Arial" w:cs="Arial"/>
+          <w:kern w:val="0"/>
+          <w:sz w:val="24"/>
+          <w:lang w:eastAsia="ru-RU"/>
+          <w14:ligatures w14:val="none"/>
+        </w:rPr>
+        <w:t>}}</w:t>
       </w:r>
       <w:r>
         <w:rPr>
@@ -354,7 +488,29 @@
           <w:lang w:eastAsia="ru-RU"/>
           <w14:ligatures w14:val="none"/>
         </w:rPr>
-        <w:t>{{buyer_full_name}}</w:t>
+        <w:t>{{</w:t>
+      </w:r>
+      <w:proofErr w:type="spellStart"/>
+      <w:r>
+        <w:rPr>
+          <w:rFonts w:ascii="Arial" w:eastAsia="Times New Roman" w:hAnsi="Arial" w:cs="Arial"/>
+          <w:kern w:val="0"/>
+          <w:sz w:val="24"/>
+          <w:lang w:eastAsia="ru-RU"/>
+          <w14:ligatures w14:val="none"/>
+        </w:rPr>
+        <w:t>buyer_full_name</w:t>
+      </w:r>
+      <w:proofErr w:type="spellEnd"/>
+      <w:r>
+        <w:rPr>
+          <w:rFonts w:ascii="Arial" w:eastAsia="Times New Roman" w:hAnsi="Arial" w:cs="Arial"/>
+          <w:kern w:val="0"/>
+          <w:sz w:val="24"/>
+          <w:lang w:eastAsia="ru-RU"/>
+          <w14:ligatures w14:val="none"/>
+        </w:rPr>
+        <w:t>}}</w:t>
       </w:r>
     </w:p>
     <w:p>
@@ -391,7 +547,29 @@
           <w:lang w:eastAsia="ru-RU"/>
           <w14:ligatures w14:val="none"/>
         </w:rPr>
-        <w:t>{{buyer_full_name}}</w:t>
+        <w:t>{{</w:t>
+      </w:r>
+      <w:proofErr w:type="spellStart"/>
+      <w:r>
+        <w:rPr>
+          <w:rFonts w:ascii="Arial" w:eastAsia="Times New Roman" w:hAnsi="Arial" w:cs="Arial"/>
+          <w:kern w:val="0"/>
+          <w:sz w:val="24"/>
+          <w:lang w:eastAsia="ru-RU"/>
+          <w14:ligatures w14:val="none"/>
+        </w:rPr>
+        <w:t>buyer_full_name</w:t>
+      </w:r>
+      <w:proofErr w:type="spellEnd"/>
+      <w:r>
+        <w:rPr>
+          <w:rFonts w:ascii="Arial" w:eastAsia="Times New Roman" w:hAnsi="Arial" w:cs="Arial"/>
+          <w:kern w:val="0"/>
+          <w:sz w:val="24"/>
+          <w:lang w:eastAsia="ru-RU"/>
+          <w14:ligatures w14:val="none"/>
+        </w:rPr>
+        <w:t>}}</w:t>
       </w:r>
       <w:r>
         <w:rPr>
@@ -431,7 +609,29 @@
           <w:lang w:eastAsia="ru-RU"/>
           <w14:ligatures w14:val="none"/>
         </w:rPr>
-        <w:t>{{buyer_director_position}}</w:t>
+        <w:t>{{</w:t>
+      </w:r>
+      <w:proofErr w:type="spellStart"/>
+      <w:r>
+        <w:rPr>
+          <w:rFonts w:ascii="Arial" w:eastAsia="Times New Roman" w:hAnsi="Arial" w:cs="Arial"/>
+          <w:kern w:val="0"/>
+          <w:sz w:val="24"/>
+          <w:lang w:eastAsia="ru-RU"/>
+          <w14:ligatures w14:val="none"/>
+        </w:rPr>
+        <w:t>buyer_director_position</w:t>
+      </w:r>
+      <w:proofErr w:type="spellEnd"/>
+      <w:r>
+        <w:rPr>
+          <w:rFonts w:ascii="Arial" w:eastAsia="Times New Roman" w:hAnsi="Arial" w:cs="Arial"/>
+          <w:kern w:val="0"/>
+          <w:sz w:val="24"/>
+          <w:lang w:eastAsia="ru-RU"/>
+          <w14:ligatures w14:val="none"/>
+        </w:rPr>
+        <w:t>}}</w:t>
       </w:r>
       <w:r>
         <w:rPr>
@@ -451,7 +651,29 @@
           <w:lang w:eastAsia="ru-RU"/>
           <w14:ligatures w14:val="none"/>
         </w:rPr>
-        <w:t>{{buyer_director}}</w:t>
+        <w:t>{{</w:t>
+      </w:r>
+      <w:proofErr w:type="spellStart"/>
+      <w:r>
+        <w:rPr>
+          <w:rFonts w:ascii="Arial" w:eastAsia="Times New Roman" w:hAnsi="Arial" w:cs="Arial"/>
+          <w:kern w:val="0"/>
+          <w:sz w:val="24"/>
+          <w:lang w:eastAsia="ru-RU"/>
+          <w14:ligatures w14:val="none"/>
+        </w:rPr>
+        <w:t>buyer_director</w:t>
+      </w:r>
+      <w:proofErr w:type="spellEnd"/>
+      <w:r>
+        <w:rPr>
+          <w:rFonts w:ascii="Arial" w:eastAsia="Times New Roman" w:hAnsi="Arial" w:cs="Arial"/>
+          <w:kern w:val="0"/>
+          <w:sz w:val="24"/>
+          <w:lang w:eastAsia="ru-RU"/>
+          <w14:ligatures w14:val="none"/>
+        </w:rPr>
+        <w:t>}}</w:t>
       </w:r>
       <w:r>
         <w:rPr>
@@ -481,7 +703,29 @@
           <w:lang w:eastAsia="ru-RU"/>
           <w14:ligatures w14:val="none"/>
         </w:rPr>
-        <w:t>{{buyer_basis}}</w:t>
+        <w:t>{{</w:t>
+      </w:r>
+      <w:proofErr w:type="spellStart"/>
+      <w:r>
+        <w:rPr>
+          <w:rFonts w:ascii="Arial" w:eastAsia="Times New Roman" w:hAnsi="Arial" w:cs="Arial"/>
+          <w:kern w:val="0"/>
+          <w:sz w:val="24"/>
+          <w:lang w:eastAsia="ru-RU"/>
+          <w14:ligatures w14:val="none"/>
+        </w:rPr>
+        <w:t>buyer_basis</w:t>
+      </w:r>
+      <w:proofErr w:type="spellEnd"/>
+      <w:r>
+        <w:rPr>
+          <w:rFonts w:ascii="Arial" w:eastAsia="Times New Roman" w:hAnsi="Arial" w:cs="Arial"/>
+          <w:kern w:val="0"/>
+          <w:sz w:val="24"/>
+          <w:lang w:eastAsia="ru-RU"/>
+          <w14:ligatures w14:val="none"/>
+        </w:rPr>
+        <w:t>}}</w:t>
       </w:r>
       <w:r>
         <w:rPr>
@@ -662,7 +906,29 @@
           <w:lang w:eastAsia="ru-RU"/>
           <w14:ligatures w14:val="none"/>
         </w:rPr>
-        <w:t>{{consignee}}</w:t>
+        <w:t>{{</w:t>
+      </w:r>
+      <w:proofErr w:type="spellStart"/>
+      <w:r>
+        <w:rPr>
+          <w:rFonts w:ascii="Arial" w:eastAsia="Times New Roman" w:hAnsi="Arial" w:cs="Arial"/>
+          <w:kern w:val="0"/>
+          <w:sz w:val="24"/>
+          <w:lang w:eastAsia="ru-RU"/>
+          <w14:ligatures w14:val="none"/>
+        </w:rPr>
+        <w:t>consignee</w:t>
+      </w:r>
+      <w:proofErr w:type="spellEnd"/>
+      <w:r>
+        <w:rPr>
+          <w:rFonts w:ascii="Arial" w:eastAsia="Times New Roman" w:hAnsi="Arial" w:cs="Arial"/>
+          <w:kern w:val="0"/>
+          <w:sz w:val="24"/>
+          <w:lang w:eastAsia="ru-RU"/>
+          <w14:ligatures w14:val="none"/>
+        </w:rPr>
+        <w:t>}}</w:t>
       </w:r>
       <w:r>
         <w:rPr>
@@ -674,6 +940,940 @@
         </w:rPr>
         <w:t>.</w:t>
       </w:r>
+    </w:p>
+    <w:p>
+      <w:pPr>
+        <w:widowControl w:val="0"/>
+        <w:autoSpaceDE w:val="0"/>
+        <w:autoSpaceDN w:val="0"/>
+        <w:adjustRightInd w:val="0"/>
+        <w:spacing w:after="0" w:line="240" w:lineRule="auto"/>
+        <w:ind w:firstLine="720"/>
+        <w:rPr>
+          <w:rFonts w:ascii="Arial" w:eastAsia="Times New Roman" w:hAnsi="Arial" w:cs="Arial"/>
+          <w:kern w:val="0"/>
+          <w:sz w:val="24"/>
+          <w:lang w:val="en-US" w:eastAsia="ru-RU"/>
+          <w14:ligatures w14:val="none"/>
+        </w:rPr>
+      </w:pPr>
+    </w:p>
+    <w:tbl>
+      <w:tblPr>
+        <w:tblW w:w="9668" w:type="dxa"/>
+        <w:tblInd w:w="108" w:type="dxa"/>
+        <w:tblBorders>
+          <w:top w:val="single" w:sz="4" w:space="0" w:color="auto"/>
+          <w:left w:val="single" w:sz="4" w:space="0" w:color="auto"/>
+          <w:bottom w:val="single" w:sz="4" w:space="0" w:color="auto"/>
+          <w:right w:val="single" w:sz="4" w:space="0" w:color="auto"/>
+          <w:insideH w:val="single" w:sz="4" w:space="0" w:color="auto"/>
+          <w:insideV w:val="single" w:sz="4" w:space="0" w:color="auto"/>
+        </w:tblBorders>
+        <w:tblLayout w:type="fixed"/>
+        <w:tblLook w:val="01E0" w:firstRow="1" w:lastRow="1" w:firstColumn="1" w:lastColumn="1" w:noHBand="0" w:noVBand="0"/>
+      </w:tblPr>
+      <w:tblGrid>
+        <w:gridCol w:w="738"/>
+        <w:gridCol w:w="1701"/>
+        <w:gridCol w:w="992"/>
+        <w:gridCol w:w="1418"/>
+        <w:gridCol w:w="1984"/>
+        <w:gridCol w:w="1418"/>
+        <w:gridCol w:w="1417"/>
+      </w:tblGrid>
+      <w:tr>
+        <w:trPr>
+          <w:trHeight w:val="567"/>
+        </w:trPr>
+        <w:tc>
+          <w:tcPr>
+            <w:tcW w:w="738" w:type="dxa"/>
+            <w:vAlign w:val="center"/>
+          </w:tcPr>
+          <w:p>
+            <w:pPr>
+              <w:spacing w:after="0" w:line="240" w:lineRule="auto"/>
+              <w:jc w:val="center"/>
+              <w:rPr>
+                <w:rFonts w:ascii="Arial" w:hAnsi="Arial" w:cs="Arial"/>
+                <w:b/>
+                <w:sz w:val="20"/>
+                <w:szCs w:val="20"/>
+              </w:rPr>
+            </w:pPr>
+            <w:r>
+              <w:rPr>
+                <w:rFonts w:ascii="Arial" w:hAnsi="Arial" w:cs="Arial"/>
+                <w:b/>
+                <w:sz w:val="20"/>
+                <w:szCs w:val="20"/>
+              </w:rPr>
+              <w:t>№</w:t>
+            </w:r>
+          </w:p>
+          <w:p>
+            <w:pPr>
+              <w:spacing w:after="0" w:line="240" w:lineRule="auto"/>
+              <w:jc w:val="center"/>
+              <w:rPr>
+                <w:rFonts w:ascii="Arial" w:hAnsi="Arial" w:cs="Arial"/>
+                <w:b/>
+                <w:sz w:val="20"/>
+                <w:szCs w:val="20"/>
+              </w:rPr>
+            </w:pPr>
+            <w:r>
+              <w:rPr>
+                <w:rFonts w:ascii="Arial" w:hAnsi="Arial" w:cs="Arial"/>
+                <w:b/>
+                <w:sz w:val="20"/>
+                <w:szCs w:val="20"/>
+              </w:rPr>
+              <w:t>п/п</w:t>
+            </w:r>
+          </w:p>
+        </w:tc>
+        <w:tc>
+          <w:tcPr>
+            <w:tcW w:w="1701" w:type="dxa"/>
+            <w:vAlign w:val="center"/>
+          </w:tcPr>
+          <w:p>
+            <w:pPr>
+              <w:spacing w:after="0" w:line="240" w:lineRule="auto"/>
+              <w:jc w:val="center"/>
+              <w:rPr>
+                <w:rFonts w:ascii="Arial" w:hAnsi="Arial" w:cs="Arial"/>
+                <w:b/>
+                <w:sz w:val="20"/>
+                <w:szCs w:val="20"/>
+              </w:rPr>
+            </w:pPr>
+            <w:r>
+              <w:rPr>
+                <w:rFonts w:ascii="Arial" w:hAnsi="Arial" w:cs="Arial"/>
+                <w:b/>
+                <w:sz w:val="20"/>
+                <w:szCs w:val="20"/>
+              </w:rPr>
+              <w:t>Наименование</w:t>
+            </w:r>
+          </w:p>
+        </w:tc>
+        <w:tc>
+          <w:tcPr>
+            <w:tcW w:w="992" w:type="dxa"/>
+            <w:vAlign w:val="center"/>
+          </w:tcPr>
+          <w:p>
+            <w:pPr>
+              <w:spacing w:after="0" w:line="240" w:lineRule="auto"/>
+              <w:jc w:val="center"/>
+              <w:rPr>
+                <w:rFonts w:ascii="Arial" w:hAnsi="Arial" w:cs="Arial"/>
+                <w:b/>
+                <w:sz w:val="20"/>
+                <w:szCs w:val="20"/>
+              </w:rPr>
+            </w:pPr>
+            <w:r>
+              <w:rPr>
+                <w:rFonts w:ascii="Arial" w:hAnsi="Arial" w:cs="Arial"/>
+                <w:b/>
+                <w:sz w:val="20"/>
+                <w:szCs w:val="20"/>
+              </w:rPr>
+              <w:t>Кол-во</w:t>
+            </w:r>
+          </w:p>
+        </w:tc>
+        <w:tc>
+          <w:tcPr>
+            <w:tcW w:w="1418" w:type="dxa"/>
+            <w:vAlign w:val="center"/>
+          </w:tcPr>
+          <w:p>
+            <w:pPr>
+              <w:spacing w:after="0" w:line="240" w:lineRule="auto"/>
+              <w:jc w:val="center"/>
+              <w:rPr>
+                <w:rFonts w:ascii="Arial" w:hAnsi="Arial" w:cs="Arial"/>
+                <w:b/>
+                <w:sz w:val="20"/>
+                <w:szCs w:val="20"/>
+              </w:rPr>
+            </w:pPr>
+            <w:r>
+              <w:rPr>
+                <w:rFonts w:ascii="Arial" w:hAnsi="Arial" w:cs="Arial"/>
+                <w:b/>
+                <w:sz w:val="20"/>
+                <w:szCs w:val="20"/>
+              </w:rPr>
+              <w:t>Стоимость без НДС</w:t>
+            </w:r>
+          </w:p>
+        </w:tc>
+        <w:tc>
+          <w:tcPr>
+            <w:tcW w:w="1984" w:type="dxa"/>
+            <w:vAlign w:val="center"/>
+          </w:tcPr>
+          <w:p>
+            <w:pPr>
+              <w:spacing w:after="0" w:line="240" w:lineRule="auto"/>
+              <w:jc w:val="center"/>
+              <w:rPr>
+                <w:rFonts w:ascii="Arial" w:hAnsi="Arial" w:cs="Arial"/>
+                <w:b/>
+                <w:sz w:val="20"/>
+                <w:szCs w:val="20"/>
+              </w:rPr>
+            </w:pPr>
+            <w:r>
+              <w:rPr>
+                <w:rFonts w:ascii="Arial" w:hAnsi="Arial" w:cs="Arial"/>
+                <w:b/>
+                <w:sz w:val="20"/>
+                <w:szCs w:val="20"/>
+              </w:rPr>
+              <w:t>Стоимость, в том числе НДС</w:t>
+            </w:r>
+          </w:p>
+        </w:tc>
+        <w:tc>
+          <w:tcPr>
+            <w:tcW w:w="1418" w:type="dxa"/>
+            <w:vAlign w:val="center"/>
+          </w:tcPr>
+          <w:p>
+            <w:pPr>
+              <w:spacing w:after="0" w:line="240" w:lineRule="auto"/>
+              <w:jc w:val="center"/>
+              <w:rPr>
+                <w:rFonts w:ascii="Arial" w:hAnsi="Arial" w:cs="Arial"/>
+                <w:b/>
+                <w:sz w:val="20"/>
+                <w:szCs w:val="20"/>
+              </w:rPr>
+            </w:pPr>
+            <w:r>
+              <w:rPr>
+                <w:rFonts w:ascii="Arial" w:hAnsi="Arial" w:cs="Arial"/>
+                <w:b/>
+                <w:sz w:val="20"/>
+                <w:szCs w:val="20"/>
+              </w:rPr>
+              <w:t>Суммарная стоимость</w:t>
+            </w:r>
+          </w:p>
+        </w:tc>
+        <w:tc>
+          <w:tcPr>
+            <w:tcW w:w="1417" w:type="dxa"/>
+            <w:vAlign w:val="center"/>
+          </w:tcPr>
+          <w:p>
+            <w:pPr>
+              <w:spacing w:after="0" w:line="240" w:lineRule="auto"/>
+              <w:jc w:val="center"/>
+              <w:rPr>
+                <w:rFonts w:ascii="Arial" w:hAnsi="Arial" w:cs="Arial"/>
+                <w:b/>
+                <w:sz w:val="20"/>
+                <w:szCs w:val="20"/>
+              </w:rPr>
+            </w:pPr>
+            <w:r>
+              <w:rPr>
+                <w:rFonts w:ascii="Arial" w:hAnsi="Arial" w:cs="Arial"/>
+                <w:b/>
+                <w:sz w:val="20"/>
+                <w:szCs w:val="20"/>
+              </w:rPr>
+              <w:t>Дата поставки</w:t>
+            </w:r>
+          </w:p>
+        </w:tc>
+      </w:tr>
+      <w:tr>
+        <w:trPr>
+          <w:trHeight w:val="113"/>
+        </w:trPr>
+        <w:tc>
+          <w:tcPr>
+            <w:tcW w:w="738" w:type="dxa"/>
+            <w:vAlign w:val="center"/>
+          </w:tcPr>
+          <w:p>
+            <w:pPr>
+              <w:spacing w:after="0" w:line="240" w:lineRule="auto"/>
+              <w:jc w:val="center"/>
+              <w:rPr>
+                <w:rFonts w:ascii="Arial" w:hAnsi="Arial" w:cs="Arial"/>
+                <w:sz w:val="20"/>
+                <w:szCs w:val="20"/>
+              </w:rPr>
+            </w:pPr>
+          </w:p>
+        </w:tc>
+        <w:tc>
+          <w:tcPr>
+            <w:tcW w:w="1701" w:type="dxa"/>
+            <w:vAlign w:val="center"/>
+          </w:tcPr>
+          <w:p>
+            <w:pPr>
+              <w:spacing w:after="0" w:line="240" w:lineRule="auto"/>
+              <w:jc w:val="center"/>
+              <w:rPr>
+                <w:rFonts w:ascii="Arial" w:hAnsi="Arial" w:cs="Arial"/>
+                <w:sz w:val="20"/>
+                <w:szCs w:val="20"/>
+              </w:rPr>
+            </w:pPr>
+          </w:p>
+        </w:tc>
+        <w:tc>
+          <w:tcPr>
+            <w:tcW w:w="992" w:type="dxa"/>
+            <w:vAlign w:val="center"/>
+          </w:tcPr>
+          <w:p>
+            <w:pPr>
+              <w:spacing w:after="0" w:line="240" w:lineRule="auto"/>
+              <w:jc w:val="center"/>
+              <w:rPr>
+                <w:rFonts w:ascii="Arial" w:hAnsi="Arial" w:cs="Arial"/>
+                <w:sz w:val="20"/>
+                <w:szCs w:val="20"/>
+              </w:rPr>
+            </w:pPr>
+          </w:p>
+        </w:tc>
+        <w:tc>
+          <w:tcPr>
+            <w:tcW w:w="1418" w:type="dxa"/>
+            <w:vAlign w:val="center"/>
+          </w:tcPr>
+          <w:p>
+            <w:pPr>
+              <w:spacing w:after="0" w:line="240" w:lineRule="auto"/>
+              <w:jc w:val="center"/>
+              <w:rPr>
+                <w:rFonts w:ascii="Arial" w:hAnsi="Arial" w:cs="Arial"/>
+                <w:sz w:val="20"/>
+                <w:szCs w:val="20"/>
+              </w:rPr>
+            </w:pPr>
+          </w:p>
+        </w:tc>
+        <w:tc>
+          <w:tcPr>
+            <w:tcW w:w="1984" w:type="dxa"/>
+            <w:vAlign w:val="center"/>
+          </w:tcPr>
+          <w:p>
+            <w:pPr>
+              <w:spacing w:after="0" w:line="240" w:lineRule="auto"/>
+              <w:jc w:val="center"/>
+              <w:rPr>
+                <w:rFonts w:ascii="Arial" w:hAnsi="Arial" w:cs="Arial"/>
+                <w:sz w:val="20"/>
+                <w:szCs w:val="20"/>
+              </w:rPr>
+            </w:pPr>
+          </w:p>
+        </w:tc>
+        <w:tc>
+          <w:tcPr>
+            <w:tcW w:w="1418" w:type="dxa"/>
+            <w:vAlign w:val="center"/>
+          </w:tcPr>
+          <w:p>
+            <w:pPr>
+              <w:spacing w:after="0" w:line="240" w:lineRule="auto"/>
+              <w:jc w:val="center"/>
+              <w:rPr>
+                <w:rFonts w:ascii="Arial" w:hAnsi="Arial" w:cs="Arial"/>
+                <w:sz w:val="20"/>
+                <w:szCs w:val="20"/>
+              </w:rPr>
+            </w:pPr>
+          </w:p>
+        </w:tc>
+        <w:tc>
+          <w:tcPr>
+            <w:tcW w:w="1417" w:type="dxa"/>
+            <w:vAlign w:val="center"/>
+          </w:tcPr>
+          <w:p>
+            <w:pPr>
+              <w:spacing w:after="0" w:line="240" w:lineRule="auto"/>
+              <w:jc w:val="center"/>
+              <w:rPr>
+                <w:rFonts w:ascii="Arial" w:hAnsi="Arial" w:cs="Arial"/>
+                <w:sz w:val="20"/>
+                <w:szCs w:val="20"/>
+              </w:rPr>
+            </w:pPr>
+          </w:p>
+        </w:tc>
+      </w:tr>
+      <w:tr>
+        <w:trPr>
+          <w:trHeight w:val="113"/>
+        </w:trPr>
+        <w:tc>
+          <w:tcPr>
+            <w:tcW w:w="738" w:type="dxa"/>
+            <w:vAlign w:val="center"/>
+          </w:tcPr>
+          <w:p>
+            <w:pPr>
+              <w:spacing w:after="0" w:line="240" w:lineRule="auto"/>
+              <w:jc w:val="center"/>
+              <w:rPr>
+                <w:rFonts w:ascii="Arial" w:hAnsi="Arial" w:cs="Arial"/>
+                <w:sz w:val="20"/>
+                <w:szCs w:val="20"/>
+                <w:lang w:val="en-US"/>
+              </w:rPr>
+            </w:pPr>
+            <w:r>
+              <w:rPr>
+                <w:rFonts w:ascii="Arial" w:hAnsi="Arial" w:cs="Arial"/>
+                <w:sz w:val="20"/>
+                <w:szCs w:val="20"/>
+                <w:lang w:val="en-US"/>
+              </w:rPr>
+              <w:t xml:space="preserve">{% for item in materials </w:t>
+            </w:r>
+            <w:proofErr w:type="gramStart"/>
+            <w:r>
+              <w:rPr>
+                <w:rFonts w:ascii="Arial" w:hAnsi="Arial" w:cs="Arial"/>
+                <w:sz w:val="20"/>
+                <w:szCs w:val="20"/>
+                <w:lang w:val="en-US"/>
+              </w:rPr>
+              <w:t>%}{</w:t>
+            </w:r>
+            <w:proofErr w:type="gramEnd"/>
+            <w:r>
+              <w:rPr>
+                <w:rFonts w:ascii="Arial" w:hAnsi="Arial" w:cs="Arial"/>
+                <w:sz w:val="20"/>
+                <w:szCs w:val="20"/>
+                <w:lang w:val="en-US"/>
+              </w:rPr>
+              <w:t xml:space="preserve">{ </w:t>
+            </w:r>
+            <w:proofErr w:type="spellStart"/>
+            <w:r>
+              <w:rPr>
+                <w:rFonts w:ascii="Arial" w:hAnsi="Arial" w:cs="Arial"/>
+                <w:sz w:val="20"/>
+                <w:szCs w:val="20"/>
+                <w:lang w:val="en-US"/>
+              </w:rPr>
+              <w:t>item.index</w:t>
+            </w:r>
+            <w:proofErr w:type="spellEnd"/>
+            <w:r>
+              <w:rPr>
+                <w:rFonts w:ascii="Arial" w:hAnsi="Arial" w:cs="Arial"/>
+                <w:sz w:val="20"/>
+                <w:szCs w:val="20"/>
+                <w:lang w:val="en-US"/>
+              </w:rPr>
+              <w:t xml:space="preserve"> }}</w:t>
+            </w:r>
+          </w:p>
+        </w:tc>
+        <w:tc>
+          <w:tcPr>
+            <w:tcW w:w="1701" w:type="dxa"/>
+            <w:vAlign w:val="center"/>
+          </w:tcPr>
+          <w:p>
+            <w:pPr>
+              <w:spacing w:after="0" w:line="240" w:lineRule="auto"/>
+              <w:jc w:val="center"/>
+              <w:rPr>
+                <w:rFonts w:ascii="Arial" w:hAnsi="Arial" w:cs="Arial"/>
+                <w:sz w:val="20"/>
+                <w:szCs w:val="20"/>
+                <w:lang w:val="en-US"/>
+              </w:rPr>
+            </w:pPr>
+            <w:proofErr w:type="gramStart"/>
+            <w:r>
+              <w:rPr>
+                <w:rFonts w:ascii="Arial" w:hAnsi="Arial" w:cs="Arial"/>
+                <w:sz w:val="20"/>
+                <w:szCs w:val="20"/>
+              </w:rPr>
+              <w:t>{{ item.name</w:t>
+            </w:r>
+            <w:proofErr w:type="gramEnd"/>
+            <w:r>
+              <w:rPr>
+                <w:rFonts w:ascii="Arial" w:hAnsi="Arial" w:cs="Arial"/>
+                <w:sz w:val="20"/>
+                <w:szCs w:val="20"/>
+              </w:rPr>
+              <w:t xml:space="preserve"> }}</w:t>
+            </w:r>
+          </w:p>
+        </w:tc>
+        <w:tc>
+          <w:tcPr>
+            <w:tcW w:w="992" w:type="dxa"/>
+            <w:vAlign w:val="center"/>
+          </w:tcPr>
+          <w:p>
+            <w:pPr>
+              <w:spacing w:after="0" w:line="240" w:lineRule="auto"/>
+              <w:jc w:val="center"/>
+              <w:rPr>
+                <w:rFonts w:ascii="Arial" w:hAnsi="Arial" w:cs="Arial"/>
+                <w:sz w:val="20"/>
+                <w:szCs w:val="20"/>
+                <w:lang w:val="en-US"/>
+              </w:rPr>
+            </w:pPr>
+            <w:proofErr w:type="gramStart"/>
+            <w:r>
+              <w:rPr>
+                <w:rFonts w:ascii="Arial" w:hAnsi="Arial" w:cs="Arial"/>
+                <w:sz w:val="20"/>
+                <w:szCs w:val="20"/>
+              </w:rPr>
+              <w:t xml:space="preserve">{{ </w:t>
+            </w:r>
+            <w:proofErr w:type="spellStart"/>
+            <w:r>
+              <w:rPr>
+                <w:rFonts w:ascii="Arial" w:hAnsi="Arial" w:cs="Arial"/>
+                <w:sz w:val="20"/>
+                <w:szCs w:val="20"/>
+              </w:rPr>
+              <w:t>item</w:t>
+            </w:r>
+            <w:proofErr w:type="gramEnd"/>
+            <w:r>
+              <w:rPr>
+                <w:rFonts w:ascii="Arial" w:hAnsi="Arial" w:cs="Arial"/>
+                <w:sz w:val="20"/>
+                <w:szCs w:val="20"/>
+              </w:rPr>
+              <w:t>.quantity</w:t>
+            </w:r>
+            <w:proofErr w:type="spellEnd"/>
+            <w:r>
+              <w:rPr>
+                <w:rFonts w:ascii="Arial" w:hAnsi="Arial" w:cs="Arial"/>
+                <w:sz w:val="20"/>
+                <w:szCs w:val="20"/>
+              </w:rPr>
+              <w:t xml:space="preserve"> }}</w:t>
+            </w:r>
+          </w:p>
+        </w:tc>
+        <w:tc>
+          <w:tcPr>
+            <w:tcW w:w="1418" w:type="dxa"/>
+            <w:vAlign w:val="center"/>
+          </w:tcPr>
+          <w:p>
+            <w:pPr>
+              <w:spacing w:after="0" w:line="240" w:lineRule="auto"/>
+              <w:jc w:val="center"/>
+              <w:rPr>
+                <w:rFonts w:ascii="Arial" w:hAnsi="Arial" w:cs="Arial"/>
+                <w:sz w:val="20"/>
+                <w:szCs w:val="20"/>
+                <w:lang w:val="en-US"/>
+              </w:rPr>
+            </w:pPr>
+            <w:proofErr w:type="gramStart"/>
+            <w:r>
+              <w:rPr>
+                <w:rFonts w:ascii="Arial" w:hAnsi="Arial" w:cs="Arial"/>
+                <w:sz w:val="20"/>
+                <w:szCs w:val="20"/>
+              </w:rPr>
+              <w:t xml:space="preserve">{{ </w:t>
+            </w:r>
+            <w:proofErr w:type="spellStart"/>
+            <w:r>
+              <w:rPr>
+                <w:rFonts w:ascii="Arial" w:hAnsi="Arial" w:cs="Arial"/>
+                <w:sz w:val="20"/>
+                <w:szCs w:val="20"/>
+              </w:rPr>
+              <w:t>item</w:t>
+            </w:r>
+            <w:proofErr w:type="spellEnd"/>
+            <w:proofErr w:type="gramEnd"/>
+            <w:r>
+              <w:rPr>
+                <w:rFonts w:ascii="Arial" w:hAnsi="Arial" w:cs="Arial"/>
+                <w:sz w:val="20"/>
+                <w:szCs w:val="20"/>
+              </w:rPr>
+              <w:t>.</w:t>
+            </w:r>
+            <w:proofErr w:type="spellStart"/>
+            <w:r>
+              <w:rPr>
+                <w:rFonts w:ascii="Arial" w:hAnsi="Arial" w:cs="Arial"/>
+                <w:sz w:val="20"/>
+                <w:szCs w:val="20"/>
+                <w:lang w:val="en-US"/>
+              </w:rPr>
+              <w:t>price_without_vat</w:t>
+            </w:r>
+            <w:proofErr w:type="spellEnd"/>
+            <w:r>
+              <w:rPr>
+                <w:rFonts w:ascii="Arial" w:hAnsi="Arial" w:cs="Arial"/>
+                <w:sz w:val="20"/>
+                <w:szCs w:val="20"/>
+              </w:rPr>
+              <w:t xml:space="preserve"> }}</w:t>
+            </w:r>
+          </w:p>
+        </w:tc>
+        <w:tc>
+          <w:tcPr>
+            <w:tcW w:w="1984" w:type="dxa"/>
+            <w:vAlign w:val="center"/>
+          </w:tcPr>
+          <w:p>
+            <w:pPr>
+              <w:spacing w:after="0" w:line="240" w:lineRule="auto"/>
+              <w:jc w:val="center"/>
+              <w:rPr>
+                <w:rFonts w:ascii="Arial" w:hAnsi="Arial" w:cs="Arial"/>
+                <w:sz w:val="20"/>
+                <w:szCs w:val="20"/>
+              </w:rPr>
+            </w:pPr>
+            <w:proofErr w:type="gramStart"/>
+            <w:r>
+              <w:rPr>
+                <w:rFonts w:ascii="Arial" w:hAnsi="Arial" w:cs="Arial"/>
+                <w:sz w:val="20"/>
+                <w:szCs w:val="20"/>
+                <w:lang w:val="en-US"/>
+              </w:rPr>
+              <w:t xml:space="preserve">{{ </w:t>
+            </w:r>
+            <w:proofErr w:type="spellStart"/>
+            <w:r>
+              <w:rPr>
+                <w:rFonts w:ascii="Arial" w:hAnsi="Arial" w:cs="Arial"/>
+                <w:sz w:val="20"/>
+                <w:szCs w:val="20"/>
+                <w:lang w:val="en-US"/>
+              </w:rPr>
+              <w:t>item</w:t>
+            </w:r>
+            <w:proofErr w:type="gramEnd"/>
+            <w:r>
+              <w:rPr>
+                <w:rFonts w:ascii="Arial" w:hAnsi="Arial" w:cs="Arial"/>
+                <w:sz w:val="20"/>
+                <w:szCs w:val="20"/>
+                <w:lang w:val="en-US"/>
+              </w:rPr>
+              <w:t>.price_with_vat</w:t>
+            </w:r>
+            <w:proofErr w:type="spellEnd"/>
+            <w:r>
+              <w:rPr>
+                <w:rFonts w:ascii="Arial" w:hAnsi="Arial" w:cs="Arial"/>
+                <w:sz w:val="20"/>
+                <w:szCs w:val="20"/>
+                <w:lang w:val="en-US"/>
+              </w:rPr>
+              <w:t xml:space="preserve"> }}</w:t>
+            </w:r>
+          </w:p>
+        </w:tc>
+        <w:tc>
+          <w:tcPr>
+            <w:tcW w:w="1418" w:type="dxa"/>
+            <w:vAlign w:val="center"/>
+          </w:tcPr>
+          <w:p>
+            <w:pPr>
+              <w:spacing w:after="0" w:line="240" w:lineRule="auto"/>
+              <w:jc w:val="center"/>
+              <w:rPr>
+                <w:rFonts w:ascii="Arial" w:hAnsi="Arial" w:cs="Arial"/>
+                <w:sz w:val="20"/>
+                <w:szCs w:val="20"/>
+                <w:lang w:val="en-US"/>
+              </w:rPr>
+            </w:pPr>
+            <w:r>
+              <w:rPr>
+                <w:rFonts w:ascii="Arial" w:hAnsi="Arial" w:cs="Arial"/>
+                <w:sz w:val="20"/>
+                <w:szCs w:val="20"/>
+                <w:lang w:val="en-US"/>
+              </w:rPr>
+              <w:t>{{</w:t>
+            </w:r>
+            <w:proofErr w:type="spellStart"/>
+            <w:r>
+              <w:rPr>
+                <w:rFonts w:ascii="Arial" w:hAnsi="Arial" w:cs="Arial"/>
+                <w:sz w:val="20"/>
+                <w:szCs w:val="20"/>
+                <w:lang w:val="en-US"/>
+              </w:rPr>
+              <w:t>item.sum_price</w:t>
+            </w:r>
+            <w:proofErr w:type="spellEnd"/>
+            <w:r>
+              <w:rPr>
+                <w:rFonts w:ascii="Arial" w:hAnsi="Arial" w:cs="Arial"/>
+                <w:sz w:val="20"/>
+                <w:szCs w:val="20"/>
+                <w:lang w:val="en-US"/>
+              </w:rPr>
+              <w:t>}}</w:t>
+            </w:r>
+          </w:p>
+        </w:tc>
+        <w:tc>
+          <w:tcPr>
+            <w:tcW w:w="1417" w:type="dxa"/>
+            <w:vAlign w:val="center"/>
+          </w:tcPr>
+          <w:p>
+            <w:pPr>
+              <w:spacing w:after="0" w:line="240" w:lineRule="auto"/>
+              <w:jc w:val="center"/>
+              <w:rPr>
+                <w:rFonts w:ascii="Arial" w:hAnsi="Arial" w:cs="Arial"/>
+                <w:sz w:val="20"/>
+                <w:szCs w:val="20"/>
+                <w:lang w:val="en-US"/>
+              </w:rPr>
+            </w:pPr>
+            <w:proofErr w:type="gramStart"/>
+            <w:r>
+              <w:rPr>
+                <w:rFonts w:ascii="Arial" w:hAnsi="Arial" w:cs="Arial"/>
+                <w:sz w:val="20"/>
+                <w:szCs w:val="20"/>
+              </w:rPr>
+              <w:t xml:space="preserve">{{ </w:t>
+            </w:r>
+            <w:proofErr w:type="spellStart"/>
+            <w:r>
+              <w:rPr>
+                <w:rFonts w:ascii="Arial" w:hAnsi="Arial" w:cs="Arial"/>
+                <w:sz w:val="20"/>
+                <w:szCs w:val="20"/>
+              </w:rPr>
+              <w:t>item</w:t>
+            </w:r>
+            <w:proofErr w:type="spellEnd"/>
+            <w:proofErr w:type="gramEnd"/>
+            <w:r>
+              <w:rPr>
+                <w:rFonts w:ascii="Arial" w:hAnsi="Arial" w:cs="Arial"/>
+                <w:sz w:val="20"/>
+                <w:szCs w:val="20"/>
+              </w:rPr>
+              <w:t>.</w:t>
+            </w:r>
+            <w:proofErr w:type="spellStart"/>
+            <w:r>
+              <w:rPr>
+                <w:rFonts w:ascii="Arial" w:hAnsi="Arial" w:cs="Arial"/>
+                <w:sz w:val="20"/>
+                <w:szCs w:val="20"/>
+                <w:lang w:val="en-US"/>
+              </w:rPr>
+              <w:t>arrival_date</w:t>
+            </w:r>
+            <w:proofErr w:type="spellEnd"/>
+            <w:r>
+              <w:rPr>
+                <w:rFonts w:ascii="Arial" w:hAnsi="Arial" w:cs="Arial"/>
+                <w:sz w:val="20"/>
+                <w:szCs w:val="20"/>
+              </w:rPr>
+              <w:t xml:space="preserve"> }}</w:t>
+            </w:r>
+          </w:p>
+        </w:tc>
+      </w:tr>
+      <w:tr>
+        <w:trPr>
+          <w:trHeight w:val="113"/>
+        </w:trPr>
+        <w:tc>
+          <w:tcPr>
+            <w:tcW w:w="738" w:type="dxa"/>
+            <w:vAlign w:val="center"/>
+          </w:tcPr>
+          <w:p>
+            <w:pPr>
+              <w:spacing w:after="0" w:line="240" w:lineRule="auto"/>
+              <w:jc w:val="center"/>
+              <w:rPr>
+                <w:rFonts w:ascii="Arial" w:hAnsi="Arial" w:cs="Arial"/>
+                <w:sz w:val="20"/>
+                <w:szCs w:val="20"/>
+                <w:lang w:val="en-US"/>
+              </w:rPr>
+            </w:pPr>
+            <w:r>
+              <w:rPr>
+                <w:rFonts w:ascii="Arial" w:hAnsi="Arial" w:cs="Arial"/>
+                <w:sz w:val="20"/>
+                <w:szCs w:val="20"/>
+                <w:lang w:val="en-US"/>
+              </w:rPr>
+              <w:t>{% endfor %}</w:t>
+            </w:r>
+          </w:p>
+        </w:tc>
+        <w:tc>
+          <w:tcPr>
+            <w:tcW w:w="1701" w:type="dxa"/>
+            <w:vAlign w:val="center"/>
+          </w:tcPr>
+          <w:p>
+            <w:pPr>
+              <w:spacing w:after="0" w:line="240" w:lineRule="auto"/>
+              <w:jc w:val="center"/>
+              <w:rPr>
+                <w:rFonts w:ascii="Arial" w:hAnsi="Arial" w:cs="Arial"/>
+                <w:sz w:val="20"/>
+                <w:szCs w:val="20"/>
+                <w:lang w:val="en-US"/>
+              </w:rPr>
+            </w:pPr>
+          </w:p>
+        </w:tc>
+        <w:tc>
+          <w:tcPr>
+            <w:tcW w:w="992" w:type="dxa"/>
+            <w:vAlign w:val="center"/>
+          </w:tcPr>
+          <w:p>
+            <w:pPr>
+              <w:spacing w:after="0" w:line="240" w:lineRule="auto"/>
+              <w:jc w:val="center"/>
+              <w:rPr>
+                <w:rFonts w:ascii="Arial" w:hAnsi="Arial" w:cs="Arial"/>
+                <w:sz w:val="20"/>
+                <w:szCs w:val="20"/>
+                <w:lang w:val="en-US"/>
+              </w:rPr>
+            </w:pPr>
+          </w:p>
+        </w:tc>
+        <w:tc>
+          <w:tcPr>
+            <w:tcW w:w="1418" w:type="dxa"/>
+            <w:vAlign w:val="center"/>
+          </w:tcPr>
+          <w:p>
+            <w:pPr>
+              <w:spacing w:after="0" w:line="240" w:lineRule="auto"/>
+              <w:jc w:val="center"/>
+              <w:rPr>
+                <w:rFonts w:ascii="Arial" w:hAnsi="Arial" w:cs="Arial"/>
+                <w:sz w:val="20"/>
+                <w:szCs w:val="20"/>
+                <w:lang w:val="en-US"/>
+              </w:rPr>
+            </w:pPr>
+          </w:p>
+        </w:tc>
+        <w:tc>
+          <w:tcPr>
+            <w:tcW w:w="1984" w:type="dxa"/>
+            <w:vAlign w:val="center"/>
+          </w:tcPr>
+          <w:p>
+            <w:pPr>
+              <w:spacing w:after="0" w:line="240" w:lineRule="auto"/>
+              <w:jc w:val="center"/>
+              <w:rPr>
+                <w:rFonts w:ascii="Arial" w:hAnsi="Arial" w:cs="Arial"/>
+                <w:sz w:val="20"/>
+                <w:szCs w:val="20"/>
+                <w:lang w:val="en-US"/>
+              </w:rPr>
+            </w:pPr>
+          </w:p>
+        </w:tc>
+        <w:tc>
+          <w:tcPr>
+            <w:tcW w:w="1418" w:type="dxa"/>
+            <w:vAlign w:val="center"/>
+          </w:tcPr>
+          <w:p>
+            <w:pPr>
+              <w:spacing w:after="0" w:line="240" w:lineRule="auto"/>
+              <w:jc w:val="center"/>
+              <w:rPr>
+                <w:rFonts w:ascii="Arial" w:hAnsi="Arial" w:cs="Arial"/>
+                <w:sz w:val="20"/>
+                <w:szCs w:val="20"/>
+                <w:lang w:val="en-US"/>
+              </w:rPr>
+            </w:pPr>
+          </w:p>
+        </w:tc>
+        <w:tc>
+          <w:tcPr>
+            <w:tcW w:w="1417" w:type="dxa"/>
+            <w:vAlign w:val="center"/>
+          </w:tcPr>
+          <w:p>
+            <w:pPr>
+              <w:spacing w:after="0" w:line="240" w:lineRule="auto"/>
+              <w:jc w:val="center"/>
+              <w:rPr>
+                <w:rFonts w:ascii="Arial" w:hAnsi="Arial" w:cs="Arial"/>
+                <w:sz w:val="20"/>
+                <w:szCs w:val="20"/>
+                <w:lang w:val="en-US"/>
+              </w:rPr>
+            </w:pPr>
+          </w:p>
+        </w:tc>
+      </w:tr>
+    </w:tbl>
+    <w:p>
+      <w:pPr>
+        <w:widowControl w:val="0"/>
+        <w:autoSpaceDE w:val="0"/>
+        <w:autoSpaceDN w:val="0"/>
+        <w:adjustRightInd w:val="0"/>
+        <w:spacing w:after="0" w:line="240" w:lineRule="auto"/>
+        <w:ind w:firstLine="720"/>
+        <w:rPr>
+          <w:rFonts w:ascii="Arial" w:eastAsia="Times New Roman" w:hAnsi="Arial" w:cs="Arial"/>
+          <w:kern w:val="0"/>
+          <w:sz w:val="24"/>
+          <w:lang w:val="en-US" w:eastAsia="ru-RU"/>
+          <w14:ligatures w14:val="none"/>
+        </w:rPr>
+      </w:pPr>
     </w:p>
     <w:p>
       <w:pPr>
@@ -816,7 +2016,29 @@
           <w:lang w:eastAsia="ru-RU"/>
           <w14:ligatures w14:val="none"/>
         </w:rPr>
-        <w:t>{{delivery_frequency}}</w:t>
+        <w:t>{{</w:t>
+      </w:r>
+      <w:proofErr w:type="spellStart"/>
+      <w:r>
+        <w:rPr>
+          <w:rFonts w:ascii="Arial" w:eastAsia="Times New Roman" w:hAnsi="Arial" w:cs="Arial"/>
+          <w:kern w:val="0"/>
+          <w:sz w:val="24"/>
+          <w:lang w:eastAsia="ru-RU"/>
+          <w14:ligatures w14:val="none"/>
+        </w:rPr>
+        <w:t>delivery_frequency</w:t>
+      </w:r>
+      <w:proofErr w:type="spellEnd"/>
+      <w:r>
+        <w:rPr>
+          <w:rFonts w:ascii="Arial" w:eastAsia="Times New Roman" w:hAnsi="Arial" w:cs="Arial"/>
+          <w:kern w:val="0"/>
+          <w:sz w:val="24"/>
+          <w:lang w:eastAsia="ru-RU"/>
+          <w14:ligatures w14:val="none"/>
+        </w:rPr>
+        <w:t>}}</w:t>
       </w:r>
       <w:r>
         <w:rPr>
@@ -853,7 +2075,71 @@
           <w:lang w:eastAsia="ru-RU"/>
           <w14:ligatures w14:val="none"/>
         </w:rPr>
-        <w:t>2.3. График поставки товаров:</w:t>
+        <w:t>2.3. График</w:t>
+      </w:r>
+      <w:r>
+        <w:rPr>
+          <w:rFonts w:ascii="Arial" w:eastAsia="Times New Roman" w:hAnsi="Arial" w:cs="Arial"/>
+          <w:kern w:val="0"/>
+          <w:sz w:val="24"/>
+          <w:lang w:eastAsia="ru-RU"/>
+          <w14:ligatures w14:val="none"/>
+        </w:rPr>
+        <w:t>и поставок каждого товара определен главе предмет договора в текущем договоре.</w:t>
+      </w:r>
+    </w:p>
+    <w:p>
+      <w:pPr>
+        <w:widowControl w:val="0"/>
+        <w:autoSpaceDE w:val="0"/>
+        <w:autoSpaceDN w:val="0"/>
+        <w:adjustRightInd w:val="0"/>
+        <w:spacing w:after="0" w:line="240" w:lineRule="auto"/>
+        <w:ind w:firstLine="720"/>
+        <w:rPr>
+          <w:rFonts w:ascii="Arial" w:eastAsia="Times New Roman" w:hAnsi="Arial" w:cs="Arial"/>
+          <w:kern w:val="0"/>
+          <w:sz w:val="24"/>
+          <w:lang w:eastAsia="ru-RU"/>
+          <w14:ligatures w14:val="none"/>
+        </w:rPr>
+      </w:pPr>
+      <w:r>
+        <w:rPr>
+          <w:rFonts w:ascii="Arial" w:eastAsia="Times New Roman" w:hAnsi="Arial" w:cs="Arial"/>
+          <w:kern w:val="0"/>
+          <w:sz w:val="24"/>
+          <w:lang w:eastAsia="ru-RU"/>
+          <w14:ligatures w14:val="none"/>
+        </w:rPr>
+        <w:t>2.4. Поставка товаров осуществляется путем отгрузки (передачи) товаров Получателю.</w:t>
+      </w:r>
+    </w:p>
+    <w:p>
+      <w:pPr>
+        <w:widowControl w:val="0"/>
+        <w:autoSpaceDE w:val="0"/>
+        <w:autoSpaceDN w:val="0"/>
+        <w:adjustRightInd w:val="0"/>
+        <w:spacing w:line="240" w:lineRule="auto"/>
+        <w:ind w:firstLine="720"/>
+        <w:rPr>
+          <w:rFonts w:ascii="Arial" w:eastAsia="Times New Roman" w:hAnsi="Arial" w:cs="Arial"/>
+          <w:kern w:val="0"/>
+          <w:sz w:val="24"/>
+          <w:lang w:eastAsia="ru-RU"/>
+          <w14:ligatures w14:val="none"/>
+        </w:rPr>
+      </w:pPr>
+      <w:r>
+        <w:rPr>
+          <w:rFonts w:ascii="Arial" w:eastAsia="Times New Roman" w:hAnsi="Arial" w:cs="Arial"/>
+          <w:kern w:val="0"/>
+          <w:sz w:val="24"/>
+          <w:lang w:eastAsia="ru-RU"/>
+          <w14:ligatures w14:val="none"/>
+        </w:rPr>
+        <w:t>2.5. Доставка товаров осуществляется Поставщиком путем отгрузки их</w:t>
       </w:r>
       <w:r>
         <w:rPr>
@@ -873,7 +2159,29 @@
           <w:lang w:eastAsia="ru-RU"/>
           <w14:ligatures w14:val="none"/>
         </w:rPr>
-        <w:t>{{delivery_schedule}}</w:t>
+        <w:t>{{</w:t>
+      </w:r>
+      <w:proofErr w:type="spellStart"/>
+      <w:r>
+        <w:rPr>
+          <w:rFonts w:ascii="Arial" w:eastAsia="Times New Roman" w:hAnsi="Arial" w:cs="Arial"/>
+          <w:kern w:val="0"/>
+          <w:sz w:val="24"/>
+          <w:lang w:eastAsia="ru-RU"/>
+          <w14:ligatures w14:val="none"/>
+        </w:rPr>
+        <w:t>transport_type</w:t>
+      </w:r>
+      <w:proofErr w:type="spellEnd"/>
+      <w:r>
+        <w:rPr>
+          <w:rFonts w:ascii="Arial" w:eastAsia="Times New Roman" w:hAnsi="Arial" w:cs="Arial"/>
+          <w:kern w:val="0"/>
+          <w:sz w:val="24"/>
+          <w:lang w:eastAsia="ru-RU"/>
+          <w14:ligatures w14:val="none"/>
+        </w:rPr>
+        <w:t>}}</w:t>
       </w:r>
       <w:r>
         <w:rPr>
@@ -892,33 +2200,6 @@
         <w:autoSpaceDE w:val="0"/>
         <w:autoSpaceDN w:val="0"/>
         <w:adjustRightInd w:val="0"/>
-        <w:spacing w:after="0" w:line="240" w:lineRule="auto"/>
-        <w:ind w:firstLine="720"/>
-        <w:rPr>
-          <w:rFonts w:ascii="Arial" w:eastAsia="Times New Roman" w:hAnsi="Arial" w:cs="Arial"/>
-          <w:kern w:val="0"/>
-          <w:sz w:val="24"/>
-          <w:lang w:eastAsia="ru-RU"/>
-          <w14:ligatures w14:val="none"/>
-        </w:rPr>
-      </w:pPr>
-      <w:r>
-        <w:rPr>
-          <w:rFonts w:ascii="Arial" w:eastAsia="Times New Roman" w:hAnsi="Arial" w:cs="Arial"/>
-          <w:kern w:val="0"/>
-          <w:sz w:val="24"/>
-          <w:lang w:eastAsia="ru-RU"/>
-          <w14:ligatures w14:val="none"/>
-        </w:rPr>
-        <w:t>2.4. Поставка товаров осуществляется путем отгрузки (передачи) товаров Получателю.</w:t>
-      </w:r>
-    </w:p>
-    <w:p>
-      <w:pPr>
-        <w:widowControl w:val="0"/>
-        <w:autoSpaceDE w:val="0"/>
-        <w:autoSpaceDN w:val="0"/>
-        <w:adjustRightInd w:val="0"/>
         <w:spacing w:line="240" w:lineRule="auto"/>
         <w:ind w:firstLine="720"/>
         <w:rPr>
@@ -929,46 +2210,6 @@
           <w14:ligatures w14:val="none"/>
         </w:rPr>
       </w:pPr>
-      <w:r>
-        <w:rPr>
-          <w:rFonts w:ascii="Arial" w:eastAsia="Times New Roman" w:hAnsi="Arial" w:cs="Arial"/>
-          <w:kern w:val="0"/>
-          <w:sz w:val="24"/>
-          <w:lang w:eastAsia="ru-RU"/>
-          <w14:ligatures w14:val="none"/>
-        </w:rPr>
-        <w:t>2.5. Доставка товаров осуществляется Поставщиком путем отгрузки их</w:t>
-      </w:r>
-      <w:r>
-        <w:rPr>
-          <w:rFonts w:ascii="Arial" w:eastAsia="Times New Roman" w:hAnsi="Arial" w:cs="Arial"/>
-          <w:kern w:val="0"/>
-          <w:sz w:val="24"/>
-          <w:lang w:eastAsia="ru-RU"/>
-          <w14:ligatures w14:val="none"/>
-        </w:rPr>
-        <w:t xml:space="preserve"> </w:t>
-      </w:r>
-      <w:r>
-        <w:rPr>
-          <w:rFonts w:ascii="Arial" w:eastAsia="Times New Roman" w:hAnsi="Arial" w:cs="Arial"/>
-          <w:kern w:val="0"/>
-          <w:sz w:val="24"/>
-          <w:lang w:eastAsia="ru-RU"/>
-          <w14:ligatures w14:val="none"/>
-        </w:rPr>
-        <w:t>{{transport_type}}</w:t>
-      </w:r>
-      <w:r>
-        <w:rPr>
-          <w:rFonts w:ascii="Arial" w:eastAsia="Times New Roman" w:hAnsi="Arial" w:cs="Arial"/>
-          <w:kern w:val="0"/>
-          <w:sz w:val="24"/>
-          <w:lang w:eastAsia="ru-RU"/>
-          <w14:ligatures w14:val="none"/>
-        </w:rPr>
-        <w:t>.</w:t>
-      </w:r>
     </w:p>
     <w:p>
       <w:pPr>
@@ -1226,7 +2467,6 @@
           <w:lang w:eastAsia="ru-RU"/>
           <w14:ligatures w14:val="none"/>
         </w:rPr>
-        <w:lastRenderedPageBreak/>
         <w:t>3.2. Покупатель (Получатель) обязан:</w:t>
       </w:r>
     </w:p>
@@ -1630,7 +2870,29 @@
           <w:lang w:eastAsia="ru-RU"/>
           <w14:ligatures w14:val="none"/>
         </w:rPr>
-        <w:t>{{payment_term}}</w:t>
+        <w:t>{{</w:t>
+      </w:r>
+      <w:proofErr w:type="spellStart"/>
+      <w:r>
+        <w:rPr>
+          <w:rFonts w:ascii="Arial" w:eastAsia="Times New Roman" w:hAnsi="Arial" w:cs="Arial"/>
+          <w:kern w:val="0"/>
+          <w:sz w:val="24"/>
+          <w:lang w:eastAsia="ru-RU"/>
+          <w14:ligatures w14:val="none"/>
+        </w:rPr>
+        <w:t>payment_term</w:t>
+      </w:r>
+      <w:proofErr w:type="spellEnd"/>
+      <w:r>
+        <w:rPr>
+          <w:rFonts w:ascii="Arial" w:eastAsia="Times New Roman" w:hAnsi="Arial" w:cs="Arial"/>
+          <w:kern w:val="0"/>
+          <w:sz w:val="24"/>
+          <w:lang w:eastAsia="ru-RU"/>
+          <w14:ligatures w14:val="none"/>
+        </w:rPr>
+        <w:t>}}</w:t>
       </w:r>
       <w:r>
         <w:rPr>
@@ -1821,17 +3083,51 @@
           <w:lang w:eastAsia="ru-RU"/>
           <w14:ligatures w14:val="none"/>
         </w:rPr>
-        <w:t>{{penalty_shortage}}</w:t>
-      </w:r>
-      <w:r>
-        <w:rPr>
-          <w:rFonts w:ascii="Arial" w:eastAsia="Times New Roman" w:hAnsi="Arial" w:cs="Arial"/>
-          <w:kern w:val="0"/>
-          <w:sz w:val="24"/>
-          <w:lang w:eastAsia="ru-RU"/>
-          <w14:ligatures w14:val="none"/>
-        </w:rPr>
-        <w:t>% от стоимости всей партии товаров за каждый день просрочки до фактического исполнения обязательства.</w:t>
+        <w:t>{{</w:t>
+      </w:r>
+      <w:proofErr w:type="spellStart"/>
+      <w:r>
+        <w:rPr>
+          <w:rFonts w:ascii="Arial" w:eastAsia="Times New Roman" w:hAnsi="Arial" w:cs="Arial"/>
+          <w:kern w:val="0"/>
+          <w:sz w:val="24"/>
+          <w:lang w:eastAsia="ru-RU"/>
+          <w14:ligatures w14:val="none"/>
+        </w:rPr>
+        <w:t>penalty_shortage</w:t>
+      </w:r>
+      <w:proofErr w:type="spellEnd"/>
+      <w:proofErr w:type="gramStart"/>
+      <w:r>
+        <w:rPr>
+          <w:rFonts w:ascii="Arial" w:eastAsia="Times New Roman" w:hAnsi="Arial" w:cs="Arial"/>
+          <w:kern w:val="0"/>
+          <w:sz w:val="24"/>
+          <w:lang w:eastAsia="ru-RU"/>
+          <w14:ligatures w14:val="none"/>
+        </w:rPr>
+        <w:t>}}</w:t>
+      </w:r>
+      <w:r>
+        <w:rPr>
+          <w:rFonts w:ascii="Arial" w:eastAsia="Times New Roman" w:hAnsi="Arial" w:cs="Arial"/>
+          <w:kern w:val="0"/>
+          <w:sz w:val="24"/>
+          <w:lang w:eastAsia="ru-RU"/>
+          <w14:ligatures w14:val="none"/>
+        </w:rPr>
+        <w:t>%</w:t>
+      </w:r>
+      <w:proofErr w:type="gramEnd"/>
+      <w:r>
+        <w:rPr>
+          <w:rFonts w:ascii="Arial" w:eastAsia="Times New Roman" w:hAnsi="Arial" w:cs="Arial"/>
+          <w:kern w:val="0"/>
+          <w:sz w:val="24"/>
+          <w:lang w:eastAsia="ru-RU"/>
+          <w14:ligatures w14:val="none"/>
+        </w:rPr>
+        <w:t xml:space="preserve"> от стоимости всей партии товаров за каждый день просрочки до фактического исполнения обязательства.</w:t>
       </w:r>
     </w:p>
     <w:p>
@@ -1878,17 +3174,51 @@
           <w:lang w:eastAsia="ru-RU"/>
           <w14:ligatures w14:val="none"/>
         </w:rPr>
-        <w:t>{{penalty_late_payment}}</w:t>
-      </w:r>
-      <w:r>
-        <w:rPr>
-          <w:rFonts w:ascii="Arial" w:eastAsia="Times New Roman" w:hAnsi="Arial" w:cs="Arial"/>
-          <w:kern w:val="0"/>
-          <w:sz w:val="24"/>
-          <w:lang w:eastAsia="ru-RU"/>
-          <w14:ligatures w14:val="none"/>
-        </w:rPr>
-        <w:t>% от суммы задолженности за каждый день просрочки.</w:t>
+        <w:t>{{</w:t>
+      </w:r>
+      <w:proofErr w:type="spellStart"/>
+      <w:r>
+        <w:rPr>
+          <w:rFonts w:ascii="Arial" w:eastAsia="Times New Roman" w:hAnsi="Arial" w:cs="Arial"/>
+          <w:kern w:val="0"/>
+          <w:sz w:val="24"/>
+          <w:lang w:eastAsia="ru-RU"/>
+          <w14:ligatures w14:val="none"/>
+        </w:rPr>
+        <w:t>penalty_late_payment</w:t>
+      </w:r>
+      <w:proofErr w:type="spellEnd"/>
+      <w:proofErr w:type="gramStart"/>
+      <w:r>
+        <w:rPr>
+          <w:rFonts w:ascii="Arial" w:eastAsia="Times New Roman" w:hAnsi="Arial" w:cs="Arial"/>
+          <w:kern w:val="0"/>
+          <w:sz w:val="24"/>
+          <w:lang w:eastAsia="ru-RU"/>
+          <w14:ligatures w14:val="none"/>
+        </w:rPr>
+        <w:t>}}</w:t>
+      </w:r>
+      <w:r>
+        <w:rPr>
+          <w:rFonts w:ascii="Arial" w:eastAsia="Times New Roman" w:hAnsi="Arial" w:cs="Arial"/>
+          <w:kern w:val="0"/>
+          <w:sz w:val="24"/>
+          <w:lang w:eastAsia="ru-RU"/>
+          <w14:ligatures w14:val="none"/>
+        </w:rPr>
+        <w:t>%</w:t>
+      </w:r>
+      <w:proofErr w:type="gramEnd"/>
+      <w:r>
+        <w:rPr>
+          <w:rFonts w:ascii="Arial" w:eastAsia="Times New Roman" w:hAnsi="Arial" w:cs="Arial"/>
+          <w:kern w:val="0"/>
+          <w:sz w:val="24"/>
+          <w:lang w:eastAsia="ru-RU"/>
+          <w14:ligatures w14:val="none"/>
+        </w:rPr>
+        <w:t xml:space="preserve"> от суммы задолженности за каждый день просрочки.</w:t>
       </w:r>
     </w:p>
     <w:p>
@@ -2012,7 +3342,6 @@
           <w:lang w:eastAsia="ru-RU"/>
           <w14:ligatures w14:val="none"/>
         </w:rPr>
-        <w:lastRenderedPageBreak/>
         <w:t>7.2. Настоящий договор вступает в силу с момента его подписания и действует до</w:t>
       </w:r>
       <w:r>
@@ -2033,7 +3362,29 @@
           <w:lang w:eastAsia="ru-RU"/>
           <w14:ligatures w14:val="none"/>
         </w:rPr>
-        <w:t>{{contract_end_date}}</w:t>
+        <w:t>{{</w:t>
+      </w:r>
+      <w:proofErr w:type="spellStart"/>
+      <w:r>
+        <w:rPr>
+          <w:rFonts w:ascii="Arial" w:eastAsia="Times New Roman" w:hAnsi="Arial" w:cs="Arial"/>
+          <w:kern w:val="0"/>
+          <w:sz w:val="24"/>
+          <w:lang w:eastAsia="ru-RU"/>
+          <w14:ligatures w14:val="none"/>
+        </w:rPr>
+        <w:t>contract_end_date</w:t>
+      </w:r>
+      <w:proofErr w:type="spellEnd"/>
+      <w:r>
+        <w:rPr>
+          <w:rFonts w:ascii="Arial" w:eastAsia="Times New Roman" w:hAnsi="Arial" w:cs="Arial"/>
+          <w:kern w:val="0"/>
+          <w:sz w:val="24"/>
+          <w:lang w:eastAsia="ru-RU"/>
+          <w14:ligatures w14:val="none"/>
+        </w:rPr>
+        <w:t>}}</w:t>
       </w:r>
       <w:r>
         <w:rPr>
@@ -2090,7 +3441,29 @@
           <w:lang w:eastAsia="ru-RU"/>
           <w14:ligatures w14:val="none"/>
         </w:rPr>
-        <w:t>{{renewal_term}}</w:t>
+        <w:t>{{</w:t>
+      </w:r>
+      <w:proofErr w:type="spellStart"/>
+      <w:r>
+        <w:rPr>
+          <w:rFonts w:ascii="Arial" w:eastAsia="Times New Roman" w:hAnsi="Arial" w:cs="Arial"/>
+          <w:kern w:val="0"/>
+          <w:sz w:val="24"/>
+          <w:lang w:eastAsia="ru-RU"/>
+          <w14:ligatures w14:val="none"/>
+        </w:rPr>
+        <w:t>renewal_term</w:t>
+      </w:r>
+      <w:proofErr w:type="spellEnd"/>
+      <w:r>
+        <w:rPr>
+          <w:rFonts w:ascii="Arial" w:eastAsia="Times New Roman" w:hAnsi="Arial" w:cs="Arial"/>
+          <w:kern w:val="0"/>
+          <w:sz w:val="24"/>
+          <w:lang w:eastAsia="ru-RU"/>
+          <w14:ligatures w14:val="none"/>
+        </w:rPr>
+        <w:t>}}</w:t>
       </w:r>
     </w:p>
     <w:p>
@@ -2502,7 +3875,29 @@
                 <w:lang w:val="en-US" w:eastAsia="ru-RU"/>
                 <w14:ligatures w14:val="none"/>
               </w:rPr>
-              <w:t>{{supplier_full_name}}</w:t>
+              <w:t>{{</w:t>
+            </w:r>
+            <w:proofErr w:type="spellStart"/>
+            <w:r>
+              <w:rPr>
+                <w:rFonts w:ascii="Arial" w:eastAsia="Times New Roman" w:hAnsi="Arial" w:cs="Arial"/>
+                <w:kern w:val="0"/>
+                <w:sz w:val="24"/>
+                <w:lang w:val="en-US" w:eastAsia="ru-RU"/>
+                <w14:ligatures w14:val="none"/>
+              </w:rPr>
+              <w:t>supplier_full_name</w:t>
+            </w:r>
+            <w:proofErr w:type="spellEnd"/>
+            <w:r>
+              <w:rPr>
+                <w:rFonts w:ascii="Arial" w:eastAsia="Times New Roman" w:hAnsi="Arial" w:cs="Arial"/>
+                <w:kern w:val="0"/>
+                <w:sz w:val="24"/>
+                <w:lang w:val="en-US" w:eastAsia="ru-RU"/>
+                <w14:ligatures w14:val="none"/>
+              </w:rPr>
+              <w:t>}}</w:t>
             </w:r>
           </w:p>
           <w:p>
@@ -2559,7 +3954,29 @@
                 <w:lang w:val="en-US" w:eastAsia="ru-RU"/>
                 <w14:ligatures w14:val="none"/>
               </w:rPr>
-              <w:t>{{supplier_inn}}</w:t>
+              <w:t>{{</w:t>
+            </w:r>
+            <w:proofErr w:type="spellStart"/>
+            <w:r>
+              <w:rPr>
+                <w:rFonts w:ascii="Arial" w:eastAsia="Times New Roman" w:hAnsi="Arial" w:cs="Arial"/>
+                <w:kern w:val="0"/>
+                <w:sz w:val="24"/>
+                <w:lang w:val="en-US" w:eastAsia="ru-RU"/>
+                <w14:ligatures w14:val="none"/>
+              </w:rPr>
+              <w:t>supplier_inn</w:t>
+            </w:r>
+            <w:proofErr w:type="spellEnd"/>
+            <w:r>
+              <w:rPr>
+                <w:rFonts w:ascii="Arial" w:eastAsia="Times New Roman" w:hAnsi="Arial" w:cs="Arial"/>
+                <w:kern w:val="0"/>
+                <w:sz w:val="24"/>
+                <w:lang w:val="en-US" w:eastAsia="ru-RU"/>
+                <w14:ligatures w14:val="none"/>
+              </w:rPr>
+              <w:t>}}</w:t>
             </w:r>
           </w:p>
           <w:p>
@@ -2616,7 +4033,29 @@
                 <w:lang w:val="en-US" w:eastAsia="ru-RU"/>
                 <w14:ligatures w14:val="none"/>
               </w:rPr>
-              <w:t>{{supplier_address}}</w:t>
+              <w:t>{{</w:t>
+            </w:r>
+            <w:proofErr w:type="spellStart"/>
+            <w:r>
+              <w:rPr>
+                <w:rFonts w:ascii="Arial" w:eastAsia="Times New Roman" w:hAnsi="Arial" w:cs="Arial"/>
+                <w:kern w:val="0"/>
+                <w:sz w:val="24"/>
+                <w:lang w:val="en-US" w:eastAsia="ru-RU"/>
+                <w14:ligatures w14:val="none"/>
+              </w:rPr>
+              <w:t>supplier_address</w:t>
+            </w:r>
+            <w:proofErr w:type="spellEnd"/>
+            <w:r>
+              <w:rPr>
+                <w:rFonts w:ascii="Arial" w:eastAsia="Times New Roman" w:hAnsi="Arial" w:cs="Arial"/>
+                <w:kern w:val="0"/>
+                <w:sz w:val="24"/>
+                <w:lang w:val="en-US" w:eastAsia="ru-RU"/>
+                <w14:ligatures w14:val="none"/>
+              </w:rPr>
+              <w:t>}}</w:t>
             </w:r>
           </w:p>
           <w:p>
@@ -2643,6 +4082,7 @@
                 <w:lang w:val="en-US" w:eastAsia="ru-RU"/>
                 <w14:ligatures w14:val="none"/>
               </w:rPr>
+              <w:lastRenderedPageBreak/>
               <w:t>____________________</w:t>
             </w:r>
             <w:r>
@@ -2653,7 +4093,29 @@
                 <w:lang w:val="en-US" w:eastAsia="ru-RU"/>
                 <w14:ligatures w14:val="none"/>
               </w:rPr>
-              <w:t>{{supplier_director}}</w:t>
+              <w:t>{{</w:t>
+            </w:r>
+            <w:proofErr w:type="spellStart"/>
+            <w:r>
+              <w:rPr>
+                <w:rFonts w:ascii="Arial" w:eastAsia="Times New Roman" w:hAnsi="Arial" w:cs="Arial"/>
+                <w:kern w:val="0"/>
+                <w:sz w:val="24"/>
+                <w:lang w:val="en-US" w:eastAsia="ru-RU"/>
+                <w14:ligatures w14:val="none"/>
+              </w:rPr>
+              <w:t>supplier_director</w:t>
+            </w:r>
+            <w:proofErr w:type="spellEnd"/>
+            <w:r>
+              <w:rPr>
+                <w:rFonts w:ascii="Arial" w:eastAsia="Times New Roman" w:hAnsi="Arial" w:cs="Arial"/>
+                <w:kern w:val="0"/>
+                <w:sz w:val="24"/>
+                <w:lang w:val="en-US" w:eastAsia="ru-RU"/>
+                <w14:ligatures w14:val="none"/>
+              </w:rPr>
+              <w:t>}}</w:t>
             </w:r>
           </w:p>
         </w:tc>
@@ -2692,6 +4154,7 @@
                 <w:lang w:eastAsia="ru-RU"/>
                 <w14:ligatures w14:val="none"/>
               </w:rPr>
+              <w:lastRenderedPageBreak/>
               <w:t>Покупатель</w:t>
             </w:r>
           </w:p>
@@ -2923,6 +4386,7 @@
                 <w:lang w:eastAsia="ru-RU"/>
                 <w14:ligatures w14:val="none"/>
               </w:rPr>
+              <w:lastRenderedPageBreak/>
               <w:t>БИК</w:t>
             </w:r>
             <w:r>
@@ -2970,7 +4434,29 @@
                 <w:lang w:val="en-US" w:eastAsia="ru-RU"/>
                 <w14:ligatures w14:val="none"/>
               </w:rPr>
-              <w:t>{{buyer_director}}</w:t>
+              <w:t>{{</w:t>
+            </w:r>
+            <w:proofErr w:type="spellStart"/>
+            <w:r>
+              <w:rPr>
+                <w:rFonts w:ascii="Arial" w:eastAsia="Times New Roman" w:hAnsi="Arial" w:cs="Arial"/>
+                <w:kern w:val="0"/>
+                <w:sz w:val="24"/>
+                <w:lang w:val="en-US" w:eastAsia="ru-RU"/>
+                <w14:ligatures w14:val="none"/>
+              </w:rPr>
+              <w:t>buyer_director</w:t>
+            </w:r>
+            <w:proofErr w:type="spellEnd"/>
+            <w:r>
+              <w:rPr>
+                <w:rFonts w:ascii="Arial" w:eastAsia="Times New Roman" w:hAnsi="Arial" w:cs="Arial"/>
+                <w:kern w:val="0"/>
+                <w:sz w:val="24"/>
+                <w:lang w:val="en-US" w:eastAsia="ru-RU"/>
+                <w14:ligatures w14:val="none"/>
+              </w:rPr>
+              <w:t>}}</w:t>
             </w:r>
           </w:p>
           <w:p>
@@ -3007,7 +4493,29 @@
                 <w:lang w:val="en-US" w:eastAsia="ru-RU"/>
                 <w14:ligatures w14:val="none"/>
               </w:rPr>
-              <w:t>{{buyer_accountant}}</w:t>
+              <w:t>{{</w:t>
+            </w:r>
+            <w:proofErr w:type="spellStart"/>
+            <w:r>
+              <w:rPr>
+                <w:rFonts w:ascii="Arial" w:eastAsia="Times New Roman" w:hAnsi="Arial" w:cs="Arial"/>
+                <w:kern w:val="0"/>
+                <w:sz w:val="24"/>
+                <w:lang w:val="en-US" w:eastAsia="ru-RU"/>
+                <w14:ligatures w14:val="none"/>
+              </w:rPr>
+              <w:t>buyer_accountant</w:t>
+            </w:r>
+            <w:proofErr w:type="spellEnd"/>
+            <w:r>
+              <w:rPr>
+                <w:rFonts w:ascii="Arial" w:eastAsia="Times New Roman" w:hAnsi="Arial" w:cs="Arial"/>
+                <w:kern w:val="0"/>
+                <w:sz w:val="24"/>
+                <w:lang w:val="en-US" w:eastAsia="ru-RU"/>
+                <w14:ligatures w14:val="none"/>
+              </w:rPr>
+              <w:t>}}</w:t>
             </w:r>
           </w:p>
           <w:p>
@@ -3066,7 +4574,29 @@
                 <w:lang w:val="en-US" w:eastAsia="ru-RU"/>
                 <w14:ligatures w14:val="none"/>
               </w:rPr>
-              <w:t>{buyer_manager }}</w:t>
+              <w:t>{</w:t>
+            </w:r>
+            <w:proofErr w:type="spellStart"/>
+            <w:r>
+              <w:rPr>
+                <w:rFonts w:ascii="Arial" w:eastAsia="Times New Roman" w:hAnsi="Arial" w:cs="Arial"/>
+                <w:kern w:val="0"/>
+                <w:sz w:val="24"/>
+                <w:lang w:val="en-US" w:eastAsia="ru-RU"/>
+                <w14:ligatures w14:val="none"/>
+              </w:rPr>
+              <w:t>buyer_manager</w:t>
+            </w:r>
+            <w:proofErr w:type="spellEnd"/>
+            <w:r>
+              <w:rPr>
+                <w:rFonts w:ascii="Arial" w:eastAsia="Times New Roman" w:hAnsi="Arial" w:cs="Arial"/>
+                <w:kern w:val="0"/>
+                <w:sz w:val="24"/>
+                <w:lang w:val="en-US" w:eastAsia="ru-RU"/>
+                <w14:ligatures w14:val="none"/>
+              </w:rPr>
+              <w:t xml:space="preserve"> }}</w:t>
             </w:r>
           </w:p>
           <w:p>
@@ -3742,6 +5272,7 @@
   <w:style w:type="character" w:default="1" w:styleId="a0">
     <w:name w:val="Default Paragraph Font"/>
     <w:uiPriority w:val="1"/>
+    <w:semiHidden/>
     <w:unhideWhenUsed/>
   </w:style>
   <w:style w:type="table" w:default="1" w:styleId="a1">
